--- a/Decisiones_de_diseno.docx
+++ b/Decisiones_de_diseno.docx
@@ -108,7 +108,7 @@
     <w:sdt>
       <w:sdtPr>
         <w:alias w:val="Índice"/>
-        <w:id w:val="-840929467"/>
+        <w:id w:val="1051041428"/>
       </w:sdtPr>
       <w:sdtEndPr/>
       <w:sdtContent>
@@ -131,7 +131,7 @@
           <w:r>
             <w:fldChar w:fldCharType="separate"/>
           </w:r>
-          <w:hyperlink w:anchor="_Toc243480450" w:history="1">
+          <w:hyperlink w:anchor="_Toc243598676" w:history="1">
             <w:r>
               <w:rPr>
                 <w:rStyle w:val="Hipervnculo"/>
@@ -155,7 +155,7 @@
               <w:rPr>
                 <w:noProof/>
               </w:rPr>
-              <w:instrText xml:space="preserve"> PAGEREF _Toc243480450 \h </w:instrText>
+              <w:instrText xml:space="preserve"> PAGEREF _Toc243598676 \h </w:instrText>
             </w:r>
             <w:r>
               <w:rPr>
@@ -192,7 +192,7 @@
               <w:noProof/>
             </w:rPr>
           </w:pPr>
-          <w:hyperlink w:anchor="_Toc243480451" w:history="1">
+          <w:hyperlink w:anchor="_Toc243598677" w:history="1">
             <w:r>
               <w:rPr>
                 <w:rStyle w:val="Hipervnculo"/>
@@ -216,7 +216,7 @@
               <w:rPr>
                 <w:noProof/>
               </w:rPr>
-              <w:instrText xml:space="preserve"> PAGEREF _Toc243480451 \h </w:instrText>
+              <w:instrText xml:space="preserve"> PAGEREF _Toc243598677 \h </w:instrText>
             </w:r>
             <w:r>
               <w:rPr>
@@ -253,7 +253,7 @@
               <w:noProof/>
             </w:rPr>
           </w:pPr>
-          <w:hyperlink w:anchor="_Toc243480452" w:history="1">
+          <w:hyperlink w:anchor="_Toc243598678" w:history="1">
             <w:r>
               <w:rPr>
                 <w:rStyle w:val="Hipervnculo"/>
@@ -277,7 +277,7 @@
               <w:rPr>
                 <w:noProof/>
               </w:rPr>
-              <w:instrText xml:space="preserve"> PAGEREF _Toc243480452 \h </w:instrText>
+              <w:instrText xml:space="preserve"> PAGEREF _Toc243598678 \h </w:instrText>
             </w:r>
             <w:r>
               <w:rPr>
@@ -314,7 +314,7 @@
               <w:noProof/>
             </w:rPr>
           </w:pPr>
-          <w:hyperlink w:anchor="_Toc243480453" w:history="1">
+          <w:hyperlink w:anchor="_Toc243598679" w:history="1">
             <w:r>
               <w:rPr>
                 <w:rStyle w:val="Hipervnculo"/>
@@ -338,7 +338,7 @@
               <w:rPr>
                 <w:noProof/>
               </w:rPr>
-              <w:instrText xml:space="preserve"> PAGEREF _Toc243480453 \h </w:instrText>
+              <w:instrText xml:space="preserve"> PAGEREF _Toc243598679 \h </w:instrText>
             </w:r>
             <w:r>
               <w:rPr>
@@ -375,7 +375,7 @@
               <w:noProof/>
             </w:rPr>
           </w:pPr>
-          <w:hyperlink w:anchor="_Toc243480454" w:history="1">
+          <w:hyperlink w:anchor="_Toc243598680" w:history="1">
             <w:r>
               <w:rPr>
                 <w:rStyle w:val="Hipervnculo"/>
@@ -399,7 +399,7 @@
               <w:rPr>
                 <w:noProof/>
               </w:rPr>
-              <w:instrText xml:space="preserve"> PAGEREF _Toc243480454 \h </w:instrText>
+              <w:instrText xml:space="preserve"> PAGEREF _Toc243598680 \h </w:instrText>
             </w:r>
             <w:r>
               <w:rPr>
@@ -436,7 +436,7 @@
               <w:noProof/>
             </w:rPr>
           </w:pPr>
-          <w:hyperlink w:anchor="_Toc243480455" w:history="1">
+          <w:hyperlink w:anchor="_Toc243598681" w:history="1">
             <w:r>
               <w:rPr>
                 <w:rStyle w:val="Hipervnculo"/>
@@ -460,7 +460,7 @@
               <w:rPr>
                 <w:noProof/>
               </w:rPr>
-              <w:instrText xml:space="preserve"> PAGEREF _Toc243480455 \h </w:instrText>
+              <w:instrText xml:space="preserve"> PAGEREF _Toc243598681 \h </w:instrText>
             </w:r>
             <w:r>
               <w:rPr>
@@ -497,7 +497,7 @@
               <w:noProof/>
             </w:rPr>
           </w:pPr>
-          <w:hyperlink w:anchor="_Toc243480456" w:history="1">
+          <w:hyperlink w:anchor="_Toc243598682" w:history="1">
             <w:r>
               <w:rPr>
                 <w:rStyle w:val="Hipervnculo"/>
@@ -521,7 +521,7 @@
               <w:rPr>
                 <w:noProof/>
               </w:rPr>
-              <w:instrText xml:space="preserve"> PAGEREF _Toc243480456 \h </w:instrText>
+              <w:instrText xml:space="preserve"> PAGEREF _Toc243598682 \h </w:instrText>
             </w:r>
             <w:r>
               <w:rPr>
@@ -558,7 +558,7 @@
               <w:noProof/>
             </w:rPr>
           </w:pPr>
-          <w:hyperlink w:anchor="_Toc243480457" w:history="1">
+          <w:hyperlink w:anchor="_Toc243598683" w:history="1">
             <w:r>
               <w:rPr>
                 <w:rStyle w:val="Hipervnculo"/>
@@ -582,7 +582,7 @@
               <w:rPr>
                 <w:noProof/>
               </w:rPr>
-              <w:instrText xml:space="preserve"> PAGEREF _Toc243480457 \h </w:instrText>
+              <w:instrText xml:space="preserve"> PAGEREF _Toc243598683 \h </w:instrText>
             </w:r>
             <w:r>
               <w:rPr>
@@ -619,7 +619,7 @@
               <w:noProof/>
             </w:rPr>
           </w:pPr>
-          <w:hyperlink w:anchor="_Toc243480458" w:history="1">
+          <w:hyperlink w:anchor="_Toc243598684" w:history="1">
             <w:r>
               <w:rPr>
                 <w:rStyle w:val="Hipervnculo"/>
@@ -643,7 +643,7 @@
               <w:rPr>
                 <w:noProof/>
               </w:rPr>
-              <w:instrText xml:space="preserve"> PAGEREF _Toc243480458 \h </w:instrText>
+              <w:instrText xml:space="preserve"> PAGEREF _Toc243598684 \h </w:instrText>
             </w:r>
             <w:r>
               <w:rPr>
@@ -680,7 +680,7 @@
               <w:noProof/>
             </w:rPr>
           </w:pPr>
-          <w:hyperlink w:anchor="_Toc243480459" w:history="1">
+          <w:hyperlink w:anchor="_Toc243598685" w:history="1">
             <w:r>
               <w:rPr>
                 <w:rStyle w:val="Hipervnculo"/>
@@ -704,7 +704,7 @@
               <w:rPr>
                 <w:noProof/>
               </w:rPr>
-              <w:instrText xml:space="preserve"> PAGEREF _Toc243480459 \h </w:instrText>
+              <w:instrText xml:space="preserve"> PAGEREF _Toc243598685 \h </w:instrText>
             </w:r>
             <w:r>
               <w:rPr>
@@ -741,7 +741,7 @@
               <w:noProof/>
             </w:rPr>
           </w:pPr>
-          <w:hyperlink w:anchor="_Toc243480460" w:history="1">
+          <w:hyperlink w:anchor="_Toc243598686" w:history="1">
             <w:r>
               <w:rPr>
                 <w:rStyle w:val="Hipervnculo"/>
@@ -765,7 +765,7 @@
               <w:rPr>
                 <w:noProof/>
               </w:rPr>
-              <w:instrText xml:space="preserve"> PAGEREF _Toc243480460 \h </w:instrText>
+              <w:instrText xml:space="preserve"> PAGEREF _Toc243598686 \h </w:instrText>
             </w:r>
             <w:r>
               <w:rPr>
@@ -802,7 +802,7 @@
               <w:noProof/>
             </w:rPr>
           </w:pPr>
-          <w:hyperlink w:anchor="_Toc243480461" w:history="1">
+          <w:hyperlink w:anchor="_Toc243598687" w:history="1">
             <w:r>
               <w:rPr>
                 <w:rStyle w:val="Hipervnculo"/>
@@ -826,7 +826,7 @@
               <w:rPr>
                 <w:noProof/>
               </w:rPr>
-              <w:instrText xml:space="preserve"> PAGEREF _Toc243480461 \h </w:instrText>
+              <w:instrText xml:space="preserve"> PAGEREF _Toc243598687 \h </w:instrText>
             </w:r>
             <w:r>
               <w:rPr>
@@ -863,7 +863,7 @@
               <w:noProof/>
             </w:rPr>
           </w:pPr>
-          <w:hyperlink w:anchor="_Toc243480462" w:history="1">
+          <w:hyperlink w:anchor="_Toc243598688" w:history="1">
             <w:r>
               <w:rPr>
                 <w:rStyle w:val="Hipervnculo"/>
@@ -887,7 +887,7 @@
               <w:rPr>
                 <w:noProof/>
               </w:rPr>
-              <w:instrText xml:space="preserve"> PAGEREF _Toc243480462 \h </w:instrText>
+              <w:instrText xml:space="preserve"> PAGEREF _Toc243598688 \h </w:instrText>
             </w:r>
             <w:r>
               <w:rPr>
@@ -924,7 +924,7 @@
               <w:noProof/>
             </w:rPr>
           </w:pPr>
-          <w:hyperlink w:anchor="_Toc243480463" w:history="1">
+          <w:hyperlink w:anchor="_Toc243598689" w:history="1">
             <w:r>
               <w:rPr>
                 <w:rStyle w:val="Hipervnculo"/>
@@ -948,7 +948,7 @@
               <w:rPr>
                 <w:noProof/>
               </w:rPr>
-              <w:instrText xml:space="preserve"> PAGEREF _Toc243480463 \h </w:instrText>
+              <w:instrText xml:space="preserve"> PAGEREF _Toc243598689 \h </w:instrText>
             </w:r>
             <w:r>
               <w:rPr>
@@ -985,7 +985,7 @@
               <w:noProof/>
             </w:rPr>
           </w:pPr>
-          <w:hyperlink w:anchor="_Toc243480464" w:history="1">
+          <w:hyperlink w:anchor="_Toc243598690" w:history="1">
             <w:r>
               <w:rPr>
                 <w:rStyle w:val="Hipervnculo"/>
@@ -1009,7 +1009,7 @@
               <w:rPr>
                 <w:noProof/>
               </w:rPr>
-              <w:instrText xml:space="preserve"> PAGEREF _Toc243480464 \h </w:instrText>
+              <w:instrText xml:space="preserve"> PAGEREF _Toc243598690 \h </w:instrText>
             </w:r>
             <w:r>
               <w:rPr>
@@ -1046,7 +1046,7 @@
               <w:noProof/>
             </w:rPr>
           </w:pPr>
-          <w:hyperlink w:anchor="_Toc243480465" w:history="1">
+          <w:hyperlink w:anchor="_Toc243598691" w:history="1">
             <w:r>
               <w:rPr>
                 <w:rStyle w:val="Hipervnculo"/>
@@ -1070,7 +1070,7 @@
               <w:rPr>
                 <w:noProof/>
               </w:rPr>
-              <w:instrText xml:space="preserve"> PAGEREF _Toc243480465 \h </w:instrText>
+              <w:instrText xml:space="preserve"> PAGEREF _Toc243598691 \h </w:instrText>
             </w:r>
             <w:r>
               <w:rPr>
@@ -1107,7 +1107,7 @@
               <w:noProof/>
             </w:rPr>
           </w:pPr>
-          <w:hyperlink w:anchor="_Toc243480466" w:history="1">
+          <w:hyperlink w:anchor="_Toc243598692" w:history="1">
             <w:r>
               <w:rPr>
                 <w:rStyle w:val="Hipervnculo"/>
@@ -1131,7 +1131,7 @@
               <w:rPr>
                 <w:noProof/>
               </w:rPr>
-              <w:instrText xml:space="preserve"> PAGEREF _Toc243480466 \h </w:instrText>
+              <w:instrText xml:space="preserve"> PAGEREF _Toc243598692 \h </w:instrText>
             </w:r>
             <w:r>
               <w:rPr>
@@ -1168,7 +1168,7 @@
               <w:noProof/>
             </w:rPr>
           </w:pPr>
-          <w:hyperlink w:anchor="_Toc243480467" w:history="1">
+          <w:hyperlink w:anchor="_Toc243598693" w:history="1">
             <w:r>
               <w:rPr>
                 <w:rStyle w:val="Hipervnculo"/>
@@ -1192,7 +1192,7 @@
               <w:rPr>
                 <w:noProof/>
               </w:rPr>
-              <w:instrText xml:space="preserve"> PAGEREF _Toc243480467 \h </w:instrText>
+              <w:instrText xml:space="preserve"> PAGEREF _Toc243598693 \h </w:instrText>
             </w:r>
             <w:r>
               <w:rPr>
@@ -1229,7 +1229,7 @@
               <w:noProof/>
             </w:rPr>
           </w:pPr>
-          <w:hyperlink w:anchor="_Toc243480468" w:history="1">
+          <w:hyperlink w:anchor="_Toc243598694" w:history="1">
             <w:r>
               <w:rPr>
                 <w:rStyle w:val="Hipervnculo"/>
@@ -1253,7 +1253,7 @@
               <w:rPr>
                 <w:noProof/>
               </w:rPr>
-              <w:instrText xml:space="preserve"> PAGEREF _Toc243480468 \h </w:instrText>
+              <w:instrText xml:space="preserve"> PAGEREF _Toc243598694 \h </w:instrText>
             </w:r>
             <w:r>
               <w:rPr>
@@ -1290,7 +1290,7 @@
               <w:noProof/>
             </w:rPr>
           </w:pPr>
-          <w:hyperlink w:anchor="_Toc243480469" w:history="1">
+          <w:hyperlink w:anchor="_Toc243598695" w:history="1">
             <w:r>
               <w:rPr>
                 <w:rStyle w:val="Hipervnculo"/>
@@ -1314,7 +1314,7 @@
               <w:rPr>
                 <w:noProof/>
               </w:rPr>
-              <w:instrText xml:space="preserve"> PAGEREF _Toc243480469 \h </w:instrText>
+              <w:instrText xml:space="preserve"> PAGEREF _Toc243598695 \h </w:instrText>
             </w:r>
             <w:r>
               <w:rPr>
@@ -1351,7 +1351,7 @@
               <w:noProof/>
             </w:rPr>
           </w:pPr>
-          <w:hyperlink w:anchor="_Toc243480470" w:history="1">
+          <w:hyperlink w:anchor="_Toc243598696" w:history="1">
             <w:r>
               <w:rPr>
                 <w:rStyle w:val="Hipervnculo"/>
@@ -1375,7 +1375,7 @@
               <w:rPr>
                 <w:noProof/>
               </w:rPr>
-              <w:instrText xml:space="preserve"> PAGEREF _Toc243480470 \h </w:instrText>
+              <w:instrText xml:space="preserve"> PAGEREF _Toc243598696 \h </w:instrText>
             </w:r>
             <w:r>
               <w:rPr>
@@ -1412,7 +1412,7 @@
               <w:noProof/>
             </w:rPr>
           </w:pPr>
-          <w:hyperlink w:anchor="_Toc243480471" w:history="1">
+          <w:hyperlink w:anchor="_Toc243598697" w:history="1">
             <w:r>
               <w:rPr>
                 <w:rStyle w:val="Hipervnculo"/>
@@ -1436,7 +1436,7 @@
               <w:rPr>
                 <w:noProof/>
               </w:rPr>
-              <w:instrText xml:space="preserve"> PAGEREF _Toc243480471 \h </w:instrText>
+              <w:instrText xml:space="preserve"> PAGEREF _Toc243598697 \h </w:instrText>
             </w:r>
             <w:r>
               <w:rPr>
@@ -1473,7 +1473,7 @@
               <w:noProof/>
             </w:rPr>
           </w:pPr>
-          <w:hyperlink w:anchor="_Toc243480472" w:history="1">
+          <w:hyperlink w:anchor="_Toc243598698" w:history="1">
             <w:r>
               <w:rPr>
                 <w:rStyle w:val="Hipervnculo"/>
@@ -1497,7 +1497,7 @@
               <w:rPr>
                 <w:noProof/>
               </w:rPr>
-              <w:instrText xml:space="preserve"> PAGEREF _Toc243480472 \h </w:instrText>
+              <w:instrText xml:space="preserve"> PAGEREF _Toc243598698 \h </w:instrText>
             </w:r>
             <w:r>
               <w:rPr>
@@ -1534,7 +1534,7 @@
               <w:noProof/>
             </w:rPr>
           </w:pPr>
-          <w:hyperlink w:anchor="_Toc243480473" w:history="1">
+          <w:hyperlink w:anchor="_Toc243598699" w:history="1">
             <w:r>
               <w:rPr>
                 <w:rStyle w:val="Hipervnculo"/>
@@ -1558,7 +1558,7 @@
               <w:rPr>
                 <w:noProof/>
               </w:rPr>
-              <w:instrText xml:space="preserve"> PAGEREF _Toc243480473 \h </w:instrText>
+              <w:instrText xml:space="preserve"> PAGEREF _Toc243598699 \h </w:instrText>
             </w:r>
             <w:r>
               <w:rPr>
@@ -1576,6 +1576,128 @@
                 <w:noProof/>
               </w:rPr>
               <w:t>18</w:t>
+            </w:r>
+            <w:r>
+              <w:rPr>
+                <w:noProof/>
+              </w:rPr>
+              <w:fldChar w:fldCharType="end"/>
+            </w:r>
+          </w:hyperlink>
+        </w:p>
+        <w:p>
+          <w:pPr>
+            <w:pStyle w:val="TDC2"/>
+            <w:tabs>
+              <w:tab w:val="right" w:leader="dot" w:pos="9016"/>
+            </w:tabs>
+            <w:rPr>
+              <w:noProof/>
+            </w:rPr>
+          </w:pPr>
+          <w:hyperlink w:anchor="_Toc243598700" w:history="1">
+            <w:r>
+              <w:rPr>
+                <w:rStyle w:val="Hipervnculo"/>
+                <w:noProof/>
+              </w:rPr>
+              <w:t>7.2 Detalle con cómo llegar</w:t>
+            </w:r>
+            <w:r>
+              <w:rPr>
+                <w:noProof/>
+              </w:rPr>
+              <w:tab/>
+            </w:r>
+            <w:r>
+              <w:rPr>
+                <w:noProof/>
+              </w:rPr>
+              <w:fldChar w:fldCharType="begin"/>
+            </w:r>
+            <w:r>
+              <w:rPr>
+                <w:noProof/>
+              </w:rPr>
+              <w:instrText xml:space="preserve"> PAGEREF _Toc243598700 \h </w:instrText>
+            </w:r>
+            <w:r>
+              <w:rPr>
+                <w:noProof/>
+              </w:rPr>
+            </w:r>
+            <w:r>
+              <w:rPr>
+                <w:noProof/>
+              </w:rPr>
+              <w:fldChar w:fldCharType="separate"/>
+            </w:r>
+            <w:r>
+              <w:rPr>
+                <w:noProof/>
+              </w:rPr>
+              <w:t>18</w:t>
+            </w:r>
+            <w:r>
+              <w:rPr>
+                <w:noProof/>
+              </w:rPr>
+              <w:fldChar w:fldCharType="end"/>
+            </w:r>
+          </w:hyperlink>
+        </w:p>
+        <w:p>
+          <w:pPr>
+            <w:pStyle w:val="TDC2"/>
+            <w:tabs>
+              <w:tab w:val="right" w:leader="dot" w:pos="9016"/>
+            </w:tabs>
+            <w:rPr>
+              <w:noProof/>
+            </w:rPr>
+          </w:pPr>
+          <w:hyperlink w:anchor="_Toc243598701" w:history="1">
+            <w:r>
+              <w:rPr>
+                <w:rStyle w:val="Hipervnculo"/>
+                <w:noProof/>
+              </w:rPr>
+              <w:t>7.3 Filtros del mapa</w:t>
+            </w:r>
+            <w:r>
+              <w:rPr>
+                <w:noProof/>
+              </w:rPr>
+              <w:tab/>
+            </w:r>
+            <w:r>
+              <w:rPr>
+                <w:noProof/>
+              </w:rPr>
+              <w:fldChar w:fldCharType="begin"/>
+            </w:r>
+            <w:r>
+              <w:rPr>
+                <w:noProof/>
+              </w:rPr>
+              <w:instrText xml:space="preserve"> PAGEREF _Toc243598701 \h </w:instrText>
+            </w:r>
+            <w:r>
+              <w:rPr>
+                <w:noProof/>
+              </w:rPr>
+            </w:r>
+            <w:r>
+              <w:rPr>
+                <w:noProof/>
+              </w:rPr>
+              <w:fldChar w:fldCharType="separate"/>
+            </w:r>
+            <w:r>
+              <w:rPr>
+                <w:noProof/>
+              </w:rPr>
+              <w:t>19</w:t>
             </w:r>
             <w:r>
               <w:rPr>
@@ -1595,7 +1717,7 @@
               <w:noProof/>
             </w:rPr>
           </w:pPr>
-          <w:hyperlink w:anchor="_Toc243480474" w:history="1">
+          <w:hyperlink w:anchor="_Toc243598702" w:history="1">
             <w:r>
               <w:rPr>
                 <w:rStyle w:val="Hipervnculo"/>
@@ -1619,7 +1741,7 @@
               <w:rPr>
                 <w:noProof/>
               </w:rPr>
-              <w:instrText xml:space="preserve"> PAGEREF _Toc243480474 \h </w:instrText>
+              <w:instrText xml:space="preserve"> PAGEREF _Toc243598702 \h </w:instrText>
             </w:r>
             <w:r>
               <w:rPr>
@@ -1636,7 +1758,129 @@
               <w:rPr>
                 <w:noProof/>
               </w:rPr>
-              <w:t>19</w:t>
+              <w:t>20</w:t>
+            </w:r>
+            <w:r>
+              <w:rPr>
+                <w:noProof/>
+              </w:rPr>
+              <w:fldChar w:fldCharType="end"/>
+            </w:r>
+          </w:hyperlink>
+        </w:p>
+        <w:p>
+          <w:pPr>
+            <w:pStyle w:val="TDC2"/>
+            <w:tabs>
+              <w:tab w:val="right" w:leader="dot" w:pos="9016"/>
+            </w:tabs>
+            <w:rPr>
+              <w:noProof/>
+            </w:rPr>
+          </w:pPr>
+          <w:hyperlink w:anchor="_Toc243598703" w:history="1">
+            <w:r>
+              <w:rPr>
+                <w:rStyle w:val="Hipervnculo"/>
+                <w:noProof/>
+              </w:rPr>
+              <w:t>8.1 Modo oscuro</w:t>
+            </w:r>
+            <w:r>
+              <w:rPr>
+                <w:noProof/>
+              </w:rPr>
+              <w:tab/>
+            </w:r>
+            <w:r>
+              <w:rPr>
+                <w:noProof/>
+              </w:rPr>
+              <w:fldChar w:fldCharType="begin"/>
+            </w:r>
+            <w:r>
+              <w:rPr>
+                <w:noProof/>
+              </w:rPr>
+              <w:instrText xml:space="preserve"> PAGEREF _Toc243598703 \h </w:instrText>
+            </w:r>
+            <w:r>
+              <w:rPr>
+                <w:noProof/>
+              </w:rPr>
+            </w:r>
+            <w:r>
+              <w:rPr>
+                <w:noProof/>
+              </w:rPr>
+              <w:fldChar w:fldCharType="separate"/>
+            </w:r>
+            <w:r>
+              <w:rPr>
+                <w:noProof/>
+              </w:rPr>
+              <w:t>20</w:t>
+            </w:r>
+            <w:r>
+              <w:rPr>
+                <w:noProof/>
+              </w:rPr>
+              <w:fldChar w:fldCharType="end"/>
+            </w:r>
+          </w:hyperlink>
+        </w:p>
+        <w:p>
+          <w:pPr>
+            <w:pStyle w:val="TDC2"/>
+            <w:tabs>
+              <w:tab w:val="right" w:leader="dot" w:pos="9016"/>
+            </w:tabs>
+            <w:rPr>
+              <w:noProof/>
+            </w:rPr>
+          </w:pPr>
+          <w:hyperlink w:anchor="_Toc243598704" w:history="1">
+            <w:r>
+              <w:rPr>
+                <w:rStyle w:val="Hipervnculo"/>
+                <w:noProof/>
+              </w:rPr>
+              <w:t>8.2 Icono de la app</w:t>
+            </w:r>
+            <w:r>
+              <w:rPr>
+                <w:noProof/>
+              </w:rPr>
+              <w:tab/>
+            </w:r>
+            <w:r>
+              <w:rPr>
+                <w:noProof/>
+              </w:rPr>
+              <w:fldChar w:fldCharType="begin"/>
+            </w:r>
+            <w:r>
+              <w:rPr>
+                <w:noProof/>
+              </w:rPr>
+              <w:instrText xml:space="preserve"> PAGEREF _Toc243598704 \h </w:instrText>
+            </w:r>
+            <w:r>
+              <w:rPr>
+                <w:noProof/>
+              </w:rPr>
+            </w:r>
+            <w:r>
+              <w:rPr>
+                <w:noProof/>
+              </w:rPr>
+              <w:fldChar w:fldCharType="separate"/>
+            </w:r>
+            <w:r>
+              <w:rPr>
+                <w:noProof/>
+              </w:rPr>
+              <w:t>20</w:t>
             </w:r>
             <w:r>
               <w:rPr>
@@ -1656,7 +1900,7 @@
               <w:noProof/>
             </w:rPr>
           </w:pPr>
-          <w:hyperlink w:anchor="_Toc243480475" w:history="1">
+          <w:hyperlink w:anchor="_Toc243598705" w:history="1">
             <w:r>
               <w:rPr>
                 <w:rStyle w:val="Hipervnculo"/>
@@ -1680,7 +1924,7 @@
               <w:rPr>
                 <w:noProof/>
               </w:rPr>
-              <w:instrText xml:space="preserve"> PAGEREF _Toc243480475 \h </w:instrText>
+              <w:instrText xml:space="preserve"> PAGEREF _Toc243598705 \h </w:instrText>
             </w:r>
             <w:r>
               <w:rPr>
@@ -1697,7 +1941,7 @@
               <w:rPr>
                 <w:noProof/>
               </w:rPr>
-              <w:t>20</w:t>
+              <w:t>21</w:t>
             </w:r>
             <w:r>
               <w:rPr>
@@ -1717,7 +1961,7 @@
               <w:noProof/>
             </w:rPr>
           </w:pPr>
-          <w:hyperlink w:anchor="_Toc243480476" w:history="1">
+          <w:hyperlink w:anchor="_Toc243598706" w:history="1">
             <w:r>
               <w:rPr>
                 <w:rStyle w:val="Hipervnculo"/>
@@ -1741,7 +1985,7 @@
               <w:rPr>
                 <w:noProof/>
               </w:rPr>
-              <w:instrText xml:space="preserve"> PAGEREF _Toc243480476 \h </w:instrText>
+              <w:instrText xml:space="preserve"> PAGEREF _Toc243598706 \h </w:instrText>
             </w:r>
             <w:r>
               <w:rPr>
@@ -1758,7 +2002,7 @@
               <w:rPr>
                 <w:noProof/>
               </w:rPr>
-              <w:t>20</w:t>
+              <w:t>21</w:t>
             </w:r>
             <w:r>
               <w:rPr>
@@ -1778,7 +2022,7 @@
               <w:noProof/>
             </w:rPr>
           </w:pPr>
-          <w:hyperlink w:anchor="_Toc243480477" w:history="1">
+          <w:hyperlink w:anchor="_Toc243598707" w:history="1">
             <w:r>
               <w:rPr>
                 <w:rStyle w:val="Hipervnculo"/>
@@ -1802,7 +2046,7 @@
               <w:rPr>
                 <w:noProof/>
               </w:rPr>
-              <w:instrText xml:space="preserve"> PAGEREF _Toc243480477 \h </w:instrText>
+              <w:instrText xml:space="preserve"> PAGEREF _Toc243598707 \h </w:instrText>
             </w:r>
             <w:r>
               <w:rPr>
@@ -1819,7 +2063,7 @@
               <w:rPr>
                 <w:noProof/>
               </w:rPr>
-              <w:t>21</w:t>
+              <w:t>22</w:t>
             </w:r>
             <w:r>
               <w:rPr>
@@ -1839,7 +2083,7 @@
               <w:noProof/>
             </w:rPr>
           </w:pPr>
-          <w:hyperlink w:anchor="_Toc243480478" w:history="1">
+          <w:hyperlink w:anchor="_Toc243598708" w:history="1">
             <w:r>
               <w:rPr>
                 <w:rStyle w:val="Hipervnculo"/>
@@ -1863,7 +2107,7 @@
               <w:rPr>
                 <w:noProof/>
               </w:rPr>
-              <w:instrText xml:space="preserve"> PAGEREF _Toc243480478 \h </w:instrText>
+              <w:instrText xml:space="preserve"> PAGEREF _Toc243598708 \h </w:instrText>
             </w:r>
             <w:r>
               <w:rPr>
@@ -1880,7 +2124,7 @@
               <w:rPr>
                 <w:noProof/>
               </w:rPr>
-              <w:t>21</w:t>
+              <w:t>22</w:t>
             </w:r>
             <w:r>
               <w:rPr>
@@ -1900,7 +2144,7 @@
               <w:noProof/>
             </w:rPr>
           </w:pPr>
-          <w:hyperlink w:anchor="_Toc243480479" w:history="1">
+          <w:hyperlink w:anchor="_Toc243598709" w:history="1">
             <w:r>
               <w:rPr>
                 <w:rStyle w:val="Hipervnculo"/>
@@ -1924,7 +2168,7 @@
               <w:rPr>
                 <w:noProof/>
               </w:rPr>
-              <w:instrText xml:space="preserve"> PAGEREF _Toc243480479 \h </w:instrText>
+              <w:instrText xml:space="preserve"> PAGEREF _Toc243598709 \h </w:instrText>
             </w:r>
             <w:r>
               <w:rPr>
@@ -1941,7 +2185,7 @@
               <w:rPr>
                 <w:noProof/>
               </w:rPr>
-              <w:t>22</w:t>
+              <w:t>23</w:t>
             </w:r>
             <w:r>
               <w:rPr>
@@ -1961,7 +2205,7 @@
               <w:noProof/>
             </w:rPr>
           </w:pPr>
-          <w:hyperlink w:anchor="_Toc243480480" w:history="1">
+          <w:hyperlink w:anchor="_Toc243598710" w:history="1">
             <w:r>
               <w:rPr>
                 <w:rStyle w:val="Hipervnculo"/>
@@ -1985,7 +2229,7 @@
               <w:rPr>
                 <w:noProof/>
               </w:rPr>
-              <w:instrText xml:space="preserve"> PAGEREF _Toc243480480 \h </w:instrText>
+              <w:instrText xml:space="preserve"> PAGEREF _Toc243598710 \h </w:instrText>
             </w:r>
             <w:r>
               <w:rPr>
@@ -2002,7 +2246,7 @@
               <w:rPr>
                 <w:noProof/>
               </w:rPr>
-              <w:t>22</w:t>
+              <w:t>23</w:t>
             </w:r>
             <w:r>
               <w:rPr>
@@ -2022,7 +2266,7 @@
               <w:noProof/>
             </w:rPr>
           </w:pPr>
-          <w:hyperlink w:anchor="_Toc243480481" w:history="1">
+          <w:hyperlink w:anchor="_Toc243598711" w:history="1">
             <w:r>
               <w:rPr>
                 <w:rStyle w:val="Hipervnculo"/>
@@ -2046,7 +2290,7 @@
               <w:rPr>
                 <w:noProof/>
               </w:rPr>
-              <w:instrText xml:space="preserve"> PAGEREF _Toc243480481 \h </w:instrText>
+              <w:instrText xml:space="preserve"> PAGEREF _Toc243598711 \h </w:instrText>
             </w:r>
             <w:r>
               <w:rPr>
@@ -2063,7 +2307,7 @@
               <w:rPr>
                 <w:noProof/>
               </w:rPr>
-              <w:t>22</w:t>
+              <w:t>23</w:t>
             </w:r>
             <w:r>
               <w:rPr>
@@ -2083,7 +2327,7 @@
               <w:noProof/>
             </w:rPr>
           </w:pPr>
-          <w:hyperlink w:anchor="_Toc243480482" w:history="1">
+          <w:hyperlink w:anchor="_Toc243598712" w:history="1">
             <w:r>
               <w:rPr>
                 <w:rStyle w:val="Hipervnculo"/>
@@ -2107,7 +2351,7 @@
               <w:rPr>
                 <w:noProof/>
               </w:rPr>
-              <w:instrText xml:space="preserve"> PAGEREF _Toc243480482 \h </w:instrText>
+              <w:instrText xml:space="preserve"> PAGEREF _Toc243598712 \h </w:instrText>
             </w:r>
             <w:r>
               <w:rPr>
@@ -2124,7 +2368,7 @@
               <w:rPr>
                 <w:noProof/>
               </w:rPr>
-              <w:t>22</w:t>
+              <w:t>23</w:t>
             </w:r>
             <w:r>
               <w:rPr>
@@ -2144,7 +2388,7 @@
               <w:noProof/>
             </w:rPr>
           </w:pPr>
-          <w:hyperlink w:anchor="_Toc243480483" w:history="1">
+          <w:hyperlink w:anchor="_Toc243598713" w:history="1">
             <w:r>
               <w:rPr>
                 <w:rStyle w:val="Hipervnculo"/>
@@ -2168,7 +2412,7 @@
               <w:rPr>
                 <w:noProof/>
               </w:rPr>
-              <w:instrText xml:space="preserve"> PAGEREF _Toc243480483 \h </w:instrText>
+              <w:instrText xml:space="preserve"> PAGEREF _Toc243598713 \h </w:instrText>
             </w:r>
             <w:r>
               <w:rPr>
@@ -2185,7 +2429,7 @@
               <w:rPr>
                 <w:noProof/>
               </w:rPr>
-              <w:t>23</w:t>
+              <w:t>24</w:t>
             </w:r>
             <w:r>
               <w:rPr>
@@ -2205,7 +2449,7 @@
               <w:noProof/>
             </w:rPr>
           </w:pPr>
-          <w:hyperlink w:anchor="_Toc243480484" w:history="1">
+          <w:hyperlink w:anchor="_Toc243598714" w:history="1">
             <w:r>
               <w:rPr>
                 <w:rStyle w:val="Hipervnculo"/>
@@ -2229,7 +2473,7 @@
               <w:rPr>
                 <w:noProof/>
               </w:rPr>
-              <w:instrText xml:space="preserve"> PAGEREF _Toc243480484 \h </w:instrText>
+              <w:instrText xml:space="preserve"> PAGEREF _Toc243598714 \h </w:instrText>
             </w:r>
             <w:r>
               <w:rPr>
@@ -2246,7 +2490,7 @@
               <w:rPr>
                 <w:noProof/>
               </w:rPr>
-              <w:t>23</w:t>
+              <w:t>24</w:t>
             </w:r>
             <w:r>
               <w:rPr>
@@ -2266,7 +2510,7 @@
               <w:noProof/>
             </w:rPr>
           </w:pPr>
-          <w:hyperlink w:anchor="_Toc243480485" w:history="1">
+          <w:hyperlink w:anchor="_Toc243598715" w:history="1">
             <w:r>
               <w:rPr>
                 <w:rStyle w:val="Hipervnculo"/>
@@ -2290,7 +2534,7 @@
               <w:rPr>
                 <w:noProof/>
               </w:rPr>
-              <w:instrText xml:space="preserve"> PAGEREF _Toc243480485 \h </w:instrText>
+              <w:instrText xml:space="preserve"> PAGEREF _Toc243598715 \h </w:instrText>
             </w:r>
             <w:r>
               <w:rPr>
@@ -2307,7 +2551,7 @@
               <w:rPr>
                 <w:noProof/>
               </w:rPr>
-              <w:t>25</w:t>
+              <w:t>26</w:t>
             </w:r>
             <w:r>
               <w:rPr>
@@ -2327,7 +2571,7 @@
               <w:noProof/>
             </w:rPr>
           </w:pPr>
-          <w:hyperlink w:anchor="_Toc243480486" w:history="1">
+          <w:hyperlink w:anchor="_Toc243598716" w:history="1">
             <w:r>
               <w:rPr>
                 <w:rStyle w:val="Hipervnculo"/>
@@ -2351,7 +2595,7 @@
               <w:rPr>
                 <w:noProof/>
               </w:rPr>
-              <w:instrText xml:space="preserve"> PAGEREF _Toc243480486 \h </w:instrText>
+              <w:instrText xml:space="preserve"> PAGEREF _Toc243598716 \h </w:instrText>
             </w:r>
             <w:r>
               <w:rPr>
@@ -2368,7 +2612,7 @@
               <w:rPr>
                 <w:noProof/>
               </w:rPr>
-              <w:t>26</w:t>
+              <w:t>27</w:t>
             </w:r>
             <w:r>
               <w:rPr>
@@ -2388,7 +2632,7 @@
               <w:noProof/>
             </w:rPr>
           </w:pPr>
-          <w:hyperlink w:anchor="_Toc243480487" w:history="1">
+          <w:hyperlink w:anchor="_Toc243598717" w:history="1">
             <w:r>
               <w:rPr>
                 <w:rStyle w:val="Hipervnculo"/>
@@ -2412,7 +2656,7 @@
               <w:rPr>
                 <w:noProof/>
               </w:rPr>
-              <w:instrText xml:space="preserve"> PAGEREF _Toc243480487 \h </w:instrText>
+              <w:instrText xml:space="preserve"> PAGEREF _Toc243598717 \h </w:instrText>
             </w:r>
             <w:r>
               <w:rPr>
@@ -2429,7 +2673,7 @@
               <w:rPr>
                 <w:noProof/>
               </w:rPr>
-              <w:t>26</w:t>
+              <w:t>27</w:t>
             </w:r>
             <w:r>
               <w:rPr>
@@ -2449,7 +2693,7 @@
               <w:noProof/>
             </w:rPr>
           </w:pPr>
-          <w:hyperlink w:anchor="_Toc243480488" w:history="1">
+          <w:hyperlink w:anchor="_Toc243598718" w:history="1">
             <w:r>
               <w:rPr>
                 <w:rStyle w:val="Hipervnculo"/>
@@ -2473,7 +2717,7 @@
               <w:rPr>
                 <w:noProof/>
               </w:rPr>
-              <w:instrText xml:space="preserve"> PAGEREF _Toc243480488 \h </w:instrText>
+              <w:instrText xml:space="preserve"> PAGEREF _Toc243598718 \h </w:instrText>
             </w:r>
             <w:r>
               <w:rPr>
@@ -2490,7 +2734,7 @@
               <w:rPr>
                 <w:noProof/>
               </w:rPr>
-              <w:t>26</w:t>
+              <w:t>27</w:t>
             </w:r>
             <w:r>
               <w:rPr>
@@ -2510,7 +2754,7 @@
               <w:noProof/>
             </w:rPr>
           </w:pPr>
-          <w:hyperlink w:anchor="_Toc243480489" w:history="1">
+          <w:hyperlink w:anchor="_Toc243598719" w:history="1">
             <w:r>
               <w:rPr>
                 <w:rStyle w:val="Hipervnculo"/>
@@ -2534,7 +2778,7 @@
               <w:rPr>
                 <w:noProof/>
               </w:rPr>
-              <w:instrText xml:space="preserve"> PAGEREF _Toc243480489 \h </w:instrText>
+              <w:instrText xml:space="preserve"> PAGEREF _Toc243598719 \h </w:instrText>
             </w:r>
             <w:r>
               <w:rPr>
@@ -2551,7 +2795,7 @@
               <w:rPr>
                 <w:noProof/>
               </w:rPr>
-              <w:t>26</w:t>
+              <w:t>27</w:t>
             </w:r>
             <w:r>
               <w:rPr>
@@ -2571,7 +2815,7 @@
               <w:noProof/>
             </w:rPr>
           </w:pPr>
-          <w:hyperlink w:anchor="_Toc243480490" w:history="1">
+          <w:hyperlink w:anchor="_Toc243598720" w:history="1">
             <w:r>
               <w:rPr>
                 <w:rStyle w:val="Hipervnculo"/>
@@ -2595,7 +2839,7 @@
               <w:rPr>
                 <w:noProof/>
               </w:rPr>
-              <w:instrText xml:space="preserve"> PAGEREF _Toc243480490 \h </w:instrText>
+              <w:instrText xml:space="preserve"> PAGEREF _Toc243598720 \h </w:instrText>
             </w:r>
             <w:r>
               <w:rPr>
@@ -2612,7 +2856,7 @@
               <w:rPr>
                 <w:noProof/>
               </w:rPr>
-              <w:t>28</w:t>
+              <w:t>29</w:t>
             </w:r>
             <w:r>
               <w:rPr>
@@ -2647,7 +2891,7 @@
         <w:pStyle w:val="Ttulo1"/>
         <w:pageBreakBefore/>
       </w:pPr>
-      <w:bookmarkStart w:id="0" w:name="_Toc243480450"/>
+      <w:bookmarkStart w:id="0" w:name="_Toc243598676"/>
       <w:r>
         <w:lastRenderedPageBreak/>
         <w:t>1. Qué es CerveLog y criterio general</w:t>
@@ -2702,7 +2946,7 @@
       <w:pPr>
         <w:pStyle w:val="Ttulo2"/>
       </w:pPr>
-      <w:bookmarkStart w:id="1" w:name="_Toc243480451"/>
+      <w:bookmarkStart w:id="1" w:name="_Toc243598677"/>
       <w:r>
         <w:t>1.1 Resumen de cumplimiento</w:t>
       </w:r>
@@ -3708,7 +3952,7 @@
           </w:tcPr>
           <w:p>
             <w:r>
-              <w:t>Mapa comunitario (zona visible + clustering, detalle al tocar un marcador) y perfil con estadísticas.</w:t>
+              <w:t>Mapa comunitario (zona visible + clustering, nombre en cada marcador, filtros por puntuación, estilo y graduación, hoja al tocarlo y detalle con la ruta por calles desde tu ubicación y botón para abrirla en Google Maps) y perfil con estadísticas.</w:t>
             </w:r>
           </w:p>
         </w:tc>
@@ -3750,6 +3994,30 @@
               </w:rPr>
               <w:t>ui/perfil/*</w:t>
             </w:r>
+            <w:r>
+              <w:t xml:space="preserve">, </w:t>
+            </w:r>
+            <w:r>
+              <w:rPr>
+                <w:rFonts w:ascii="Consolas" w:eastAsia="Consolas" w:hAnsi="Consolas" w:cs="Consolas"/>
+                <w:color w:val="5A2E00"/>
+                <w:sz w:val="19"/>
+                <w:szCs w:val="19"/>
+              </w:rPr>
+              <w:t>CalcularRutaUseCase</w:t>
+            </w:r>
+            <w:r>
+              <w:t xml:space="preserve">, </w:t>
+            </w:r>
+            <w:r>
+              <w:rPr>
+                <w:rFonts w:ascii="Consolas" w:eastAsia="Consolas" w:hAnsi="Consolas" w:cs="Consolas"/>
+                <w:color w:val="5A2E00"/>
+                <w:sz w:val="19"/>
+                <w:szCs w:val="19"/>
+              </w:rPr>
+              <w:t>RutaRepositoryImpl</w:t>
+            </w:r>
           </w:p>
         </w:tc>
       </w:tr>
@@ -3759,7 +4027,7 @@
         <w:pStyle w:val="Ttulo1"/>
         <w:pageBreakBefore/>
       </w:pPr>
-      <w:bookmarkStart w:id="2" w:name="_Toc243480452"/>
+      <w:bookmarkStart w:id="2" w:name="_Toc243598678"/>
       <w:r>
         <w:lastRenderedPageBreak/>
         <w:t>2. Tecnologías elegidas y por qué</w:t>
@@ -4238,7 +4506,7 @@
           </w:tcPr>
           <w:p>
             <w:r>
-              <w:t xml:space="preserve">29 tests unitarios que corren en la JVM sin emulador: casos de uso (módulo </w:t>
+              <w:t xml:space="preserve">42 tests unitarios que corren en la JVM sin emulador: casos de uso (módulo </w:t>
             </w:r>
             <w:r>
               <w:rPr>
@@ -4558,7 +4826,7 @@
           </w:tcPr>
           <w:p>
             <w:r>
-              <w:t>Foto</w:t>
+              <w:t>Ruta</w:t>
             </w:r>
           </w:p>
         </w:tc>
@@ -4580,95 +4848,8 @@
           </w:tcPr>
           <w:p>
             <w:r>
-              <w:t>TakePicture + FileProvider, Photo Picker</w:t>
-            </w:r>
-          </w:p>
-        </w:tc>
-        <w:tc>
-          <w:tcPr>
-            <w:tcW w:w="4526" w:type="dxa"/>
-            <w:tcBorders>
-              <w:top w:val="single" w:sz="4" w:space="0" w:color="D9C7B5"/>
-              <w:left w:val="single" w:sz="4" w:space="0" w:color="D9C7B5"/>
-              <w:bottom w:val="single" w:sz="4" w:space="0" w:color="D9C7B5"/>
-              <w:right w:val="single" w:sz="4" w:space="0" w:color="D9C7B5"/>
-            </w:tcBorders>
-            <w:tcMar>
-              <w:top w:w="60" w:type="dxa"/>
-              <w:left w:w="100" w:type="dxa"/>
-              <w:bottom w:w="60" w:type="dxa"/>
-              <w:right w:w="100" w:type="dxa"/>
-            </w:tcMar>
-          </w:tcPr>
-          <w:p>
-            <w:r>
-              <w:t>Se usa la cámara del sistema (sin implementar una propia) y el selector de fotos no necesita permisos.</w:t>
-            </w:r>
-          </w:p>
-        </w:tc>
-      </w:tr>
-      <w:tr>
-        <w:tc>
-          <w:tcPr>
-            <w:tcW w:w="1600" w:type="dxa"/>
-            <w:tcBorders>
-              <w:top w:val="single" w:sz="4" w:space="0" w:color="D9C7B5"/>
-              <w:left w:val="single" w:sz="4" w:space="0" w:color="D9C7B5"/>
-              <w:bottom w:val="single" w:sz="4" w:space="0" w:color="D9C7B5"/>
-              <w:right w:val="single" w:sz="4" w:space="0" w:color="D9C7B5"/>
-            </w:tcBorders>
-            <w:tcMar>
-              <w:top w:w="60" w:type="dxa"/>
-              <w:left w:w="100" w:type="dxa"/>
-              <w:bottom w:w="60" w:type="dxa"/>
-              <w:right w:w="100" w:type="dxa"/>
-            </w:tcMar>
-          </w:tcPr>
-          <w:p>
-            <w:r>
-              <w:t>Asincronía</w:t>
-            </w:r>
-          </w:p>
-        </w:tc>
-        <w:tc>
-          <w:tcPr>
-            <w:tcW w:w="2900" w:type="dxa"/>
-            <w:tcBorders>
-              <w:top w:val="single" w:sz="4" w:space="0" w:color="D9C7B5"/>
-              <w:left w:val="single" w:sz="4" w:space="0" w:color="D9C7B5"/>
-              <w:bottom w:val="single" w:sz="4" w:space="0" w:color="D9C7B5"/>
-              <w:right w:val="single" w:sz="4" w:space="0" w:color="D9C7B5"/>
-            </w:tcBorders>
-            <w:tcMar>
-              <w:top w:w="60" w:type="dxa"/>
-              <w:left w:w="100" w:type="dxa"/>
-              <w:bottom w:w="60" w:type="dxa"/>
-              <w:right w:w="100" w:type="dxa"/>
-            </w:tcMar>
-          </w:tcPr>
-          <w:p>
-            <w:r>
-              <w:t>Corrutinas + Flow/StateFlow</w:t>
-            </w:r>
-          </w:p>
-        </w:tc>
-        <w:tc>
-          <w:tcPr>
-            <w:tcW w:w="4526" w:type="dxa"/>
-            <w:tcBorders>
-              <w:top w:val="single" w:sz="4" w:space="0" w:color="D9C7B5"/>
-              <w:left w:val="single" w:sz="4" w:space="0" w:color="D9C7B5"/>
-              <w:bottom w:val="single" w:sz="4" w:space="0" w:color="D9C7B5"/>
-              <w:right w:val="single" w:sz="4" w:space="0" w:color="D9C7B5"/>
-            </w:tcBorders>
-            <w:tcMar>
-              <w:top w:w="60" w:type="dxa"/>
-              <w:left w:w="100" w:type="dxa"/>
-              <w:bottom w:w="60" w:type="dxa"/>
-              <w:right w:w="100" w:type="dxa"/>
-            </w:tcMar>
-          </w:tcPr>
-          <w:p>
+              <w:t xml:space="preserve">Routes API de Google con </w:t>
+            </w:r>
             <w:r>
               <w:rPr>
                 <w:rFonts w:ascii="Consolas" w:eastAsia="Consolas" w:hAnsi="Consolas" w:cs="Consolas"/>
@@ -4676,10 +4857,29 @@
                 <w:sz w:val="19"/>
                 <w:szCs w:val="19"/>
               </w:rPr>
-              <w:t>await()</w:t>
-            </w:r>
-            <w:r>
-              <w:t xml:space="preserve"> convierte las Task de Firebase en funciones suspend; </w:t>
+              <w:t>HttpURLConnection</w:t>
+            </w:r>
+          </w:p>
+        </w:tc>
+        <w:tc>
+          <w:tcPr>
+            <w:tcW w:w="4526" w:type="dxa"/>
+            <w:tcBorders>
+              <w:top w:val="single" w:sz="4" w:space="0" w:color="D9C7B5"/>
+              <w:left w:val="single" w:sz="4" w:space="0" w:color="D9C7B5"/>
+              <w:bottom w:val="single" w:sz="4" w:space="0" w:color="D9C7B5"/>
+              <w:right w:val="single" w:sz="4" w:space="0" w:color="D9C7B5"/>
+            </w:tcBorders>
+            <w:tcMar>
+              <w:top w:w="60" w:type="dxa"/>
+              <w:left w:w="100" w:type="dxa"/>
+              <w:bottom w:w="60" w:type="dxa"/>
+              <w:right w:w="100" w:type="dxa"/>
+            </w:tcMar>
+          </w:tcPr>
+          <w:p>
+            <w:r>
+              <w:t xml:space="preserve">Una sola llamada POST con la misma key del mapa. </w:t>
             </w:r>
             <w:r>
               <w:rPr>
@@ -4688,10 +4888,10 @@
                 <w:sz w:val="19"/>
                 <w:szCs w:val="19"/>
               </w:rPr>
-              <w:t>snapshots()</w:t>
-            </w:r>
-            <w:r>
-              <w:t xml:space="preserve"> de Firestore y </w:t>
+              <w:t>HttpURLConnection</w:t>
+            </w:r>
+            <w:r>
+              <w:t xml:space="preserve"> y </w:t>
             </w:r>
             <w:r>
               <w:rPr>
@@ -4700,10 +4900,248 @@
                 <w:sz w:val="19"/>
                 <w:szCs w:val="19"/>
               </w:rPr>
+              <w:t>org.json</w:t>
+            </w:r>
+            <w:r>
+              <w:t xml:space="preserve"> vienen con Android, así que no hace falta Retrofit para una única petición. Se pide la línea en GeoJSON para no tener que decodificar la polilínea.</w:t>
+            </w:r>
+          </w:p>
+        </w:tc>
+      </w:tr>
+      <w:tr>
+        <w:tc>
+          <w:tcPr>
+            <w:tcW w:w="1600" w:type="dxa"/>
+            <w:tcBorders>
+              <w:top w:val="single" w:sz="4" w:space="0" w:color="D9C7B5"/>
+              <w:left w:val="single" w:sz="4" w:space="0" w:color="D9C7B5"/>
+              <w:bottom w:val="single" w:sz="4" w:space="0" w:color="D9C7B5"/>
+              <w:right w:val="single" w:sz="4" w:space="0" w:color="D9C7B5"/>
+            </w:tcBorders>
+            <w:tcMar>
+              <w:top w:w="60" w:type="dxa"/>
+              <w:left w:w="100" w:type="dxa"/>
+              <w:bottom w:w="60" w:type="dxa"/>
+              <w:right w:w="100" w:type="dxa"/>
+            </w:tcMar>
+          </w:tcPr>
+          <w:p>
+            <w:r>
+              <w:t>Foto</w:t>
+            </w:r>
+          </w:p>
+        </w:tc>
+        <w:tc>
+          <w:tcPr>
+            <w:tcW w:w="2900" w:type="dxa"/>
+            <w:tcBorders>
+              <w:top w:val="single" w:sz="4" w:space="0" w:color="D9C7B5"/>
+              <w:left w:val="single" w:sz="4" w:space="0" w:color="D9C7B5"/>
+              <w:bottom w:val="single" w:sz="4" w:space="0" w:color="D9C7B5"/>
+              <w:right w:val="single" w:sz="4" w:space="0" w:color="D9C7B5"/>
+            </w:tcBorders>
+            <w:tcMar>
+              <w:top w:w="60" w:type="dxa"/>
+              <w:left w:w="100" w:type="dxa"/>
+              <w:bottom w:w="60" w:type="dxa"/>
+              <w:right w:w="100" w:type="dxa"/>
+            </w:tcMar>
+          </w:tcPr>
+          <w:p>
+            <w:r>
+              <w:t>TakePicture + FileProvider, Photo Picker</w:t>
+            </w:r>
+          </w:p>
+        </w:tc>
+        <w:tc>
+          <w:tcPr>
+            <w:tcW w:w="4526" w:type="dxa"/>
+            <w:tcBorders>
+              <w:top w:val="single" w:sz="4" w:space="0" w:color="D9C7B5"/>
+              <w:left w:val="single" w:sz="4" w:space="0" w:color="D9C7B5"/>
+              <w:bottom w:val="single" w:sz="4" w:space="0" w:color="D9C7B5"/>
+              <w:right w:val="single" w:sz="4" w:space="0" w:color="D9C7B5"/>
+            </w:tcBorders>
+            <w:tcMar>
+              <w:top w:w="60" w:type="dxa"/>
+              <w:left w:w="100" w:type="dxa"/>
+              <w:bottom w:w="60" w:type="dxa"/>
+              <w:right w:w="100" w:type="dxa"/>
+            </w:tcMar>
+          </w:tcPr>
+          <w:p>
+            <w:r>
+              <w:t>Se usa la cámara del sistema (sin implementar una propia) y el selector de fotos no necesita permisos.</w:t>
+            </w:r>
+          </w:p>
+        </w:tc>
+      </w:tr>
+      <w:tr>
+        <w:tc>
+          <w:tcPr>
+            <w:tcW w:w="1600" w:type="dxa"/>
+            <w:tcBorders>
+              <w:top w:val="single" w:sz="4" w:space="0" w:color="D9C7B5"/>
+              <w:left w:val="single" w:sz="4" w:space="0" w:color="D9C7B5"/>
+              <w:bottom w:val="single" w:sz="4" w:space="0" w:color="D9C7B5"/>
+              <w:right w:val="single" w:sz="4" w:space="0" w:color="D9C7B5"/>
+            </w:tcBorders>
+            <w:tcMar>
+              <w:top w:w="60" w:type="dxa"/>
+              <w:left w:w="100" w:type="dxa"/>
+              <w:bottom w:w="60" w:type="dxa"/>
+              <w:right w:w="100" w:type="dxa"/>
+            </w:tcMar>
+          </w:tcPr>
+          <w:p>
+            <w:r>
+              <w:t>Asincronía</w:t>
+            </w:r>
+          </w:p>
+        </w:tc>
+        <w:tc>
+          <w:tcPr>
+            <w:tcW w:w="2900" w:type="dxa"/>
+            <w:tcBorders>
+              <w:top w:val="single" w:sz="4" w:space="0" w:color="D9C7B5"/>
+              <w:left w:val="single" w:sz="4" w:space="0" w:color="D9C7B5"/>
+              <w:bottom w:val="single" w:sz="4" w:space="0" w:color="D9C7B5"/>
+              <w:right w:val="single" w:sz="4" w:space="0" w:color="D9C7B5"/>
+            </w:tcBorders>
+            <w:tcMar>
+              <w:top w:w="60" w:type="dxa"/>
+              <w:left w:w="100" w:type="dxa"/>
+              <w:bottom w:w="60" w:type="dxa"/>
+              <w:right w:w="100" w:type="dxa"/>
+            </w:tcMar>
+          </w:tcPr>
+          <w:p>
+            <w:r>
+              <w:t>Corrutinas + Flow/StateFlow</w:t>
+            </w:r>
+          </w:p>
+        </w:tc>
+        <w:tc>
+          <w:tcPr>
+            <w:tcW w:w="4526" w:type="dxa"/>
+            <w:tcBorders>
+              <w:top w:val="single" w:sz="4" w:space="0" w:color="D9C7B5"/>
+              <w:left w:val="single" w:sz="4" w:space="0" w:color="D9C7B5"/>
+              <w:bottom w:val="single" w:sz="4" w:space="0" w:color="D9C7B5"/>
+              <w:right w:val="single" w:sz="4" w:space="0" w:color="D9C7B5"/>
+            </w:tcBorders>
+            <w:tcMar>
+              <w:top w:w="60" w:type="dxa"/>
+              <w:left w:w="100" w:type="dxa"/>
+              <w:bottom w:w="60" w:type="dxa"/>
+              <w:right w:w="100" w:type="dxa"/>
+            </w:tcMar>
+          </w:tcPr>
+          <w:p>
+            <w:r>
+              <w:rPr>
+                <w:rFonts w:ascii="Consolas" w:eastAsia="Consolas" w:hAnsi="Consolas" w:cs="Consolas"/>
+                <w:color w:val="5A2E00"/>
+                <w:sz w:val="19"/>
+                <w:szCs w:val="19"/>
+              </w:rPr>
+              <w:t>await()</w:t>
+            </w:r>
+            <w:r>
+              <w:t xml:space="preserve"> convierte las Task de Firebase en funciones suspend; </w:t>
+            </w:r>
+            <w:r>
+              <w:rPr>
+                <w:rFonts w:ascii="Consolas" w:eastAsia="Consolas" w:hAnsi="Consolas" w:cs="Consolas"/>
+                <w:color w:val="5A2E00"/>
+                <w:sz w:val="19"/>
+                <w:szCs w:val="19"/>
+              </w:rPr>
+              <w:t>snapshots()</w:t>
+            </w:r>
+            <w:r>
+              <w:t xml:space="preserve"> de Firestore y </w:t>
+            </w:r>
+            <w:r>
+              <w:rPr>
+                <w:rFonts w:ascii="Consolas" w:eastAsia="Consolas" w:hAnsi="Consolas" w:cs="Consolas"/>
+                <w:color w:val="5A2E00"/>
+                <w:sz w:val="19"/>
+                <w:szCs w:val="19"/>
+              </w:rPr>
               <w:t>callbackFlow</w:t>
             </w:r>
             <w:r>
               <w:t xml:space="preserve"> convierten los listeners en Flow.</w:t>
+            </w:r>
+          </w:p>
+        </w:tc>
+      </w:tr>
+      <w:tr>
+        <w:tc>
+          <w:tcPr>
+            <w:tcW w:w="1600" w:type="dxa"/>
+            <w:tcBorders>
+              <w:top w:val="single" w:sz="4" w:space="0" w:color="D9C7B5"/>
+              <w:left w:val="single" w:sz="4" w:space="0" w:color="D9C7B5"/>
+              <w:bottom w:val="single" w:sz="4" w:space="0" w:color="D9C7B5"/>
+              <w:right w:val="single" w:sz="4" w:space="0" w:color="D9C7B5"/>
+            </w:tcBorders>
+            <w:tcMar>
+              <w:top w:w="60" w:type="dxa"/>
+              <w:left w:w="100" w:type="dxa"/>
+              <w:bottom w:w="60" w:type="dxa"/>
+              <w:right w:w="100" w:type="dxa"/>
+            </w:tcMar>
+          </w:tcPr>
+          <w:p>
+            <w:r>
+              <w:lastRenderedPageBreak/>
+              <w:t>Preferencias</w:t>
+            </w:r>
+          </w:p>
+        </w:tc>
+        <w:tc>
+          <w:tcPr>
+            <w:tcW w:w="2900" w:type="dxa"/>
+            <w:tcBorders>
+              <w:top w:val="single" w:sz="4" w:space="0" w:color="D9C7B5"/>
+              <w:left w:val="single" w:sz="4" w:space="0" w:color="D9C7B5"/>
+              <w:bottom w:val="single" w:sz="4" w:space="0" w:color="D9C7B5"/>
+              <w:right w:val="single" w:sz="4" w:space="0" w:color="D9C7B5"/>
+            </w:tcBorders>
+            <w:tcMar>
+              <w:top w:w="60" w:type="dxa"/>
+              <w:left w:w="100" w:type="dxa"/>
+              <w:bottom w:w="60" w:type="dxa"/>
+              <w:right w:w="100" w:type="dxa"/>
+            </w:tcMar>
+          </w:tcPr>
+          <w:p>
+            <w:r>
+              <w:t>SharedPreferences</w:t>
+            </w:r>
+          </w:p>
+        </w:tc>
+        <w:tc>
+          <w:tcPr>
+            <w:tcW w:w="4526" w:type="dxa"/>
+            <w:tcBorders>
+              <w:top w:val="single" w:sz="4" w:space="0" w:color="D9C7B5"/>
+              <w:left w:val="single" w:sz="4" w:space="0" w:color="D9C7B5"/>
+              <w:bottom w:val="single" w:sz="4" w:space="0" w:color="D9C7B5"/>
+              <w:right w:val="single" w:sz="4" w:space="0" w:color="D9C7B5"/>
+            </w:tcBorders>
+            <w:tcMar>
+              <w:top w:w="60" w:type="dxa"/>
+              <w:left w:w="100" w:type="dxa"/>
+              <w:bottom w:w="60" w:type="dxa"/>
+              <w:right w:w="100" w:type="dxa"/>
+            </w:tcMar>
+          </w:tcPr>
+          <w:p>
+            <w:r>
+              <w:t>Solo se guarda un ajuste (el tema). Viene con Android y no necesita otra librería como DataStore.</w:t>
             </w:r>
           </w:p>
         </w:tc>
@@ -4877,7 +5315,6 @@
           <w:sz w:val="19"/>
           <w:szCs w:val="19"/>
         </w:rPr>
-        <w:lastRenderedPageBreak/>
         <w:t>AppContainer</w:t>
       </w:r>
       <w:r>
@@ -4889,7 +5326,7 @@
         <w:pStyle w:val="Ttulo1"/>
         <w:pageBreakBefore/>
       </w:pPr>
-      <w:bookmarkStart w:id="3" w:name="_Toc243480453"/>
+      <w:bookmarkStart w:id="3" w:name="_Toc243598679"/>
       <w:r>
         <w:lastRenderedPageBreak/>
         <w:t>3. Arquitectura limpia: capas y reutilización</w:t>
@@ -5049,7 +5486,7 @@
       <w:pPr>
         <w:pStyle w:val="Ttulo2"/>
       </w:pPr>
-      <w:bookmarkStart w:id="4" w:name="_Toc243480454"/>
+      <w:bookmarkStart w:id="4" w:name="_Toc243598680"/>
       <w:r>
         <w:t>3.1 Qué hay en cada capa</w:t>
       </w:r>
@@ -5276,7 +5713,7 @@
                 <w:sz w:val="19"/>
                 <w:szCs w:val="19"/>
               </w:rPr>
-              <w:t>Usuario</w:t>
+              <w:t>Ruta</w:t>
             </w:r>
             <w:r>
               <w:t xml:space="preserve">, </w:t>
@@ -5288,10 +5725,10 @@
                 <w:sz w:val="19"/>
                 <w:szCs w:val="19"/>
               </w:rPr>
-              <w:t>Estadisticas</w:t>
-            </w:r>
-            <w:r>
-              <w:t xml:space="preserve">), </w:t>
+              <w:t>FiltroMapa</w:t>
+            </w:r>
+            <w:r>
+              <w:t xml:space="preserve">, </w:t>
             </w:r>
             <w:r>
               <w:rPr>
@@ -5300,10 +5737,10 @@
                 <w:sz w:val="19"/>
                 <w:szCs w:val="19"/>
               </w:rPr>
-              <w:t>AppResult</w:t>
-            </w:r>
-            <w:r>
-              <w:t xml:space="preserve"> + </w:t>
+              <w:t>Tema</w:t>
+            </w:r>
+            <w:r>
+              <w:t xml:space="preserve">, </w:t>
             </w:r>
             <w:r>
               <w:rPr>
@@ -5312,42 +5749,10 @@
                 <w:sz w:val="19"/>
                 <w:szCs w:val="19"/>
               </w:rPr>
-              <w:t>DomainError</w:t>
-            </w:r>
-            <w:r>
-              <w:t>, interfaces de repositorio y casos de uso.</w:t>
-            </w:r>
-          </w:p>
-        </w:tc>
-        <w:tc>
-          <w:tcPr>
-            <w:tcW w:w="2500" w:type="dxa"/>
-            <w:tcBorders>
-              <w:top w:val="single" w:sz="4" w:space="0" w:color="D9C7B5"/>
-              <w:left w:val="single" w:sz="4" w:space="0" w:color="D9C7B5"/>
-              <w:bottom w:val="single" w:sz="4" w:space="0" w:color="D9C7B5"/>
-              <w:right w:val="single" w:sz="4" w:space="0" w:color="D9C7B5"/>
-            </w:tcBorders>
-            <w:tcMar>
-              <w:top w:w="60" w:type="dxa"/>
-              <w:left w:w="100" w:type="dxa"/>
-              <w:bottom w:w="60" w:type="dxa"/>
-              <w:right w:w="100" w:type="dxa"/>
-            </w:tcMar>
-          </w:tcPr>
-          <w:p>
-            <w:r>
-              <w:t xml:space="preserve">Nada (solo corrutinas). Es un </w:t>
-            </w:r>
-            <w:r>
-              <w:rPr>
-                <w:b/>
-                <w:bCs/>
-              </w:rPr>
-              <w:t>módulo de Gradle aparte</w:t>
-            </w:r>
-            <w:r>
-              <w:t xml:space="preserve"> con </w:t>
+              <w:t>Usuario</w:t>
+            </w:r>
+            <w:r>
+              <w:t xml:space="preserve">, </w:t>
             </w:r>
             <w:r>
               <w:rPr>
@@ -5356,41 +5761,10 @@
                 <w:sz w:val="19"/>
                 <w:szCs w:val="19"/>
               </w:rPr>
-              <w:t>kotlin("jvm")</w:t>
-            </w:r>
-            <w:r>
-              <w:t>: el compilador impide que se cuele una clase de Android o de Firebase.</w:t>
-            </w:r>
-          </w:p>
-        </w:tc>
-      </w:tr>
-      <w:tr>
-        <w:tc>
-          <w:tcPr>
-            <w:tcW w:w="2000" w:type="dxa"/>
-            <w:tcBorders>
-              <w:top w:val="single" w:sz="4" w:space="0" w:color="D9C7B5"/>
-              <w:left w:val="single" w:sz="4" w:space="0" w:color="D9C7B5"/>
-              <w:bottom w:val="single" w:sz="4" w:space="0" w:color="D9C7B5"/>
-              <w:right w:val="single" w:sz="4" w:space="0" w:color="D9C7B5"/>
-            </w:tcBorders>
-            <w:tcMar>
-              <w:top w:w="60" w:type="dxa"/>
-              <w:left w:w="100" w:type="dxa"/>
-              <w:bottom w:w="60" w:type="dxa"/>
-              <w:right w:w="100" w:type="dxa"/>
-            </w:tcMar>
-          </w:tcPr>
-          <w:p>
-            <w:r>
-              <w:rPr>
-                <w:b/>
-                <w:bCs/>
-              </w:rPr>
-              <w:t>Datos</w:t>
-            </w:r>
-            <w:r>
-              <w:t xml:space="preserve"> (</w:t>
+              <w:t>Estadisticas</w:t>
+            </w:r>
+            <w:r>
+              <w:t xml:space="preserve">), </w:t>
             </w:r>
             <w:r>
               <w:rPr>
@@ -5399,32 +5773,10 @@
                 <w:sz w:val="19"/>
                 <w:szCs w:val="19"/>
               </w:rPr>
-              <w:t>data/</w:t>
-            </w:r>
-            <w:r>
-              <w:t>)</w:t>
-            </w:r>
-          </w:p>
-        </w:tc>
-        <w:tc>
-          <w:tcPr>
-            <w:tcW w:w="4526" w:type="dxa"/>
-            <w:tcBorders>
-              <w:top w:val="single" w:sz="4" w:space="0" w:color="D9C7B5"/>
-              <w:left w:val="single" w:sz="4" w:space="0" w:color="D9C7B5"/>
-              <w:bottom w:val="single" w:sz="4" w:space="0" w:color="D9C7B5"/>
-              <w:right w:val="single" w:sz="4" w:space="0" w:color="D9C7B5"/>
-            </w:tcBorders>
-            <w:tcMar>
-              <w:top w:w="60" w:type="dxa"/>
-              <w:left w:w="100" w:type="dxa"/>
-              <w:bottom w:w="60" w:type="dxa"/>
-              <w:right w:w="100" w:type="dxa"/>
-            </w:tcMar>
-          </w:tcPr>
-          <w:p>
-            <w:r>
-              <w:t>Documentos de Firestore (</w:t>
+              <w:t>AppResult</w:t>
+            </w:r>
+            <w:r>
+              <w:t xml:space="preserve"> + </w:t>
             </w:r>
             <w:r>
               <w:rPr>
@@ -5433,10 +5785,42 @@
                 <w:sz w:val="19"/>
                 <w:szCs w:val="19"/>
               </w:rPr>
-              <w:t>CervezaDocumento</w:t>
-            </w:r>
-            <w:r>
-              <w:t xml:space="preserve">, </w:t>
+              <w:t>DomainError</w:t>
+            </w:r>
+            <w:r>
+              <w:t>, interfaces de repositorio y casos de uso.</w:t>
+            </w:r>
+          </w:p>
+        </w:tc>
+        <w:tc>
+          <w:tcPr>
+            <w:tcW w:w="2500" w:type="dxa"/>
+            <w:tcBorders>
+              <w:top w:val="single" w:sz="4" w:space="0" w:color="D9C7B5"/>
+              <w:left w:val="single" w:sz="4" w:space="0" w:color="D9C7B5"/>
+              <w:bottom w:val="single" w:sz="4" w:space="0" w:color="D9C7B5"/>
+              <w:right w:val="single" w:sz="4" w:space="0" w:color="D9C7B5"/>
+            </w:tcBorders>
+            <w:tcMar>
+              <w:top w:w="60" w:type="dxa"/>
+              <w:left w:w="100" w:type="dxa"/>
+              <w:bottom w:w="60" w:type="dxa"/>
+              <w:right w:w="100" w:type="dxa"/>
+            </w:tcMar>
+          </w:tcPr>
+          <w:p>
+            <w:r>
+              <w:t xml:space="preserve">Nada (solo corrutinas). Es un </w:t>
+            </w:r>
+            <w:r>
+              <w:rPr>
+                <w:b/>
+                <w:bCs/>
+              </w:rPr>
+              <w:t>módulo de Gradle aparte</w:t>
+            </w:r>
+            <w:r>
+              <w:t xml:space="preserve"> con </w:t>
             </w:r>
             <w:r>
               <w:rPr>
@@ -5445,10 +5829,41 @@
                 <w:sz w:val="19"/>
                 <w:szCs w:val="19"/>
               </w:rPr>
-              <w:t>PublicacionDocumento</w:t>
-            </w:r>
-            <w:r>
-              <w:t>), mappers documento ↔ dominio, traductor de excepciones (</w:t>
+              <w:t>kotlin("jvm")</w:t>
+            </w:r>
+            <w:r>
+              <w:t>: el compilador impide que se cuele una clase de Android o de Firebase.</w:t>
+            </w:r>
+          </w:p>
+        </w:tc>
+      </w:tr>
+      <w:tr>
+        <w:tc>
+          <w:tcPr>
+            <w:tcW w:w="2000" w:type="dxa"/>
+            <w:tcBorders>
+              <w:top w:val="single" w:sz="4" w:space="0" w:color="D9C7B5"/>
+              <w:left w:val="single" w:sz="4" w:space="0" w:color="D9C7B5"/>
+              <w:bottom w:val="single" w:sz="4" w:space="0" w:color="D9C7B5"/>
+              <w:right w:val="single" w:sz="4" w:space="0" w:color="D9C7B5"/>
+            </w:tcBorders>
+            <w:tcMar>
+              <w:top w:w="60" w:type="dxa"/>
+              <w:left w:w="100" w:type="dxa"/>
+              <w:bottom w:w="60" w:type="dxa"/>
+              <w:right w:w="100" w:type="dxa"/>
+            </w:tcMar>
+          </w:tcPr>
+          <w:p>
+            <w:r>
+              <w:rPr>
+                <w:b/>
+                <w:bCs/>
+              </w:rPr>
+              <w:t>Datos</w:t>
+            </w:r>
+            <w:r>
+              <w:t xml:space="preserve"> (</w:t>
             </w:r>
             <w:r>
               <w:rPr>
@@ -5457,10 +5872,32 @@
                 <w:sz w:val="19"/>
                 <w:szCs w:val="19"/>
               </w:rPr>
-              <w:t>ErrorMapper</w:t>
-            </w:r>
-            <w:r>
-              <w:t xml:space="preserve">) y las implementaciones </w:t>
+              <w:t>data/</w:t>
+            </w:r>
+            <w:r>
+              <w:t>)</w:t>
+            </w:r>
+          </w:p>
+        </w:tc>
+        <w:tc>
+          <w:tcPr>
+            <w:tcW w:w="4526" w:type="dxa"/>
+            <w:tcBorders>
+              <w:top w:val="single" w:sz="4" w:space="0" w:color="D9C7B5"/>
+              <w:left w:val="single" w:sz="4" w:space="0" w:color="D9C7B5"/>
+              <w:bottom w:val="single" w:sz="4" w:space="0" w:color="D9C7B5"/>
+              <w:right w:val="single" w:sz="4" w:space="0" w:color="D9C7B5"/>
+            </w:tcBorders>
+            <w:tcMar>
+              <w:top w:w="60" w:type="dxa"/>
+              <w:left w:w="100" w:type="dxa"/>
+              <w:bottom w:w="60" w:type="dxa"/>
+              <w:right w:w="100" w:type="dxa"/>
+            </w:tcMar>
+          </w:tcPr>
+          <w:p>
+            <w:r>
+              <w:t>Documentos de Firestore (</w:t>
             </w:r>
             <w:r>
               <w:rPr>
@@ -5469,63 +5906,10 @@
                 <w:sz w:val="19"/>
                 <w:szCs w:val="19"/>
               </w:rPr>
-              <w:t>…RepositoryImpl</w:t>
-            </w:r>
-            <w:r>
-              <w:t>.</w:t>
-            </w:r>
-          </w:p>
-        </w:tc>
-        <w:tc>
-          <w:tcPr>
-            <w:tcW w:w="2500" w:type="dxa"/>
-            <w:tcBorders>
-              <w:top w:val="single" w:sz="4" w:space="0" w:color="D9C7B5"/>
-              <w:left w:val="single" w:sz="4" w:space="0" w:color="D9C7B5"/>
-              <w:bottom w:val="single" w:sz="4" w:space="0" w:color="D9C7B5"/>
-              <w:right w:val="single" w:sz="4" w:space="0" w:color="D9C7B5"/>
-            </w:tcBorders>
-            <w:tcMar>
-              <w:top w:w="60" w:type="dxa"/>
-              <w:left w:w="100" w:type="dxa"/>
-              <w:bottom w:w="60" w:type="dxa"/>
-              <w:right w:w="100" w:type="dxa"/>
-            </w:tcMar>
-          </w:tcPr>
-          <w:p>
-            <w:r>
-              <w:t>Dominio, Firebase, Play Services.</w:t>
-            </w:r>
-          </w:p>
-        </w:tc>
-      </w:tr>
-      <w:tr>
-        <w:tc>
-          <w:tcPr>
-            <w:tcW w:w="2000" w:type="dxa"/>
-            <w:tcBorders>
-              <w:top w:val="single" w:sz="4" w:space="0" w:color="D9C7B5"/>
-              <w:left w:val="single" w:sz="4" w:space="0" w:color="D9C7B5"/>
-              <w:bottom w:val="single" w:sz="4" w:space="0" w:color="D9C7B5"/>
-              <w:right w:val="single" w:sz="4" w:space="0" w:color="D9C7B5"/>
-            </w:tcBorders>
-            <w:tcMar>
-              <w:top w:w="60" w:type="dxa"/>
-              <w:left w:w="100" w:type="dxa"/>
-              <w:bottom w:w="60" w:type="dxa"/>
-              <w:right w:w="100" w:type="dxa"/>
-            </w:tcMar>
-          </w:tcPr>
-          <w:p>
-            <w:r>
-              <w:rPr>
-                <w:b/>
-                <w:bCs/>
-              </w:rPr>
-              <w:t>Presentación</w:t>
-            </w:r>
-            <w:r>
-              <w:t xml:space="preserve"> (</w:t>
+              <w:t>CervezaDocumento</w:t>
+            </w:r>
+            <w:r>
+              <w:t xml:space="preserve">, </w:t>
             </w:r>
             <w:r>
               <w:rPr>
@@ -5534,54 +5918,10 @@
                 <w:sz w:val="19"/>
                 <w:szCs w:val="19"/>
               </w:rPr>
-              <w:t>ui/</w:t>
-            </w:r>
-            <w:r>
-              <w:t>)</w:t>
-            </w:r>
-          </w:p>
-        </w:tc>
-        <w:tc>
-          <w:tcPr>
-            <w:tcW w:w="4526" w:type="dxa"/>
-            <w:tcBorders>
-              <w:top w:val="single" w:sz="4" w:space="0" w:color="D9C7B5"/>
-              <w:left w:val="single" w:sz="4" w:space="0" w:color="D9C7B5"/>
-              <w:bottom w:val="single" w:sz="4" w:space="0" w:color="D9C7B5"/>
-              <w:right w:val="single" w:sz="4" w:space="0" w:color="D9C7B5"/>
-            </w:tcBorders>
-            <w:tcMar>
-              <w:top w:w="60" w:type="dxa"/>
-              <w:left w:w="100" w:type="dxa"/>
-              <w:bottom w:w="60" w:type="dxa"/>
-              <w:right w:w="100" w:type="dxa"/>
-            </w:tcMar>
-          </w:tcPr>
-          <w:p>
-            <w:r>
-              <w:t>Pantallas Compose, ViewModels, UiState, componentes compartidos y tema.</w:t>
-            </w:r>
-          </w:p>
-        </w:tc>
-        <w:tc>
-          <w:tcPr>
-            <w:tcW w:w="2500" w:type="dxa"/>
-            <w:tcBorders>
-              <w:top w:val="single" w:sz="4" w:space="0" w:color="D9C7B5"/>
-              <w:left w:val="single" w:sz="4" w:space="0" w:color="D9C7B5"/>
-              <w:bottom w:val="single" w:sz="4" w:space="0" w:color="D9C7B5"/>
-              <w:right w:val="single" w:sz="4" w:space="0" w:color="D9C7B5"/>
-            </w:tcBorders>
-            <w:tcMar>
-              <w:top w:w="60" w:type="dxa"/>
-              <w:left w:w="100" w:type="dxa"/>
-              <w:bottom w:w="60" w:type="dxa"/>
-              <w:right w:w="100" w:type="dxa"/>
-            </w:tcMar>
-          </w:tcPr>
-          <w:p>
-            <w:r>
-              <w:t xml:space="preserve">Dominio (casos de uso y modelos). No importa nada de </w:t>
+              <w:t>PublicacionDocumento</w:t>
+            </w:r>
+            <w:r>
+              <w:t>), mappers documento ↔ dominio, traductor de excepciones (</w:t>
             </w:r>
             <w:r>
               <w:rPr>
@@ -5590,41 +5930,10 @@
                 <w:sz w:val="19"/>
                 <w:szCs w:val="19"/>
               </w:rPr>
-              <w:t>data/</w:t>
-            </w:r>
-            <w:r>
-              <w:t>.</w:t>
-            </w:r>
-          </w:p>
-        </w:tc>
-      </w:tr>
-      <w:tr>
-        <w:tc>
-          <w:tcPr>
-            <w:tcW w:w="2000" w:type="dxa"/>
-            <w:tcBorders>
-              <w:top w:val="single" w:sz="4" w:space="0" w:color="D9C7B5"/>
-              <w:left w:val="single" w:sz="4" w:space="0" w:color="D9C7B5"/>
-              <w:bottom w:val="single" w:sz="4" w:space="0" w:color="D9C7B5"/>
-              <w:right w:val="single" w:sz="4" w:space="0" w:color="D9C7B5"/>
-            </w:tcBorders>
-            <w:tcMar>
-              <w:top w:w="60" w:type="dxa"/>
-              <w:left w:w="100" w:type="dxa"/>
-              <w:bottom w:w="60" w:type="dxa"/>
-              <w:right w:w="100" w:type="dxa"/>
-            </w:tcMar>
-          </w:tcPr>
-          <w:p>
-            <w:r>
-              <w:rPr>
-                <w:b/>
-                <w:bCs/>
-              </w:rPr>
-              <w:t>Composición</w:t>
-            </w:r>
-            <w:r>
-              <w:t xml:space="preserve"> (</w:t>
+              <w:t>ErrorMapper</w:t>
+            </w:r>
+            <w:r>
+              <w:t xml:space="preserve">) y las implementaciones </w:t>
             </w:r>
             <w:r>
               <w:rPr>
@@ -5633,10 +5942,63 @@
                 <w:sz w:val="19"/>
                 <w:szCs w:val="19"/>
               </w:rPr>
-              <w:t>di/</w:t>
-            </w:r>
-            <w:r>
-              <w:t xml:space="preserve">, </w:t>
+              <w:t>…RepositoryImpl</w:t>
+            </w:r>
+            <w:r>
+              <w:t>.</w:t>
+            </w:r>
+          </w:p>
+        </w:tc>
+        <w:tc>
+          <w:tcPr>
+            <w:tcW w:w="2500" w:type="dxa"/>
+            <w:tcBorders>
+              <w:top w:val="single" w:sz="4" w:space="0" w:color="D9C7B5"/>
+              <w:left w:val="single" w:sz="4" w:space="0" w:color="D9C7B5"/>
+              <w:bottom w:val="single" w:sz="4" w:space="0" w:color="D9C7B5"/>
+              <w:right w:val="single" w:sz="4" w:space="0" w:color="D9C7B5"/>
+            </w:tcBorders>
+            <w:tcMar>
+              <w:top w:w="60" w:type="dxa"/>
+              <w:left w:w="100" w:type="dxa"/>
+              <w:bottom w:w="60" w:type="dxa"/>
+              <w:right w:w="100" w:type="dxa"/>
+            </w:tcMar>
+          </w:tcPr>
+          <w:p>
+            <w:r>
+              <w:t>Dominio, Firebase, Play Services.</w:t>
+            </w:r>
+          </w:p>
+        </w:tc>
+      </w:tr>
+      <w:tr>
+        <w:tc>
+          <w:tcPr>
+            <w:tcW w:w="2000" w:type="dxa"/>
+            <w:tcBorders>
+              <w:top w:val="single" w:sz="4" w:space="0" w:color="D9C7B5"/>
+              <w:left w:val="single" w:sz="4" w:space="0" w:color="D9C7B5"/>
+              <w:bottom w:val="single" w:sz="4" w:space="0" w:color="D9C7B5"/>
+              <w:right w:val="single" w:sz="4" w:space="0" w:color="D9C7B5"/>
+            </w:tcBorders>
+            <w:tcMar>
+              <w:top w:w="60" w:type="dxa"/>
+              <w:left w:w="100" w:type="dxa"/>
+              <w:bottom w:w="60" w:type="dxa"/>
+              <w:right w:w="100" w:type="dxa"/>
+            </w:tcMar>
+          </w:tcPr>
+          <w:p>
+            <w:r>
+              <w:rPr>
+                <w:b/>
+                <w:bCs/>
+              </w:rPr>
+              <w:t>Presentación</w:t>
+            </w:r>
+            <w:r>
+              <w:t xml:space="preserve"> (</w:t>
             </w:r>
             <w:r>
               <w:rPr>
@@ -5645,7 +6007,7 @@
                 <w:sz w:val="19"/>
                 <w:szCs w:val="19"/>
               </w:rPr>
-              <w:t>CerveLogApp</w:t>
+              <w:t>ui/</w:t>
             </w:r>
             <w:r>
               <w:t>)</w:t>
@@ -5669,6 +6031,31 @@
             </w:tcMar>
           </w:tcPr>
           <w:p>
+            <w:r>
+              <w:t>Pantallas Compose, ViewModels, UiState, componentes compartidos y tema.</w:t>
+            </w:r>
+          </w:p>
+        </w:tc>
+        <w:tc>
+          <w:tcPr>
+            <w:tcW w:w="2500" w:type="dxa"/>
+            <w:tcBorders>
+              <w:top w:val="single" w:sz="4" w:space="0" w:color="D9C7B5"/>
+              <w:left w:val="single" w:sz="4" w:space="0" w:color="D9C7B5"/>
+              <w:bottom w:val="single" w:sz="4" w:space="0" w:color="D9C7B5"/>
+              <w:right w:val="single" w:sz="4" w:space="0" w:color="D9C7B5"/>
+            </w:tcBorders>
+            <w:tcMar>
+              <w:top w:w="60" w:type="dxa"/>
+              <w:left w:w="100" w:type="dxa"/>
+              <w:bottom w:w="60" w:type="dxa"/>
+              <w:right w:w="100" w:type="dxa"/>
+            </w:tcMar>
+          </w:tcPr>
+          <w:p>
+            <w:r>
+              <w:t xml:space="preserve">Dominio (casos de uso y modelos). No importa nada de </w:t>
+            </w:r>
             <w:r>
               <w:rPr>
                 <w:rFonts w:ascii="Consolas" w:eastAsia="Consolas" w:hAnsi="Consolas" w:cs="Consolas"/>
@@ -5676,6 +6063,92 @@
                 <w:sz w:val="19"/>
                 <w:szCs w:val="19"/>
               </w:rPr>
+              <w:t>data/</w:t>
+            </w:r>
+            <w:r>
+              <w:t>.</w:t>
+            </w:r>
+          </w:p>
+        </w:tc>
+      </w:tr>
+      <w:tr>
+        <w:tc>
+          <w:tcPr>
+            <w:tcW w:w="2000" w:type="dxa"/>
+            <w:tcBorders>
+              <w:top w:val="single" w:sz="4" w:space="0" w:color="D9C7B5"/>
+              <w:left w:val="single" w:sz="4" w:space="0" w:color="D9C7B5"/>
+              <w:bottom w:val="single" w:sz="4" w:space="0" w:color="D9C7B5"/>
+              <w:right w:val="single" w:sz="4" w:space="0" w:color="D9C7B5"/>
+            </w:tcBorders>
+            <w:tcMar>
+              <w:top w:w="60" w:type="dxa"/>
+              <w:left w:w="100" w:type="dxa"/>
+              <w:bottom w:w="60" w:type="dxa"/>
+              <w:right w:w="100" w:type="dxa"/>
+            </w:tcMar>
+          </w:tcPr>
+          <w:p>
+            <w:r>
+              <w:rPr>
+                <w:b/>
+                <w:bCs/>
+              </w:rPr>
+              <w:t>Composición</w:t>
+            </w:r>
+            <w:r>
+              <w:t xml:space="preserve"> (</w:t>
+            </w:r>
+            <w:r>
+              <w:rPr>
+                <w:rFonts w:ascii="Consolas" w:eastAsia="Consolas" w:hAnsi="Consolas" w:cs="Consolas"/>
+                <w:color w:val="5A2E00"/>
+                <w:sz w:val="19"/>
+                <w:szCs w:val="19"/>
+              </w:rPr>
+              <w:t>di/</w:t>
+            </w:r>
+            <w:r>
+              <w:t xml:space="preserve">, </w:t>
+            </w:r>
+            <w:r>
+              <w:rPr>
+                <w:rFonts w:ascii="Consolas" w:eastAsia="Consolas" w:hAnsi="Consolas" w:cs="Consolas"/>
+                <w:color w:val="5A2E00"/>
+                <w:sz w:val="19"/>
+                <w:szCs w:val="19"/>
+              </w:rPr>
+              <w:t>CerveLogApp</w:t>
+            </w:r>
+            <w:r>
+              <w:t>)</w:t>
+            </w:r>
+          </w:p>
+        </w:tc>
+        <w:tc>
+          <w:tcPr>
+            <w:tcW w:w="4526" w:type="dxa"/>
+            <w:tcBorders>
+              <w:top w:val="single" w:sz="4" w:space="0" w:color="D9C7B5"/>
+              <w:left w:val="single" w:sz="4" w:space="0" w:color="D9C7B5"/>
+              <w:bottom w:val="single" w:sz="4" w:space="0" w:color="D9C7B5"/>
+              <w:right w:val="single" w:sz="4" w:space="0" w:color="D9C7B5"/>
+            </w:tcBorders>
+            <w:tcMar>
+              <w:top w:w="60" w:type="dxa"/>
+              <w:left w:w="100" w:type="dxa"/>
+              <w:bottom w:w="60" w:type="dxa"/>
+              <w:right w:w="100" w:type="dxa"/>
+            </w:tcMar>
+          </w:tcPr>
+          <w:p>
+            <w:r>
+              <w:rPr>
+                <w:rFonts w:ascii="Consolas" w:eastAsia="Consolas" w:hAnsi="Consolas" w:cs="Consolas"/>
+                <w:color w:val="5A2E00"/>
+                <w:sz w:val="19"/>
+                <w:szCs w:val="19"/>
+              </w:rPr>
               <w:t>AppContainer</w:t>
             </w:r>
             <w:r>
@@ -5716,7 +6189,7 @@
       <w:pPr>
         <w:pStyle w:val="Ttulo2"/>
       </w:pPr>
-      <w:bookmarkStart w:id="5" w:name="_Toc243480455"/>
+      <w:bookmarkStart w:id="5" w:name="_Toc243598681"/>
       <w:r>
         <w:t>3.2 Las piezas, una por una</w:t>
       </w:r>
@@ -6185,7 +6658,7 @@
       <w:pPr>
         <w:pStyle w:val="Ttulo2"/>
       </w:pPr>
-      <w:bookmarkStart w:id="6" w:name="_Toc243480456"/>
+      <w:bookmarkStart w:id="6" w:name="_Toc243598682"/>
       <w:r>
         <w:t>3.3 Patrones de la capa de presentación</w:t>
       </w:r>
@@ -6620,7 +7093,7 @@
       <w:pPr>
         <w:pStyle w:val="Ttulo2"/>
       </w:pPr>
-      <w:bookmarkStart w:id="7" w:name="_Toc243480457"/>
+      <w:bookmarkStart w:id="7" w:name="_Toc243598683"/>
       <w:r>
         <w:t>3.4 Componentes y recursos reutilizados</w:t>
       </w:r>
@@ -7073,7 +7546,7 @@
           </w:tcPr>
           <w:p>
             <w:r>
-              <w:t>Detalle y hoja del mapa</w:t>
+              <w:t>Detalle, hoja del mapa y detalle del mapa</w:t>
             </w:r>
           </w:p>
         </w:tc>
@@ -7169,7 +7642,7 @@
           </w:tcPr>
           <w:p>
             <w:r>
-              <w:t>Detalle y perfil</w:t>
+              <w:t>Detalle, perfil y detalle del mapa (distancia y tiempo)</w:t>
             </w:r>
           </w:p>
         </w:tc>
@@ -7515,6 +7988,80 @@
                 <w:sz w:val="19"/>
                 <w:szCs w:val="19"/>
               </w:rPr>
+              <w:t>DatosPublicacion</w:t>
+            </w:r>
+          </w:p>
+        </w:tc>
+        <w:tc>
+          <w:tcPr>
+            <w:tcW w:w="3426" w:type="dxa"/>
+            <w:tcBorders>
+              <w:top w:val="single" w:sz="4" w:space="0" w:color="D9C7B5"/>
+              <w:left w:val="single" w:sz="4" w:space="0" w:color="D9C7B5"/>
+              <w:bottom w:val="single" w:sz="4" w:space="0" w:color="D9C7B5"/>
+              <w:right w:val="single" w:sz="4" w:space="0" w:color="D9C7B5"/>
+            </w:tcBorders>
+            <w:tcMar>
+              <w:top w:w="60" w:type="dxa"/>
+              <w:left w:w="100" w:type="dxa"/>
+              <w:bottom w:w="60" w:type="dxa"/>
+              <w:right w:w="100" w:type="dxa"/>
+            </w:tcMar>
+          </w:tcPr>
+          <w:p>
+            <w:r>
+              <w:t>Hoja del mapa y detalle del mapa</w:t>
+            </w:r>
+          </w:p>
+        </w:tc>
+        <w:tc>
+          <w:tcPr>
+            <w:tcW w:w="3300" w:type="dxa"/>
+            <w:tcBorders>
+              <w:top w:val="single" w:sz="4" w:space="0" w:color="D9C7B5"/>
+              <w:left w:val="single" w:sz="4" w:space="0" w:color="D9C7B5"/>
+              <w:bottom w:val="single" w:sz="4" w:space="0" w:color="D9C7B5"/>
+              <w:right w:val="single" w:sz="4" w:space="0" w:color="D9C7B5"/>
+            </w:tcBorders>
+            <w:tcMar>
+              <w:top w:w="60" w:type="dxa"/>
+              <w:left w:w="100" w:type="dxa"/>
+              <w:bottom w:w="60" w:type="dxa"/>
+              <w:right w:w="100" w:type="dxa"/>
+            </w:tcMar>
+          </w:tcPr>
+          <w:p>
+            <w:r>
+              <w:t>Nuevo: cabecera, estrellas y datos públicos escritos una vez</w:t>
+            </w:r>
+          </w:p>
+        </w:tc>
+      </w:tr>
+      <w:tr>
+        <w:tc>
+          <w:tcPr>
+            <w:tcW w:w="2300" w:type="dxa"/>
+            <w:tcBorders>
+              <w:top w:val="single" w:sz="4" w:space="0" w:color="D9C7B5"/>
+              <w:left w:val="single" w:sz="4" w:space="0" w:color="D9C7B5"/>
+              <w:bottom w:val="single" w:sz="4" w:space="0" w:color="D9C7B5"/>
+              <w:right w:val="single" w:sz="4" w:space="0" w:color="D9C7B5"/>
+            </w:tcBorders>
+            <w:tcMar>
+              <w:top w:w="60" w:type="dxa"/>
+              <w:left w:w="100" w:type="dxa"/>
+              <w:bottom w:w="60" w:type="dxa"/>
+              <w:right w:w="100" w:type="dxa"/>
+            </w:tcMar>
+          </w:tcPr>
+          <w:p>
+            <w:r>
+              <w:rPr>
+                <w:rFonts w:ascii="Consolas" w:eastAsia="Consolas" w:hAnsi="Consolas" w:cs="Consolas"/>
+                <w:color w:val="5A2E00"/>
+                <w:sz w:val="19"/>
+                <w:szCs w:val="19"/>
+              </w:rPr>
               <w:t>rememberPedirUbicacion</w:t>
             </w:r>
           </w:p>
@@ -7537,7 +8084,7 @@
           </w:tcPr>
           <w:p>
             <w:r>
-              <w:t>Formulario y mapa</w:t>
+              <w:t>Formulario, mapa y detalle del mapa</w:t>
             </w:r>
           </w:p>
         </w:tc>
@@ -8055,7 +8602,7 @@
       <w:pPr>
         <w:pStyle w:val="Ttulo2"/>
       </w:pPr>
-      <w:bookmarkStart w:id="8" w:name="_Toc243480458"/>
+      <w:bookmarkStart w:id="8" w:name="_Toc243598684"/>
       <w:r>
         <w:t>3.5 Estructura de carpetas</w:t>
       </w:r>
@@ -8114,7 +8661,7 @@
           <w:sz w:val="18"/>
           <w:szCs w:val="18"/>
         </w:rPr>
-        <w:t xml:space="preserve">    │                 Estadisticas, AppResult + DomainError</w:t>
+        <w:t xml:space="preserve">    │                 Estadisticas, Ruta, FiltroMapa, Tema, AppResult + DomainError</w:t>
       </w:r>
     </w:p>
     <w:p>
@@ -8128,7 +8675,7 @@
           <w:sz w:val="18"/>
           <w:szCs w:val="18"/>
         </w:rPr>
-        <w:t xml:space="preserve">    ├── repository    Interfaces: Auth, Cerveza, Publicacion, Ubicacion, Foto</w:t>
+        <w:t xml:space="preserve">    ├── repository    Interfaces: Auth, Cerveza, Publicacion, Ubicacion, Foto, Ruta, Preferencias</w:t>
       </w:r>
     </w:p>
     <w:p>
@@ -8156,7 +8703,7 @@
           <w:sz w:val="18"/>
           <w:szCs w:val="18"/>
         </w:rPr>
-        <w:t xml:space="preserve">                      ObservarCervezasCercanas, ObservarCervezas, EliminarCerveza…</w:t>
+        <w:t xml:space="preserve">                      ObservarCervezasCercanas, CalcularRuta, ObservarCervezas…</w:t>
       </w:r>
     </w:p>
     <w:p>
@@ -8310,7 +8857,7 @@
           <w:sz w:val="18"/>
           <w:szCs w:val="18"/>
         </w:rPr>
-        <w:t xml:space="preserve">    │                     UbicacionRepositoryImpl, FotoRepositoryImpl</w:t>
+        <w:t xml:space="preserve">    │                     UbicacionRepositoryImpl, FotoRepositoryImpl, RutaRepositoryImpl</w:t>
       </w:r>
     </w:p>
     <w:p>
@@ -8338,6 +8885,7 @@
           <w:sz w:val="18"/>
           <w:szCs w:val="18"/>
         </w:rPr>
+        <w:lastRenderedPageBreak/>
         <w:t xml:space="preserve">    └── ui</w:t>
       </w:r>
     </w:p>
@@ -8380,7 +8928,7 @@
           <w:sz w:val="18"/>
           <w:szCs w:val="18"/>
         </w:rPr>
-        <w:t xml:space="preserve">        ├── mapa          Mapa comunitario</w:t>
+        <w:t xml:space="preserve">        ├── mapa          Mapa comunitario · detail (detalle con la ruta)</w:t>
       </w:r>
     </w:p>
     <w:p>
@@ -8408,7 +8956,6 @@
           <w:sz w:val="18"/>
           <w:szCs w:val="18"/>
         </w:rPr>
-        <w:lastRenderedPageBreak/>
         <w:t xml:space="preserve">        ├── components    Componentes, formato, errores y mapas compartidos</w:t>
       </w:r>
     </w:p>
@@ -8438,7 +8985,7 @@
           <w:sz w:val="18"/>
           <w:szCs w:val="18"/>
         </w:rPr>
-        <w:t xml:space="preserve">        └── theme         Colores, tipografía y espaciados (AppTheme)</w:t>
+        <w:t xml:space="preserve">        └── theme         Paletas clara y oscura, tipografía, espaciados (AppTheme) y TemaViewModel</w:t>
       </w:r>
     </w:p>
     <w:p>
@@ -8473,7 +9020,7 @@
       <w:pPr>
         <w:pStyle w:val="Ttulo2"/>
       </w:pPr>
-      <w:bookmarkStart w:id="9" w:name="_Toc243480459"/>
+      <w:bookmarkStart w:id="9" w:name="_Toc243598685"/>
       <w:r>
         <w:t>3.6 Lo que se ha dejado fuera a propósito</w:t>
       </w:r>
@@ -8781,7 +9328,7 @@
         <w:pStyle w:val="Ttulo1"/>
         <w:pageBreakBefore/>
       </w:pPr>
-      <w:bookmarkStart w:id="10" w:name="_Toc243480460"/>
+      <w:bookmarkStart w:id="10" w:name="_Toc243598686"/>
       <w:r>
         <w:lastRenderedPageBreak/>
         <w:t>4. Navegación y sesión</w:t>
@@ -9119,7 +9666,7 @@
         <w:pStyle w:val="Ttulo1"/>
         <w:pageBreakBefore/>
       </w:pPr>
-      <w:bookmarkStart w:id="11" w:name="_Toc243480461"/>
+      <w:bookmarkStart w:id="11" w:name="_Toc243598687"/>
       <w:r>
         <w:lastRenderedPageBreak/>
         <w:t>5. Datos en Firestore y seguridad</w:t>
@@ -9130,7 +9677,7 @@
       <w:pPr>
         <w:pStyle w:val="Ttulo2"/>
       </w:pPr>
-      <w:bookmarkStart w:id="12" w:name="_Toc243480462"/>
+      <w:bookmarkStart w:id="12" w:name="_Toc243598688"/>
       <w:r>
         <w:t>5.1 Modelo de datos</w:t>
       </w:r>
@@ -9368,7 +9915,7 @@
       <w:pPr>
         <w:pStyle w:val="Ttulo2"/>
       </w:pPr>
-      <w:bookmarkStart w:id="13" w:name="_Toc243480463"/>
+      <w:bookmarkStart w:id="13" w:name="_Toc243598689"/>
       <w:r>
         <w:t>5.2 Reglas de seguridad</w:t>
       </w:r>
@@ -9726,7 +10273,7 @@
         <w:pStyle w:val="Ttulo1"/>
         <w:pageBreakBefore/>
       </w:pPr>
-      <w:bookmarkStart w:id="14" w:name="_Toc243480464"/>
+      <w:bookmarkStart w:id="14" w:name="_Toc243598690"/>
       <w:r>
         <w:lastRenderedPageBreak/>
         <w:t>6. Decisiones por requisito</w:t>
@@ -9737,7 +10284,7 @@
       <w:pPr>
         <w:pStyle w:val="Ttulo2"/>
       </w:pPr>
-      <w:bookmarkStart w:id="15" w:name="_Toc243480465"/>
+      <w:bookmarkStart w:id="15" w:name="_Toc243598691"/>
       <w:r>
         <w:t>RF1 · Autenticación</w:t>
       </w:r>
@@ -10281,7 +10828,7 @@
       <w:pPr>
         <w:pStyle w:val="Ttulo2"/>
       </w:pPr>
-      <w:bookmarkStart w:id="16" w:name="_Toc243480466"/>
+      <w:bookmarkStart w:id="16" w:name="_Toc243598692"/>
       <w:r>
         <w:t>RF2 · Listado</w:t>
       </w:r>
@@ -10430,7 +10977,7 @@
       <w:pPr>
         <w:pStyle w:val="Ttulo2"/>
       </w:pPr>
-      <w:bookmarkStart w:id="17" w:name="_Toc243480467"/>
+      <w:bookmarkStart w:id="17" w:name="_Toc243598693"/>
       <w:r>
         <w:t>RF3 · Detalle</w:t>
       </w:r>
@@ -10521,7 +11068,7 @@
       <w:pPr>
         <w:pStyle w:val="Ttulo2"/>
       </w:pPr>
-      <w:bookmarkStart w:id="18" w:name="_Toc243480468"/>
+      <w:bookmarkStart w:id="18" w:name="_Toc243598694"/>
       <w:r>
         <w:t>RF4 · Crear y editar</w:t>
       </w:r>
@@ -10711,7 +11258,7 @@
       <w:pPr>
         <w:pStyle w:val="Ttulo2"/>
       </w:pPr>
-      <w:bookmarkStart w:id="19" w:name="_Toc243480469"/>
+      <w:bookmarkStart w:id="19" w:name="_Toc243598695"/>
       <w:r>
         <w:t>RF5 · Ubicación y mapa</w:t>
       </w:r>
@@ -10961,7 +11508,7 @@
       <w:pPr>
         <w:pStyle w:val="Ttulo2"/>
       </w:pPr>
-      <w:bookmarkStart w:id="20" w:name="_Toc243480470"/>
+      <w:bookmarkStart w:id="20" w:name="_Toc243598696"/>
       <w:r>
         <w:t>RF6 · Cámara y galería</w:t>
       </w:r>
@@ -11199,7 +11746,7 @@
       <w:pPr>
         <w:pStyle w:val="Ttulo2"/>
       </w:pPr>
-      <w:bookmarkStart w:id="21" w:name="_Toc243480471"/>
+      <w:bookmarkStart w:id="21" w:name="_Toc243598697"/>
       <w:r>
         <w:t>RF7 · Notificación «cerveza nueva cerca»</w:t>
       </w:r>
@@ -11442,7 +11989,7 @@
         <w:pStyle w:val="Ttulo1"/>
         <w:pageBreakBefore/>
       </w:pPr>
-      <w:bookmarkStart w:id="22" w:name="_Toc243480472"/>
+      <w:bookmarkStart w:id="22" w:name="_Toc243598698"/>
       <w:r>
         <w:lastRenderedPageBreak/>
         <w:t>7. Escalabilidad: el mapa comunitario</w:t>
@@ -11858,7 +12405,7 @@
       <w:pPr>
         <w:pStyle w:val="Ttulo2"/>
       </w:pPr>
-      <w:bookmarkStart w:id="23" w:name="_Toc243480473"/>
+      <w:bookmarkStart w:id="23" w:name="_Toc243598699"/>
       <w:r>
         <w:t>7.1 Ver los detalles de una cerveza de otro usuario</w:t>
       </w:r>
@@ -11874,29 +12421,41 @@
         <w:spacing w:after="60"/>
       </w:pPr>
       <w:r>
-        <w:t xml:space="preserve">Al tocar un marcador se abre una </w:t>
+        <w:t xml:space="preserve">Cada marcador muestra el </w:t>
       </w:r>
       <w:r>
         <w:rPr>
           <w:b/>
           <w:bCs/>
         </w:rPr>
-        <w:t>hoja inferior</w:t>
-      </w:r>
-      <w:r>
-        <w:t xml:space="preserve"> (</w:t>
-      </w:r>
-      <w:r>
-        <w:rPr>
-          <w:rFonts w:ascii="Consolas" w:eastAsia="Consolas" w:hAnsi="Consolas" w:cs="Consolas"/>
-          <w:color w:val="5A2E00"/>
-          <w:sz w:val="19"/>
-          <w:szCs w:val="19"/>
-        </w:rPr>
-        <w:t>ModalBottomSheet</w:t>
-      </w:r>
-      <w:r>
-        <w:t>) con nombre, cervecería, estilo, estrellas, ABV, IBU, lugar, fecha y quién la registró.</w:t>
+        <w:t>nombre de la cerveza</w:t>
+      </w:r>
+      <w:r>
+        <w:t xml:space="preserve"> encima del pin (</w:t>
+      </w:r>
+      <w:r>
+        <w:rPr>
+          <w:rFonts w:ascii="Consolas" w:eastAsia="Consolas" w:hAnsi="Consolas" w:cs="Consolas"/>
+          <w:color w:val="5A2E00"/>
+          <w:sz w:val="19"/>
+          <w:szCs w:val="19"/>
+        </w:rPr>
+        <w:t>EtiquetaMarcador</w:t>
+      </w:r>
+      <w:r>
+        <w:t xml:space="preserve">, dibujado con </w:t>
+      </w:r>
+      <w:r>
+        <w:rPr>
+          <w:rFonts w:ascii="Consolas" w:eastAsia="Consolas" w:hAnsi="Consolas" w:cs="Consolas"/>
+          <w:color w:val="5A2E00"/>
+          <w:sz w:val="19"/>
+          <w:szCs w:val="19"/>
+        </w:rPr>
+        <w:t>rememberClusterRenderer</w:t>
+      </w:r>
+      <w:r>
+        <w:t>). Los grupos siguen con la burbuja numerada.</w:t>
       </w:r>
     </w:p>
     <w:p>
@@ -11909,31 +12468,29 @@
         <w:spacing w:after="60"/>
       </w:pPr>
       <w:r>
-        <w:t xml:space="preserve">Se usa el </w:t>
-      </w:r>
-      <w:r>
-        <w:rPr>
-          <w:rFonts w:ascii="Consolas" w:eastAsia="Consolas" w:hAnsi="Consolas" w:cs="Consolas"/>
-          <w:color w:val="5A2E00"/>
-          <w:sz w:val="19"/>
-          <w:szCs w:val="19"/>
-        </w:rPr>
-        <w:t>setOnClusterItemClickListener</w:t>
-      </w:r>
-      <w:r>
-        <w:t xml:space="preserve"> del ClusterManager, que devuelve </w:t>
-      </w:r>
-      <w:r>
-        <w:rPr>
-          <w:rFonts w:ascii="Consolas" w:eastAsia="Consolas" w:hAnsi="Consolas" w:cs="Consolas"/>
-          <w:color w:val="5A2E00"/>
-          <w:sz w:val="19"/>
-          <w:szCs w:val="19"/>
-        </w:rPr>
-        <w:t>true</w:t>
-      </w:r>
-      <w:r>
-        <w:t xml:space="preserve"> para sustituir el bocadillo estándar de Google Maps.</w:t>
+        <w:t xml:space="preserve">Al tocar un marcador se abre una </w:t>
+      </w:r>
+      <w:r>
+        <w:rPr>
+          <w:b/>
+          <w:bCs/>
+        </w:rPr>
+        <w:t>hoja inferior</w:t>
+      </w:r>
+      <w:r>
+        <w:t xml:space="preserve"> (</w:t>
+      </w:r>
+      <w:r>
+        <w:rPr>
+          <w:rFonts w:ascii="Consolas" w:eastAsia="Consolas" w:hAnsi="Consolas" w:cs="Consolas"/>
+          <w:color w:val="5A2E00"/>
+          <w:sz w:val="19"/>
+          <w:szCs w:val="19"/>
+        </w:rPr>
+        <w:t>ModalBottomSheet</w:t>
+      </w:r>
+      <w:r>
+        <w:t>) con nombre, cervecería, estilo, estrellas, ABV, IBU, lugar, fecha y quién la registró.</w:t>
       </w:r>
     </w:p>
     <w:p>
@@ -11946,17 +12503,31 @@
         <w:spacing w:after="60"/>
       </w:pPr>
       <w:r>
-        <w:t xml:space="preserve">Los datos salen de la propia publicación, que ya se ha descargado: abrir el detalle </w:t>
-      </w:r>
-      <w:r>
-        <w:rPr>
-          <w:b/>
-          <w:bCs/>
-        </w:rPr>
-        <w:t>no hace ninguna lectura más</w:t>
-      </w:r>
-      <w:r>
-        <w:t xml:space="preserve"> en Firestore.</w:t>
+        <w:t xml:space="preserve">Se usa el </w:t>
+      </w:r>
+      <w:r>
+        <w:rPr>
+          <w:rFonts w:ascii="Consolas" w:eastAsia="Consolas" w:hAnsi="Consolas" w:cs="Consolas"/>
+          <w:color w:val="5A2E00"/>
+          <w:sz w:val="19"/>
+          <w:szCs w:val="19"/>
+        </w:rPr>
+        <w:t>setOnClusterItemClickListener</w:t>
+      </w:r>
+      <w:r>
+        <w:t xml:space="preserve"> del ClusterManager, que devuelve </w:t>
+      </w:r>
+      <w:r>
+        <w:rPr>
+          <w:rFonts w:ascii="Consolas" w:eastAsia="Consolas" w:hAnsi="Consolas" w:cs="Consolas"/>
+          <w:color w:val="5A2E00"/>
+          <w:sz w:val="19"/>
+          <w:szCs w:val="19"/>
+        </w:rPr>
+        <w:t>true</w:t>
+      </w:r>
+      <w:r>
+        <w:t xml:space="preserve"> para sustituir el bocadillo estándar de Google Maps.</w:t>
       </w:r>
     </w:p>
     <w:p>
@@ -11969,7 +12540,17 @@
         <w:spacing w:after="60"/>
       </w:pPr>
       <w:r>
-        <w:t>No se muestran la foto ni las notas: siguen en la cerveza privada del autor, que las reglas no dejan leer a otros. Así el mapa sigue siendo ligero y se respeta la privacidad.</w:t>
+        <w:t xml:space="preserve">Los datos salen de la propia publicación, que ya se ha descargado: abrir el detalle </w:t>
+      </w:r>
+      <w:r>
+        <w:rPr>
+          <w:b/>
+          <w:bCs/>
+        </w:rPr>
+        <w:t>no hace ninguna lectura más</w:t>
+      </w:r>
+      <w:r>
+        <w:t xml:space="preserve"> en Firestore.</w:t>
       </w:r>
     </w:p>
     <w:p>
@@ -11982,7 +12563,7 @@
         <w:spacing w:after="60"/>
       </w:pPr>
       <w:r>
-        <w:t>Si la cerveza es tuya, la hoja tiene el botón «Ver mi cerveza», que abre tu detalle completo (con foto, notas, editar y borrar).</w:t>
+        <w:t>No se muestran la foto ni las notas: siguen en la cerveza privada del autor, que las reglas no dejan leer a otros. Así el mapa sigue siendo ligero y se respeta la privacidad.</w:t>
       </w:r>
     </w:p>
     <w:p>
@@ -11995,6 +12576,19 @@
         <w:spacing w:after="60"/>
       </w:pPr>
       <w:r>
+        <w:t>La hoja tiene el botón «Ver detalle y cómo llegar» (apartado 7.2). Si la cerveza es tuya, también «Ver mi cerveza», que abre tu detalle completo (con foto, notas, editar y borrar).</w:t>
+      </w:r>
+    </w:p>
+    <w:p>
+      <w:pPr>
+        <w:pStyle w:val="Prrafodelista"/>
+        <w:numPr>
+          <w:ilvl w:val="0"/>
+          <w:numId w:val="2"/>
+        </w:numPr>
+        <w:spacing w:after="60"/>
+      </w:pPr>
+      <w:r>
         <w:t xml:space="preserve">La hoja guarda solo el id seleccionado con </w:t>
       </w:r>
       <w:r>
@@ -12008,6 +12602,388 @@
       </w:r>
       <w:r>
         <w:t>, así sigue abierta tras girar la pantalla.</w:t>
+      </w:r>
+    </w:p>
+    <w:p>
+      <w:pPr>
+        <w:pStyle w:val="Ttulo2"/>
+      </w:pPr>
+      <w:bookmarkStart w:id="24" w:name="_Toc243598700"/>
+      <w:r>
+        <w:t>7.2 Detalle con cómo llegar</w:t>
+      </w:r>
+      <w:bookmarkEnd w:id="24"/>
+    </w:p>
+    <w:p>
+      <w:pPr>
+        <w:pStyle w:val="Prrafodelista"/>
+        <w:numPr>
+          <w:ilvl w:val="0"/>
+          <w:numId w:val="2"/>
+        </w:numPr>
+        <w:spacing w:after="60"/>
+      </w:pPr>
+      <w:r>
+        <w:t xml:space="preserve">Pantalla propia con ruta tipada </w:t>
+      </w:r>
+      <w:r>
+        <w:rPr>
+          <w:rFonts w:ascii="Consolas" w:eastAsia="Consolas" w:hAnsi="Consolas" w:cs="Consolas"/>
+          <w:color w:val="5A2E00"/>
+          <w:sz w:val="19"/>
+          <w:szCs w:val="19"/>
+        </w:rPr>
+        <w:t>DetallePublicacion(publicacionId)</w:t>
+      </w:r>
+      <w:r>
+        <w:t>. Lee la publicación por id (una sola lectura), así funciona también si se abre sin pasar por el mapa.</w:t>
+      </w:r>
+    </w:p>
+    <w:p>
+      <w:pPr>
+        <w:pStyle w:val="Prrafodelista"/>
+        <w:numPr>
+          <w:ilvl w:val="0"/>
+          <w:numId w:val="2"/>
+        </w:numPr>
+        <w:spacing w:after="60"/>
+      </w:pPr>
+      <w:r>
+        <w:t xml:space="preserve">Pide el permiso de ubicación con </w:t>
+      </w:r>
+      <w:r>
+        <w:rPr>
+          <w:rFonts w:ascii="Consolas" w:eastAsia="Consolas" w:hAnsi="Consolas" w:cs="Consolas"/>
+          <w:color w:val="5A2E00"/>
+          <w:sz w:val="19"/>
+          <w:szCs w:val="19"/>
+        </w:rPr>
+        <w:t>rememberPedirUbicacion</w:t>
+      </w:r>
+      <w:r>
+        <w:t xml:space="preserve">, lee la ubicación actual y llama a </w:t>
+      </w:r>
+      <w:r>
+        <w:rPr>
+          <w:rFonts w:ascii="Consolas" w:eastAsia="Consolas" w:hAnsi="Consolas" w:cs="Consolas"/>
+          <w:color w:val="5A2E00"/>
+          <w:sz w:val="19"/>
+          <w:szCs w:val="19"/>
+        </w:rPr>
+        <w:t>CalcularRutaUseCase</w:t>
+      </w:r>
+      <w:r>
+        <w:t xml:space="preserve">. El caso de uso decide el medio: </w:t>
+      </w:r>
+      <w:r>
+        <w:rPr>
+          <w:b/>
+          <w:bCs/>
+        </w:rPr>
+        <w:t>a pie</w:t>
+      </w:r>
+      <w:r>
+        <w:t xml:space="preserve"> si la cerveza está a 2 km o menos en línea recta y </w:t>
+      </w:r>
+      <w:r>
+        <w:rPr>
+          <w:b/>
+          <w:bCs/>
+        </w:rPr>
+        <w:t>en coche</w:t>
+      </w:r>
+      <w:r>
+        <w:t xml:space="preserve"> si está más lejos.</w:t>
+      </w:r>
+    </w:p>
+    <w:p>
+      <w:pPr>
+        <w:pStyle w:val="Prrafodelista"/>
+        <w:numPr>
+          <w:ilvl w:val="0"/>
+          <w:numId w:val="2"/>
+        </w:numPr>
+        <w:spacing w:after="60"/>
+      </w:pPr>
+      <w:r>
+        <w:rPr>
+          <w:rFonts w:ascii="Consolas" w:eastAsia="Consolas" w:hAnsi="Consolas" w:cs="Consolas"/>
+          <w:color w:val="5A2E00"/>
+          <w:sz w:val="19"/>
+          <w:szCs w:val="19"/>
+        </w:rPr>
+        <w:t>RutaRepositoryImpl</w:t>
+      </w:r>
+      <w:r>
+        <w:t xml:space="preserve"> llama a la </w:t>
+      </w:r>
+      <w:r>
+        <w:rPr>
+          <w:b/>
+          <w:bCs/>
+        </w:rPr>
+        <w:t>Routes API</w:t>
+      </w:r>
+      <w:r>
+        <w:t xml:space="preserve"> de Google (</w:t>
+      </w:r>
+      <w:r>
+        <w:rPr>
+          <w:rFonts w:ascii="Consolas" w:eastAsia="Consolas" w:hAnsi="Consolas" w:cs="Consolas"/>
+          <w:color w:val="5A2E00"/>
+          <w:sz w:val="19"/>
+          <w:szCs w:val="19"/>
+        </w:rPr>
+        <w:t>computeRoutes</w:t>
+      </w:r>
+      <w:r>
+        <w:t>) con la misma key del mapa y recibe los puntos del recorrido, la distancia y la duración. Envía el paquete y la huella SHA-1 de la app por si la key está restringida a Android.</w:t>
+      </w:r>
+    </w:p>
+    <w:p>
+      <w:pPr>
+        <w:pStyle w:val="Prrafodelista"/>
+        <w:numPr>
+          <w:ilvl w:val="0"/>
+          <w:numId w:val="2"/>
+        </w:numPr>
+        <w:spacing w:after="60"/>
+      </w:pPr>
+      <w:r>
+        <w:rPr>
+          <w:rFonts w:ascii="Consolas" w:eastAsia="Consolas" w:hAnsi="Consolas" w:cs="Consolas"/>
+          <w:color w:val="5A2E00"/>
+          <w:sz w:val="19"/>
+          <w:szCs w:val="19"/>
+        </w:rPr>
+        <w:lastRenderedPageBreak/>
+        <w:t>MapaRuta</w:t>
+      </w:r>
+      <w:r>
+        <w:t xml:space="preserve"> dibuja el recorrido con una </w:t>
+      </w:r>
+      <w:r>
+        <w:rPr>
+          <w:rFonts w:ascii="Consolas" w:eastAsia="Consolas" w:hAnsi="Consolas" w:cs="Consolas"/>
+          <w:color w:val="5A2E00"/>
+          <w:sz w:val="19"/>
+          <w:szCs w:val="19"/>
+        </w:rPr>
+        <w:t>Polyline</w:t>
+      </w:r>
+      <w:r>
+        <w:t xml:space="preserve">, el destino con un marcador y tu posición con el punto azul, y encuadra la cámara para que se vea todo. Debajo, dos </w:t>
+      </w:r>
+      <w:r>
+        <w:rPr>
+          <w:rFonts w:ascii="Consolas" w:eastAsia="Consolas" w:hAnsi="Consolas" w:cs="Consolas"/>
+          <w:color w:val="5A2E00"/>
+          <w:sz w:val="19"/>
+          <w:szCs w:val="19"/>
+        </w:rPr>
+        <w:t>TarjetaCifra</w:t>
+      </w:r>
+      <w:r>
+        <w:t xml:space="preserve"> con la distancia y el tiempo.</w:t>
+      </w:r>
+    </w:p>
+    <w:p>
+      <w:pPr>
+        <w:pStyle w:val="Prrafodelista"/>
+        <w:numPr>
+          <w:ilvl w:val="0"/>
+          <w:numId w:val="2"/>
+        </w:numPr>
+        <w:spacing w:after="60"/>
+      </w:pPr>
+      <w:r>
+        <w:t xml:space="preserve">El botón </w:t>
+      </w:r>
+      <w:r>
+        <w:rPr>
+          <w:b/>
+          <w:bCs/>
+        </w:rPr>
+        <w:t>«Abrir en Google Maps»</w:t>
+      </w:r>
+      <w:r>
+        <w:t xml:space="preserve"> lanza un </w:t>
+      </w:r>
+      <w:r>
+        <w:rPr>
+          <w:rFonts w:ascii="Consolas" w:eastAsia="Consolas" w:hAnsi="Consolas" w:cs="Consolas"/>
+          <w:color w:val="5A2E00"/>
+          <w:sz w:val="19"/>
+          <w:szCs w:val="19"/>
+        </w:rPr>
+        <w:t>Intent</w:t>
+      </w:r>
+      <w:r>
+        <w:t xml:space="preserve"> con un enlace </w:t>
+      </w:r>
+      <w:r>
+        <w:rPr>
+          <w:rFonts w:ascii="Consolas" w:eastAsia="Consolas" w:hAnsi="Consolas" w:cs="Consolas"/>
+          <w:color w:val="5A2E00"/>
+          <w:sz w:val="19"/>
+          <w:szCs w:val="19"/>
+        </w:rPr>
+        <w:t>google.com/maps/dir/?api=1&amp;destination=lat,lng</w:t>
+      </w:r>
+      <w:r>
+        <w:t>: abre la app de Maps con la navegación desde tu ubicación (o el navegador si no está instalada). No necesita permisos ni key.</w:t>
+      </w:r>
+    </w:p>
+    <w:p>
+      <w:pPr>
+        <w:pStyle w:val="Prrafodelista"/>
+        <w:numPr>
+          <w:ilvl w:val="0"/>
+          <w:numId w:val="2"/>
+        </w:numPr>
+        <w:spacing w:after="60"/>
+      </w:pPr>
+      <w:r>
+        <w:t>Si la ruta falla (sin red o sin la Routes API activada), se avisa con un snackbar y el mapa sigue mostrando los dos puntos; el botón de Google Maps funciona igual.</w:t>
+      </w:r>
+    </w:p>
+    <w:p>
+      <w:pPr>
+        <w:pStyle w:val="Ttulo2"/>
+      </w:pPr>
+      <w:bookmarkStart w:id="25" w:name="_Toc243598701"/>
+      <w:r>
+        <w:t>7.3 Filtros del mapa</w:t>
+      </w:r>
+      <w:bookmarkEnd w:id="25"/>
+    </w:p>
+    <w:p>
+      <w:pPr>
+        <w:pStyle w:val="Prrafodelista"/>
+        <w:numPr>
+          <w:ilvl w:val="0"/>
+          <w:numId w:val="2"/>
+        </w:numPr>
+        <w:spacing w:after="60"/>
+      </w:pPr>
+      <w:r>
+        <w:t xml:space="preserve">Botón de filtros en la barra del mapa (con el número de filtros activos) que abre una hoja inferior con tres apartados: </w:t>
+      </w:r>
+      <w:r>
+        <w:rPr>
+          <w:b/>
+          <w:bCs/>
+        </w:rPr>
+        <w:t>puntuación mínima</w:t>
+      </w:r>
+      <w:r>
+        <w:t xml:space="preserve"> (todas, 3 o más, 4 o más, 5), </w:t>
+      </w:r>
+      <w:r>
+        <w:rPr>
+          <w:b/>
+          <w:bCs/>
+        </w:rPr>
+        <w:t>estilo</w:t>
+      </w:r>
+      <w:r>
+        <w:t xml:space="preserve"> (varios a la vez) y </w:t>
+      </w:r>
+      <w:r>
+        <w:rPr>
+          <w:b/>
+          <w:bCs/>
+        </w:rPr>
+        <w:t>graduación</w:t>
+      </w:r>
+      <w:r>
+        <w:t xml:space="preserve"> en tramos: suave (menos de 5 %), media (de 5 a 7 %) y fuerte (7 % o más).</w:t>
+      </w:r>
+    </w:p>
+    <w:p>
+      <w:pPr>
+        <w:pStyle w:val="Prrafodelista"/>
+        <w:numPr>
+          <w:ilvl w:val="0"/>
+          <w:numId w:val="2"/>
+        </w:numPr>
+        <w:spacing w:after="60"/>
+      </w:pPr>
+      <w:r>
+        <w:t xml:space="preserve">La regla está en el dominio: </w:t>
+      </w:r>
+      <w:r>
+        <w:rPr>
+          <w:rFonts w:ascii="Consolas" w:eastAsia="Consolas" w:hAnsi="Consolas" w:cs="Consolas"/>
+          <w:color w:val="5A2E00"/>
+          <w:sz w:val="19"/>
+          <w:szCs w:val="19"/>
+        </w:rPr>
+        <w:t>FiltroMapa.cumple(publicacion)</w:t>
+      </w:r>
+      <w:r>
+        <w:t>. Un apartado vacío no filtra; si se elige graduación, las cervezas sin ABV no entran porque no se sabe cuál es.</w:t>
+      </w:r>
+    </w:p>
+    <w:p>
+      <w:pPr>
+        <w:pStyle w:val="Prrafodelista"/>
+        <w:numPr>
+          <w:ilvl w:val="0"/>
+          <w:numId w:val="2"/>
+        </w:numPr>
+        <w:spacing w:after="60"/>
+      </w:pPr>
+      <w:r>
+        <w:t>Los estilos se escriben a mano, así que se agrupan sin distinguir mayúsculas ni espacios («IPA» e «ipa » son el mismo). La lista sale de las cervezas descargadas de la zona.</w:t>
+      </w:r>
+    </w:p>
+    <w:p>
+      <w:pPr>
+        <w:pStyle w:val="Prrafodelista"/>
+        <w:numPr>
+          <w:ilvl w:val="0"/>
+          <w:numId w:val="2"/>
+        </w:numPr>
+        <w:spacing w:after="60"/>
+      </w:pPr>
+      <w:r>
+        <w:t xml:space="preserve">Se filtra </w:t>
+      </w:r>
+      <w:r>
+        <w:rPr>
+          <w:b/>
+          <w:bCs/>
+        </w:rPr>
+        <w:t>en el móvil</w:t>
+      </w:r>
+      <w:r>
+        <w:t xml:space="preserve"> lo que ya se ha descargado de la zona visible: cambiar un filtro no hace ninguna consulta y el mapa se actualiza al momento, incluso detrás de la hoja. El botón de la hoja indica cuántas cervezas quedan.</w:t>
+      </w:r>
+    </w:p>
+    <w:p>
+      <w:pPr>
+        <w:pStyle w:val="Prrafodelista"/>
+        <w:numPr>
+          <w:ilvl w:val="0"/>
+          <w:numId w:val="2"/>
+        </w:numPr>
+        <w:spacing w:after="60"/>
+      </w:pPr>
+      <w:r>
+        <w:t xml:space="preserve">El filtro vive en el </w:t>
+      </w:r>
+      <w:r>
+        <w:rPr>
+          <w:rFonts w:ascii="Consolas" w:eastAsia="Consolas" w:hAnsi="Consolas" w:cs="Consolas"/>
+          <w:color w:val="5A2E00"/>
+          <w:sz w:val="19"/>
+          <w:szCs w:val="19"/>
+        </w:rPr>
+        <w:t>MapaComunitarioViewModel</w:t>
+      </w:r>
+      <w:r>
+        <w:t>, así que se mantiene al cambiar de pestaña y al girar la pantalla. Si deja la zona vacía, aparece un aviso con el botón «Limpiar».</w:t>
       </w:r>
     </w:p>
     <w:p>
@@ -12028,15 +13004,7 @@
         <w:t xml:space="preserve">Cómo lo defiendo: </w:t>
       </w:r>
       <w:r>
-        <w:t>«Los detalles públicos viajan en la publicación, así que ver una cerveza ajena es instantáneo y no cuesta lecturas. Lo privado (foto y notas) nunca sale de la colección del usuario, y eso lo garantizan las reglas, no la interfaz.»</w:t>
-      </w:r>
-    </w:p>
-    <w:p>
-      <w:pPr>
-        <w:spacing w:after="120"/>
-      </w:pPr>
-      <w:r>
-        <w:t>El mapa abre centrado en tu ubicación (zoom de barrio); sin permiso, en el centro de Buenos Aires. Se centra solo la primera vez, porque el ViewModel sobrevive al cambiar de pestaña.</w:t>
+        <w:t>«No filtro en Firestore porque la consulta del mapa ya usa un rango de latitud, y añadir puntuación o estilo obligaría a crear índices compuestos para cada combinación. Como hay 300 cervezas descargadas como mucho, filtrarlas en memoria es instantáneo.»</w:t>
       </w:r>
     </w:p>
     <w:p>
@@ -12057,6 +13025,56 @@
         <w:t xml:space="preserve">Cómo lo defiendo: </w:t>
       </w:r>
       <w:r>
+        <w:t>«Para la ruta dentro de la app uso la Routes API, que es el servicio actual de Google (sustituye a la Directions API). La navegación paso a paso no la reinvento: para eso abro Google Maps con un Intent.»</w:t>
+      </w:r>
+    </w:p>
+    <w:p>
+      <w:pPr>
+        <w:pBdr>
+          <w:left w:val="single" w:sz="18" w:space="8" w:color="8A4B08"/>
+        </w:pBdr>
+        <w:shd w:val="clear" w:color="auto" w:fill="FBF5EF"/>
+        <w:spacing w:before="80" w:after="200"/>
+        <w:ind w:left="240"/>
+      </w:pPr>
+      <w:r>
+        <w:rPr>
+          <w:b/>
+          <w:bCs/>
+          <w:color w:val="8A4B08"/>
+        </w:rPr>
+        <w:t xml:space="preserve">Cómo lo defiendo: </w:t>
+      </w:r>
+      <w:r>
+        <w:t>«Los detalles públicos viajan en la publicación, así que ver una cerveza ajena es instantáneo y no cuesta lecturas. Lo privado (foto y notas) nunca sale de la colección del usuario, y eso lo garantizan las reglas, no la interfaz.»</w:t>
+      </w:r>
+    </w:p>
+    <w:p>
+      <w:pPr>
+        <w:spacing w:after="120"/>
+      </w:pPr>
+      <w:r>
+        <w:t>El mapa abre centrado en tu ubicación (zoom de barrio); sin permiso, en el centro de Buenos Aires. Se centra solo la primera vez, porque el ViewModel sobrevive al cambiar de pestaña.</w:t>
+      </w:r>
+    </w:p>
+    <w:p>
+      <w:pPr>
+        <w:pBdr>
+          <w:left w:val="single" w:sz="18" w:space="8" w:color="8A4B08"/>
+        </w:pBdr>
+        <w:shd w:val="clear" w:color="auto" w:fill="FBF5EF"/>
+        <w:spacing w:before="80" w:after="200"/>
+        <w:ind w:left="240"/>
+      </w:pPr>
+      <w:r>
+        <w:rPr>
+          <w:b/>
+          <w:bCs/>
+          <w:color w:val="8A4B08"/>
+        </w:rPr>
+        <w:t xml:space="preserve">Cómo lo defiendo: </w:t>
+      </w:r>
+      <w:r>
         <w:t>«El coste de Firestore depende de cuántos documentos lees. Al leer solo lo que se ve en pantalla, el coste no crece con el número total de cervezas sino con lo que cabe en la pantalla.»</w:t>
       </w:r>
     </w:p>
@@ -12065,12 +13083,12 @@
         <w:pStyle w:val="Ttulo1"/>
         <w:pageBreakBefore/>
       </w:pPr>
-      <w:bookmarkStart w:id="24" w:name="_Toc243480474"/>
+      <w:bookmarkStart w:id="26" w:name="_Toc243598702"/>
       <w:r>
         <w:lastRenderedPageBreak/>
         <w:t>8. Perfil</w:t>
       </w:r>
-      <w:bookmarkEnd w:id="24"/>
+      <w:bookmarkEnd w:id="26"/>
     </w:p>
     <w:p>
       <w:pPr>
@@ -12120,20 +13138,18 @@
         <w:spacing w:after="60"/>
       </w:pPr>
       <w:r>
-        <w:t>Contiene el botón de cerrar sesión.</w:t>
-      </w:r>
-    </w:p>
-    <w:p>
-      <w:pPr>
-        <w:pStyle w:val="Ttulo1"/>
-        <w:pageBreakBefore/>
-      </w:pPr>
-      <w:bookmarkStart w:id="25" w:name="_Toc243480475"/>
-      <w:r>
-        <w:lastRenderedPageBreak/>
-        <w:t>9. Errores, robustez y pruebas</w:t>
-      </w:r>
-      <w:bookmarkEnd w:id="25"/>
+        <w:t>Contiene el selector de apariencia y el botón de cerrar sesión.</w:t>
+      </w:r>
+    </w:p>
+    <w:p>
+      <w:pPr>
+        <w:pStyle w:val="Ttulo2"/>
+      </w:pPr>
+      <w:bookmarkStart w:id="27" w:name="_Toc243598703"/>
+      <w:r>
+        <w:t>8.1 Modo oscuro</w:t>
+      </w:r>
+      <w:bookmarkEnd w:id="27"/>
     </w:p>
     <w:p>
       <w:pPr>
@@ -12145,43 +13161,53 @@
         <w:spacing w:after="60"/>
       </w:pPr>
       <w:r>
-        <w:t xml:space="preserve">Todas las llamadas a Firebase, al GPS y a las fotos pasan por </w:t>
-      </w:r>
-      <w:r>
-        <w:rPr>
-          <w:rFonts w:ascii="Consolas" w:eastAsia="Consolas" w:hAnsi="Consolas" w:cs="Consolas"/>
-          <w:color w:val="5A2E00"/>
-          <w:sz w:val="19"/>
-          <w:szCs w:val="19"/>
-        </w:rPr>
-        <w:t>resultadoDe { }</w:t>
-      </w:r>
-      <w:r>
-        <w:t xml:space="preserve"> o por </w:t>
-      </w:r>
-      <w:r>
-        <w:rPr>
-          <w:rFonts w:ascii="Consolas" w:eastAsia="Consolas" w:hAnsi="Consolas" w:cs="Consolas"/>
-          <w:color w:val="5A2E00"/>
-          <w:sz w:val="19"/>
-          <w:szCs w:val="19"/>
-        </w:rPr>
-        <w:t>.catch {}</w:t>
-      </w:r>
-      <w:r>
-        <w:t xml:space="preserve"> del Flow en la capa de datos: la excepción se convierte en </w:t>
-      </w:r>
-      <w:r>
-        <w:rPr>
-          <w:rFonts w:ascii="Consolas" w:eastAsia="Consolas" w:hAnsi="Consolas" w:cs="Consolas"/>
-          <w:color w:val="5A2E00"/>
-          <w:sz w:val="19"/>
-          <w:szCs w:val="19"/>
-        </w:rPr>
-        <w:t>AppResult.Error(DomainError)</w:t>
-      </w:r>
-      <w:r>
-        <w:t xml:space="preserve"> y nunca llega a la interfaz ni cierra la app. Las cancelaciones de corrutinas no se capturan, para no romper la cancelación de la búsqueda del mapa.</w:t>
+        <w:t xml:space="preserve">Como en el proyecto de referencia, hay dos paletas en </w:t>
+      </w:r>
+      <w:r>
+        <w:rPr>
+          <w:rFonts w:ascii="Consolas" w:eastAsia="Consolas" w:hAnsi="Consolas" w:cs="Consolas"/>
+          <w:color w:val="5A2E00"/>
+          <w:sz w:val="19"/>
+          <w:szCs w:val="19"/>
+        </w:rPr>
+        <w:t>Theme.kt</w:t>
+      </w:r>
+      <w:r>
+        <w:t xml:space="preserve"> y por defecto se sigue el modo del sistema (</w:t>
+      </w:r>
+      <w:r>
+        <w:rPr>
+          <w:rFonts w:ascii="Consolas" w:eastAsia="Consolas" w:hAnsi="Consolas" w:cs="Consolas"/>
+          <w:color w:val="5A2E00"/>
+          <w:sz w:val="19"/>
+          <w:szCs w:val="19"/>
+        </w:rPr>
+        <w:t>isSystemInDarkTheme()</w:t>
+      </w:r>
+      <w:r>
+        <w:t xml:space="preserve">). En el perfil se puede elegir </w:t>
+      </w:r>
+      <w:r>
+        <w:rPr>
+          <w:b/>
+          <w:bCs/>
+        </w:rPr>
+        <w:t>Sistema, Claro u Oscuro</w:t>
+      </w:r>
+      <w:r>
+        <w:t xml:space="preserve"> con un </w:t>
+      </w:r>
+      <w:r>
+        <w:rPr>
+          <w:rFonts w:ascii="Consolas" w:eastAsia="Consolas" w:hAnsi="Consolas" w:cs="Consolas"/>
+          <w:color w:val="5A2E00"/>
+          <w:sz w:val="19"/>
+          <w:szCs w:val="19"/>
+        </w:rPr>
+        <w:t>SegmentedButton</w:t>
+      </w:r>
+      <w:r>
+        <w:t>.</w:t>
       </w:r>
     </w:p>
     <w:p>
@@ -12194,7 +13220,29 @@
         <w:spacing w:after="60"/>
       </w:pPr>
       <w:r>
-        <w:t>Sin conexión, Firestore sirve los datos de su caché local y sincroniza al volver.</w:t>
+        <w:t xml:space="preserve">Las dos paletas definen </w:t>
+      </w:r>
+      <w:r>
+        <w:rPr>
+          <w:b/>
+          <w:bCs/>
+        </w:rPr>
+        <w:t>todos</w:t>
+      </w:r>
+      <w:r>
+        <w:t xml:space="preserve"> los roles de Material 3. Si falta alguno, Material lo rellena con su morado por defecto (pasaba en las hojas inferiores, que se veían lilas). En oscuro el ámbar se aclara (</w:t>
+      </w:r>
+      <w:r>
+        <w:rPr>
+          <w:rFonts w:ascii="Consolas" w:eastAsia="Consolas" w:hAnsi="Consolas" w:cs="Consolas"/>
+          <w:color w:val="5A2E00"/>
+          <w:sz w:val="19"/>
+          <w:szCs w:val="19"/>
+        </w:rPr>
+        <w:t>Amber80</w:t>
+      </w:r>
+      <w:r>
+        <w:t>), porque un color saturado sobre fondo oscuro cansa la vista.</w:t>
       </w:r>
     </w:p>
     <w:p>
@@ -12207,7 +13255,55 @@
         <w:spacing w:after="60"/>
       </w:pPr>
       <w:r>
-        <w:t>Probado en el emulador: registro, login y errores, aislamiento entre usuarios, crear y editar con foto y ubicación, reglas (403 al leer o editar lo de otro, al falsear el autor y sin sesión), mapa comunitario y notificación (a 0,7 y 1,6 km llega; desde Córdoba no).</w:t>
+        <w:t xml:space="preserve">La elección se guarda con </w:t>
+      </w:r>
+      <w:r>
+        <w:rPr>
+          <w:rFonts w:ascii="Consolas" w:eastAsia="Consolas" w:hAnsi="Consolas" w:cs="Consolas"/>
+          <w:color w:val="5A2E00"/>
+          <w:sz w:val="19"/>
+          <w:szCs w:val="19"/>
+        </w:rPr>
+        <w:t>PreferenciasRepositoryImpl</w:t>
+      </w:r>
+      <w:r>
+        <w:t xml:space="preserve"> (SharedPreferences) detrás de la interfaz </w:t>
+      </w:r>
+      <w:r>
+        <w:rPr>
+          <w:rFonts w:ascii="Consolas" w:eastAsia="Consolas" w:hAnsi="Consolas" w:cs="Consolas"/>
+          <w:color w:val="5A2E00"/>
+          <w:sz w:val="19"/>
+          <w:szCs w:val="19"/>
+        </w:rPr>
+        <w:t>PreferenciasRepository</w:t>
+      </w:r>
+      <w:r>
+        <w:t xml:space="preserve"> del dominio, y se lee y cambia con </w:t>
+      </w:r>
+      <w:r>
+        <w:rPr>
+          <w:rFonts w:ascii="Consolas" w:eastAsia="Consolas" w:hAnsi="Consolas" w:cs="Consolas"/>
+          <w:color w:val="5A2E00"/>
+          <w:sz w:val="19"/>
+          <w:szCs w:val="19"/>
+        </w:rPr>
+        <w:t>ObservarTemaUseCase</w:t>
+      </w:r>
+      <w:r>
+        <w:t xml:space="preserve"> y </w:t>
+      </w:r>
+      <w:r>
+        <w:rPr>
+          <w:rFonts w:ascii="Consolas" w:eastAsia="Consolas" w:hAnsi="Consolas" w:cs="Consolas"/>
+          <w:color w:val="5A2E00"/>
+          <w:sz w:val="19"/>
+          <w:szCs w:val="19"/>
+        </w:rPr>
+        <w:t>CambiarTemaUseCase</w:t>
+      </w:r>
+      <w:r>
+        <w:t>. Es un ajuste del dispositivo, no de la cuenta, así que no va a Firestore.</w:t>
       </w:r>
     </w:p>
     <w:p>
@@ -12220,6 +13316,372 @@
         <w:spacing w:after="60"/>
       </w:pPr>
       <w:r>
+        <w:t xml:space="preserve">El repositorio expone un </w:t>
+      </w:r>
+      <w:r>
+        <w:rPr>
+          <w:rFonts w:ascii="Consolas" w:eastAsia="Consolas" w:hAnsi="Consolas" w:cs="Consolas"/>
+          <w:color w:val="5A2E00"/>
+          <w:sz w:val="19"/>
+          <w:szCs w:val="19"/>
+        </w:rPr>
+        <w:t>StateFlow</w:t>
+      </w:r>
+      <w:r>
+        <w:t>: el valor guardado está disponible desde el primer fotograma, así la app no se pinta un instante con el tema equivocado.</w:t>
+      </w:r>
+    </w:p>
+    <w:p>
+      <w:pPr>
+        <w:pStyle w:val="Prrafodelista"/>
+        <w:numPr>
+          <w:ilvl w:val="0"/>
+          <w:numId w:val="2"/>
+        </w:numPr>
+        <w:spacing w:after="60"/>
+      </w:pPr>
+      <w:r>
+        <w:rPr>
+          <w:rFonts w:ascii="Consolas" w:eastAsia="Consolas" w:hAnsi="Consolas" w:cs="Consolas"/>
+          <w:color w:val="5A2E00"/>
+          <w:sz w:val="19"/>
+          <w:szCs w:val="19"/>
+        </w:rPr>
+        <w:t>MainActivity</w:t>
+      </w:r>
+      <w:r>
+        <w:t xml:space="preserve"> usa </w:t>
+      </w:r>
+      <w:r>
+        <w:rPr>
+          <w:rFonts w:ascii="Consolas" w:eastAsia="Consolas" w:hAnsi="Consolas" w:cs="Consolas"/>
+          <w:color w:val="5A2E00"/>
+          <w:sz w:val="19"/>
+          <w:szCs w:val="19"/>
+        </w:rPr>
+        <w:t>TemaViewModel</w:t>
+      </w:r>
+      <w:r>
+        <w:t xml:space="preserve"> para decidir el tema y se lo pasa a </w:t>
+      </w:r>
+      <w:r>
+        <w:rPr>
+          <w:rFonts w:ascii="Consolas" w:eastAsia="Consolas" w:hAnsi="Consolas" w:cs="Consolas"/>
+          <w:color w:val="5A2E00"/>
+          <w:sz w:val="19"/>
+          <w:szCs w:val="19"/>
+        </w:rPr>
+        <w:t>CerveLogTheme</w:t>
+      </w:r>
+      <w:r>
+        <w:t xml:space="preserve">. También vuelve a llamar a </w:t>
+      </w:r>
+      <w:r>
+        <w:rPr>
+          <w:rFonts w:ascii="Consolas" w:eastAsia="Consolas" w:hAnsi="Consolas" w:cs="Consolas"/>
+          <w:color w:val="5A2E00"/>
+          <w:sz w:val="19"/>
+          <w:szCs w:val="19"/>
+        </w:rPr>
+        <w:t>enableEdgeToEdge</w:t>
+      </w:r>
+      <w:r>
+        <w:t xml:space="preserve"> para que los iconos de la barra de estado sigan al tema elegido y no al del sistema.</w:t>
+      </w:r>
+    </w:p>
+    <w:p>
+      <w:pPr>
+        <w:pStyle w:val="Prrafodelista"/>
+        <w:numPr>
+          <w:ilvl w:val="0"/>
+          <w:numId w:val="2"/>
+        </w:numPr>
+        <w:spacing w:after="60"/>
+      </w:pPr>
+      <w:r>
+        <w:t xml:space="preserve">Los tres mapas de Google usan </w:t>
+      </w:r>
+      <w:r>
+        <w:rPr>
+          <w:rFonts w:ascii="Consolas" w:eastAsia="Consolas" w:hAnsi="Consolas" w:cs="Consolas"/>
+          <w:color w:val="5A2E00"/>
+          <w:sz w:val="19"/>
+          <w:szCs w:val="19"/>
+        </w:rPr>
+        <w:t>mapColorScheme</w:t>
+      </w:r>
+      <w:r>
+        <w:t xml:space="preserve"> con el tema de la app (</w:t>
+      </w:r>
+      <w:r>
+        <w:rPr>
+          <w:rFonts w:ascii="Consolas" w:eastAsia="Consolas" w:hAnsi="Consolas" w:cs="Consolas"/>
+          <w:color w:val="5A2E00"/>
+          <w:sz w:val="19"/>
+          <w:szCs w:val="19"/>
+        </w:rPr>
+        <w:t>AppTheme.oscuro</w:t>
+      </w:r>
+      <w:r>
+        <w:t>), así que también se oscurecen.</w:t>
+      </w:r>
+    </w:p>
+    <w:p>
+      <w:pPr>
+        <w:pStyle w:val="Prrafodelista"/>
+        <w:numPr>
+          <w:ilvl w:val="0"/>
+          <w:numId w:val="2"/>
+        </w:numPr>
+        <w:spacing w:after="60"/>
+      </w:pPr>
+      <w:r>
+        <w:rPr>
+          <w:rFonts w:ascii="Consolas" w:eastAsia="Consolas" w:hAnsi="Consolas" w:cs="Consolas"/>
+          <w:color w:val="5A2E00"/>
+          <w:sz w:val="19"/>
+          <w:szCs w:val="19"/>
+        </w:rPr>
+        <w:t>values-night/themes.xml</w:t>
+      </w:r>
+      <w:r>
+        <w:t xml:space="preserve"> pone la ventana oscura mientras arranca la app si el sistema está en oscuro, para evitar el destello blanco antes de Compose.</w:t>
+      </w:r>
+    </w:p>
+    <w:p>
+      <w:pPr>
+        <w:pStyle w:val="Ttulo2"/>
+      </w:pPr>
+      <w:bookmarkStart w:id="28" w:name="_Toc243598704"/>
+      <w:r>
+        <w:t>8.2 Icono de la app</w:t>
+      </w:r>
+      <w:bookmarkEnd w:id="28"/>
+    </w:p>
+    <w:p>
+      <w:pPr>
+        <w:pStyle w:val="Prrafodelista"/>
+        <w:numPr>
+          <w:ilvl w:val="0"/>
+          <w:numId w:val="2"/>
+        </w:numPr>
+        <w:spacing w:after="60"/>
+      </w:pPr>
+      <w:r>
+        <w:rPr>
+          <w:b/>
+          <w:bCs/>
+        </w:rPr>
+        <w:t>Adaptive icon</w:t>
+      </w:r>
+      <w:r>
+        <w:t xml:space="preserve"> (Android 8+), igual que en el proyecto de referencia: </w:t>
+      </w:r>
+      <w:r>
+        <w:rPr>
+          <w:rFonts w:ascii="Consolas" w:eastAsia="Consolas" w:hAnsi="Consolas" w:cs="Consolas"/>
+          <w:color w:val="5A2E00"/>
+          <w:sz w:val="19"/>
+          <w:szCs w:val="19"/>
+        </w:rPr>
+        <w:t>ic_launcher_background</w:t>
+      </w:r>
+      <w:r>
+        <w:t xml:space="preserve"> (fondo ámbar), </w:t>
+      </w:r>
+      <w:r>
+        <w:rPr>
+          <w:rFonts w:ascii="Consolas" w:eastAsia="Consolas" w:hAnsi="Consolas" w:cs="Consolas"/>
+          <w:color w:val="5A2E00"/>
+          <w:sz w:val="19"/>
+          <w:szCs w:val="19"/>
+        </w:rPr>
+        <w:t>ic_launcher_foreground</w:t>
+      </w:r>
+      <w:r>
+        <w:t xml:space="preserve"> (jarra de cerveza con espuma) y </w:t>
+      </w:r>
+      <w:r>
+        <w:rPr>
+          <w:rFonts w:ascii="Consolas" w:eastAsia="Consolas" w:hAnsi="Consolas" w:cs="Consolas"/>
+          <w:color w:val="5A2E00"/>
+          <w:sz w:val="19"/>
+          <w:szCs w:val="19"/>
+        </w:rPr>
+        <w:t>ic_launcher_monochrome</w:t>
+      </w:r>
+      <w:r>
+        <w:t xml:space="preserve"> (silueta para los iconos temáticos de Android 13).</w:t>
+      </w:r>
+    </w:p>
+    <w:p>
+      <w:pPr>
+        <w:pStyle w:val="Prrafodelista"/>
+        <w:numPr>
+          <w:ilvl w:val="0"/>
+          <w:numId w:val="2"/>
+        </w:numPr>
+        <w:spacing w:after="60"/>
+      </w:pPr>
+      <w:r>
+        <w:t xml:space="preserve">Son vectores XML, así que se ven nítidos en cualquier densidad. Como el </w:t>
+      </w:r>
+      <w:r>
+        <w:rPr>
+          <w:rFonts w:ascii="Consolas" w:eastAsia="Consolas" w:hAnsi="Consolas" w:cs="Consolas"/>
+          <w:color w:val="5A2E00"/>
+          <w:sz w:val="19"/>
+          <w:szCs w:val="19"/>
+        </w:rPr>
+        <w:t>minSdk</w:t>
+      </w:r>
+      <w:r>
+        <w:t xml:space="preserve"> es 26, los PNG/WebP por densidad de la plantilla sobraban y se han borrado.</w:t>
+      </w:r>
+    </w:p>
+    <w:p>
+      <w:pPr>
+        <w:pStyle w:val="Prrafodelista"/>
+        <w:numPr>
+          <w:ilvl w:val="0"/>
+          <w:numId w:val="2"/>
+        </w:numPr>
+        <w:spacing w:after="60"/>
+      </w:pPr>
+      <w:r>
+        <w:t>La jarra se reduce al 85 % para que quepa en el círculo de 66 dp que Android nunca recorta, sea cual sea la forma del icono del fabricante (círculo, cuadrado redondeado o gota).</w:t>
+      </w:r>
+    </w:p>
+    <w:p>
+      <w:pPr>
+        <w:pBdr>
+          <w:left w:val="single" w:sz="18" w:space="8" w:color="8A4B08"/>
+        </w:pBdr>
+        <w:shd w:val="clear" w:color="auto" w:fill="FBF5EF"/>
+        <w:spacing w:before="80" w:after="200"/>
+        <w:ind w:left="240"/>
+      </w:pPr>
+      <w:r>
+        <w:rPr>
+          <w:b/>
+          <w:bCs/>
+          <w:color w:val="8A4B08"/>
+        </w:rPr>
+        <w:t xml:space="preserve">Cómo lo defiendo: </w:t>
+      </w:r>
+      <w:r>
+        <w:t xml:space="preserve">«El tema es un ajuste de presentación, pero lo trato igual que el resto: interfaz en el dominio, implementación en </w:t>
+      </w:r>
+      <w:r>
+        <w:rPr>
+          <w:rFonts w:ascii="Consolas" w:eastAsia="Consolas" w:hAnsi="Consolas" w:cs="Consolas"/>
+          <w:color w:val="5A2E00"/>
+          <w:sz w:val="19"/>
+          <w:szCs w:val="19"/>
+        </w:rPr>
+        <w:t>data/</w:t>
+      </w:r>
+      <w:r>
+        <w:t xml:space="preserve"> y casos de uso. Así el perfil y la actividad no saben dónde se guarda, y cambiar a DataStore sería tocar solo el repositorio.»</w:t>
+      </w:r>
+    </w:p>
+    <w:p>
+      <w:pPr>
+        <w:pStyle w:val="Ttulo1"/>
+        <w:pageBreakBefore/>
+      </w:pPr>
+      <w:bookmarkStart w:id="29" w:name="_Toc243598705"/>
+      <w:r>
+        <w:lastRenderedPageBreak/>
+        <w:t>9. Errores, robustez y pruebas</w:t>
+      </w:r>
+      <w:bookmarkEnd w:id="29"/>
+    </w:p>
+    <w:p>
+      <w:pPr>
+        <w:pStyle w:val="Prrafodelista"/>
+        <w:numPr>
+          <w:ilvl w:val="0"/>
+          <w:numId w:val="2"/>
+        </w:numPr>
+        <w:spacing w:after="60"/>
+      </w:pPr>
+      <w:r>
+        <w:t xml:space="preserve">Todas las llamadas a Firebase, al GPS y a las fotos pasan por </w:t>
+      </w:r>
+      <w:r>
+        <w:rPr>
+          <w:rFonts w:ascii="Consolas" w:eastAsia="Consolas" w:hAnsi="Consolas" w:cs="Consolas"/>
+          <w:color w:val="5A2E00"/>
+          <w:sz w:val="19"/>
+          <w:szCs w:val="19"/>
+        </w:rPr>
+        <w:t>resultadoDe { }</w:t>
+      </w:r>
+      <w:r>
+        <w:t xml:space="preserve"> o por </w:t>
+      </w:r>
+      <w:r>
+        <w:rPr>
+          <w:rFonts w:ascii="Consolas" w:eastAsia="Consolas" w:hAnsi="Consolas" w:cs="Consolas"/>
+          <w:color w:val="5A2E00"/>
+          <w:sz w:val="19"/>
+          <w:szCs w:val="19"/>
+        </w:rPr>
+        <w:t>.catch {}</w:t>
+      </w:r>
+      <w:r>
+        <w:t xml:space="preserve"> del Flow en la capa de datos: la excepción se convierte en </w:t>
+      </w:r>
+      <w:r>
+        <w:rPr>
+          <w:rFonts w:ascii="Consolas" w:eastAsia="Consolas" w:hAnsi="Consolas" w:cs="Consolas"/>
+          <w:color w:val="5A2E00"/>
+          <w:sz w:val="19"/>
+          <w:szCs w:val="19"/>
+        </w:rPr>
+        <w:t>AppResult.Error(DomainError)</w:t>
+      </w:r>
+      <w:r>
+        <w:t xml:space="preserve"> y nunca llega a la interfaz ni cierra la app. Las cancelaciones de corrutinas no se capturan, para no romper la cancelación de la búsqueda del mapa.</w:t>
+      </w:r>
+    </w:p>
+    <w:p>
+      <w:pPr>
+        <w:pStyle w:val="Prrafodelista"/>
+        <w:numPr>
+          <w:ilvl w:val="0"/>
+          <w:numId w:val="2"/>
+        </w:numPr>
+        <w:spacing w:after="60"/>
+      </w:pPr>
+      <w:r>
+        <w:t>Sin conexión, Firestore sirve los datos de su caché local y sincroniza al volver.</w:t>
+      </w:r>
+    </w:p>
+    <w:p>
+      <w:pPr>
+        <w:pStyle w:val="Prrafodelista"/>
+        <w:numPr>
+          <w:ilvl w:val="0"/>
+          <w:numId w:val="2"/>
+        </w:numPr>
+        <w:spacing w:after="60"/>
+      </w:pPr>
+      <w:r>
+        <w:t>Probado en el emulador: registro, login y errores, aislamiento entre usuarios, crear y editar con foto y ubicación, reglas (403 al leer o editar lo de otro, al falsear el autor y sin sesión), mapa comunitario y notificación (a 0,7 y 1,6 km llega; desde Córdoba no).</w:t>
+      </w:r>
+    </w:p>
+    <w:p>
+      <w:pPr>
+        <w:pStyle w:val="Prrafodelista"/>
+        <w:numPr>
+          <w:ilvl w:val="0"/>
+          <w:numId w:val="2"/>
+        </w:numPr>
+        <w:spacing w:after="60"/>
+      </w:pPr>
+      <w:r>
         <w:t xml:space="preserve">Usuarios de ejemplo: ana, carlos, lucia y mikel @aplicaciones.com (contraseña </w:t>
       </w:r>
       <w:r>
@@ -12239,11 +13701,11 @@
       <w:pPr>
         <w:pStyle w:val="Ttulo2"/>
       </w:pPr>
-      <w:bookmarkStart w:id="26" w:name="_Toc243480476"/>
+      <w:bookmarkStart w:id="30" w:name="_Toc243598706"/>
       <w:r>
         <w:t>9.1 Tests unitarios</w:t>
       </w:r>
-      <w:bookmarkEnd w:id="26"/>
+      <w:bookmarkEnd w:id="30"/>
     </w:p>
     <w:p>
       <w:pPr>
@@ -12915,7 +14377,7 @@
                 <w:sz w:val="19"/>
                 <w:szCs w:val="19"/>
               </w:rPr>
-              <w:t>:app</w:t>
+              <w:t>:domain</w:t>
             </w:r>
           </w:p>
         </w:tc>
@@ -12943,10 +14405,177 @@
                 <w:sz w:val="19"/>
                 <w:szCs w:val="19"/>
               </w:rPr>
+              <w:t>FiltroMapaTest</w:t>
+            </w:r>
+            <w:r>
+              <w:t xml:space="preserve"> (6)</w:t>
+            </w:r>
+          </w:p>
+        </w:tc>
+        <w:tc>
+          <w:tcPr>
+            <w:tcW w:w="5026" w:type="dxa"/>
+            <w:tcBorders>
+              <w:top w:val="single" w:sz="4" w:space="0" w:color="D9C7B5"/>
+              <w:left w:val="single" w:sz="4" w:space="0" w:color="D9C7B5"/>
+              <w:bottom w:val="single" w:sz="4" w:space="0" w:color="D9C7B5"/>
+              <w:right w:val="single" w:sz="4" w:space="0" w:color="D9C7B5"/>
+            </w:tcBorders>
+            <w:tcMar>
+              <w:top w:w="60" w:type="dxa"/>
+              <w:left w:w="100" w:type="dxa"/>
+              <w:bottom w:w="60" w:type="dxa"/>
+              <w:right w:w="100" w:type="dxa"/>
+            </w:tcMar>
+          </w:tcPr>
+          <w:p>
+            <w:r>
+              <w:t>Sin filtros entra todo, puntuación mínima, estilo sin distinguir mayúsculas, graduación por tramos (sin ABV no entra), filtros combinados y lista de estilos sin repetir.</w:t>
+            </w:r>
+          </w:p>
+        </w:tc>
+      </w:tr>
+      <w:tr>
+        <w:tc>
+          <w:tcPr>
+            <w:tcW w:w="1100" w:type="dxa"/>
+            <w:tcBorders>
+              <w:top w:val="single" w:sz="4" w:space="0" w:color="D9C7B5"/>
+              <w:left w:val="single" w:sz="4" w:space="0" w:color="D9C7B5"/>
+              <w:bottom w:val="single" w:sz="4" w:space="0" w:color="D9C7B5"/>
+              <w:right w:val="single" w:sz="4" w:space="0" w:color="D9C7B5"/>
+            </w:tcBorders>
+            <w:tcMar>
+              <w:top w:w="60" w:type="dxa"/>
+              <w:left w:w="100" w:type="dxa"/>
+              <w:bottom w:w="60" w:type="dxa"/>
+              <w:right w:w="100" w:type="dxa"/>
+            </w:tcMar>
+          </w:tcPr>
+          <w:p>
+            <w:r>
+              <w:rPr>
+                <w:rFonts w:ascii="Consolas" w:eastAsia="Consolas" w:hAnsi="Consolas" w:cs="Consolas"/>
+                <w:color w:val="5A2E00"/>
+                <w:sz w:val="19"/>
+                <w:szCs w:val="19"/>
+              </w:rPr>
+              <w:t>:domain</w:t>
+            </w:r>
+          </w:p>
+        </w:tc>
+        <w:tc>
+          <w:tcPr>
+            <w:tcW w:w="2900" w:type="dxa"/>
+            <w:tcBorders>
+              <w:top w:val="single" w:sz="4" w:space="0" w:color="D9C7B5"/>
+              <w:left w:val="single" w:sz="4" w:space="0" w:color="D9C7B5"/>
+              <w:bottom w:val="single" w:sz="4" w:space="0" w:color="D9C7B5"/>
+              <w:right w:val="single" w:sz="4" w:space="0" w:color="D9C7B5"/>
+            </w:tcBorders>
+            <w:tcMar>
+              <w:top w:w="60" w:type="dxa"/>
+              <w:left w:w="100" w:type="dxa"/>
+              <w:bottom w:w="60" w:type="dxa"/>
+              <w:right w:w="100" w:type="dxa"/>
+            </w:tcMar>
+          </w:tcPr>
+          <w:p>
+            <w:r>
+              <w:rPr>
+                <w:rFonts w:ascii="Consolas" w:eastAsia="Consolas" w:hAnsi="Consolas" w:cs="Consolas"/>
+                <w:color w:val="5A2E00"/>
+                <w:sz w:val="19"/>
+                <w:szCs w:val="19"/>
+              </w:rPr>
+              <w:t>CalcularRutaUseCaseTest</w:t>
+            </w:r>
+            <w:r>
+              <w:t xml:space="preserve"> (3)</w:t>
+            </w:r>
+          </w:p>
+        </w:tc>
+        <w:tc>
+          <w:tcPr>
+            <w:tcW w:w="5026" w:type="dxa"/>
+            <w:tcBorders>
+              <w:top w:val="single" w:sz="4" w:space="0" w:color="D9C7B5"/>
+              <w:left w:val="single" w:sz="4" w:space="0" w:color="D9C7B5"/>
+              <w:bottom w:val="single" w:sz="4" w:space="0" w:color="D9C7B5"/>
+              <w:right w:val="single" w:sz="4" w:space="0" w:color="D9C7B5"/>
+            </w:tcBorders>
+            <w:tcMar>
+              <w:top w:w="60" w:type="dxa"/>
+              <w:left w:w="100" w:type="dxa"/>
+              <w:bottom w:w="60" w:type="dxa"/>
+              <w:right w:w="100" w:type="dxa"/>
+            </w:tcMar>
+          </w:tcPr>
+          <w:p>
+            <w:r>
+              <w:t>A pie si está cerca, en coche si está lejos y el error del repositorio llega tal cual.</w:t>
+            </w:r>
+          </w:p>
+        </w:tc>
+      </w:tr>
+      <w:tr>
+        <w:tc>
+          <w:tcPr>
+            <w:tcW w:w="1100" w:type="dxa"/>
+            <w:tcBorders>
+              <w:top w:val="single" w:sz="4" w:space="0" w:color="D9C7B5"/>
+              <w:left w:val="single" w:sz="4" w:space="0" w:color="D9C7B5"/>
+              <w:bottom w:val="single" w:sz="4" w:space="0" w:color="D9C7B5"/>
+              <w:right w:val="single" w:sz="4" w:space="0" w:color="D9C7B5"/>
+            </w:tcBorders>
+            <w:tcMar>
+              <w:top w:w="60" w:type="dxa"/>
+              <w:left w:w="100" w:type="dxa"/>
+              <w:bottom w:w="60" w:type="dxa"/>
+              <w:right w:w="100" w:type="dxa"/>
+            </w:tcMar>
+          </w:tcPr>
+          <w:p>
+            <w:r>
+              <w:rPr>
+                <w:rFonts w:ascii="Consolas" w:eastAsia="Consolas" w:hAnsi="Consolas" w:cs="Consolas"/>
+                <w:color w:val="5A2E00"/>
+                <w:sz w:val="19"/>
+                <w:szCs w:val="19"/>
+              </w:rPr>
+              <w:lastRenderedPageBreak/>
+              <w:t>:app</w:t>
+            </w:r>
+          </w:p>
+        </w:tc>
+        <w:tc>
+          <w:tcPr>
+            <w:tcW w:w="2900" w:type="dxa"/>
+            <w:tcBorders>
+              <w:top w:val="single" w:sz="4" w:space="0" w:color="D9C7B5"/>
+              <w:left w:val="single" w:sz="4" w:space="0" w:color="D9C7B5"/>
+              <w:bottom w:val="single" w:sz="4" w:space="0" w:color="D9C7B5"/>
+              <w:right w:val="single" w:sz="4" w:space="0" w:color="D9C7B5"/>
+            </w:tcBorders>
+            <w:tcMar>
+              <w:top w:w="60" w:type="dxa"/>
+              <w:left w:w="100" w:type="dxa"/>
+              <w:bottom w:w="60" w:type="dxa"/>
+              <w:right w:w="100" w:type="dxa"/>
+            </w:tcMar>
+          </w:tcPr>
+          <w:p>
+            <w:r>
+              <w:rPr>
+                <w:rFonts w:ascii="Consolas" w:eastAsia="Consolas" w:hAnsi="Consolas" w:cs="Consolas"/>
+                <w:color w:val="5A2E00"/>
+                <w:sz w:val="19"/>
+                <w:szCs w:val="19"/>
+              </w:rPr>
               <w:t>OtrosViewModelsTest</w:t>
             </w:r>
             <w:r>
-              <w:t xml:space="preserve"> (3)</w:t>
+              <w:t xml:space="preserve"> (7)</w:t>
             </w:r>
           </w:p>
         </w:tc>
@@ -12968,7 +14597,7 @@
           </w:tcPr>
           <w:p>
             <w:r>
-              <w:t>Login con credenciales incorrectas; el mapa acumula lo descargado y quita lo borrado de la zona; el perfil reenvía el correo de confirmación.</w:t>
+              <w:t>Login con credenciales incorrectas; el mapa acumula lo descargado y quita lo borrado de la zona; el filtro oculta sin volver a descargar; el perfil reenvía el correo de confirmación; el detalle del mapa calcula la ruta desde mi ubicación, avisa si no hay ubicación y conserva mi posición si falla la ruta.</w:t>
             </w:r>
           </w:p>
         </w:tc>
@@ -12997,19 +14626,18 @@
         <w:t xml:space="preserve">Cómo lo defiendo: </w:t>
       </w:r>
       <w:r>
-        <w:t>«Que el dominio no dependa de Android es lo que permite estos tests: 29 pruebas en segundos sin emulador. Por eso los ViewModels reciben casos de uso por constructor y no crean nada.»</w:t>
+        <w:t>«Que el dominio no dependa de Android es lo que permite estos tests: 42 pruebas en segundos sin emulador. Por eso los ViewModels reciben casos de uso por constructor y no crean nada.»</w:t>
       </w:r>
     </w:p>
     <w:p>
       <w:pPr>
         <w:pStyle w:val="Ttulo2"/>
       </w:pPr>
-      <w:bookmarkStart w:id="27" w:name="_Toc243480477"/>
-      <w:r>
-        <w:lastRenderedPageBreak/>
+      <w:bookmarkStart w:id="31" w:name="_Toc243598707"/>
+      <w:r>
         <w:t>9.2 Refactorización a arquitectura limpia (21/10/2026)</w:t>
       </w:r>
-      <w:bookmarkEnd w:id="27"/>
+      <w:bookmarkEnd w:id="31"/>
     </w:p>
     <w:p>
       <w:pPr>
@@ -13083,11 +14711,11 @@
       <w:pPr>
         <w:pStyle w:val="Ttulo2"/>
       </w:pPr>
-      <w:bookmarkStart w:id="28" w:name="_Toc243480478"/>
+      <w:bookmarkStart w:id="32" w:name="_Toc243598708"/>
       <w:r>
         <w:t>9.3 Revisión final (20/10/2026)</w:t>
       </w:r>
-      <w:bookmarkEnd w:id="28"/>
+      <w:bookmarkEnd w:id="32"/>
     </w:p>
     <w:tbl>
       <w:tblPr>
@@ -13446,12 +15074,12 @@
         <w:pStyle w:val="Ttulo1"/>
         <w:pageBreakBefore/>
       </w:pPr>
-      <w:bookmarkStart w:id="29" w:name="_Toc243480479"/>
+      <w:bookmarkStart w:id="33" w:name="_Toc243598709"/>
       <w:r>
         <w:lastRenderedPageBreak/>
         <w:t>10. Repaso del enunciado punto por punto</w:t>
       </w:r>
-      <w:bookmarkEnd w:id="29"/>
+      <w:bookmarkEnd w:id="33"/>
     </w:p>
     <w:p>
       <w:pPr>
@@ -13465,11 +15093,11 @@
       <w:pPr>
         <w:pStyle w:val="Ttulo2"/>
       </w:pPr>
-      <w:bookmarkStart w:id="30" w:name="_Toc243480480"/>
+      <w:bookmarkStart w:id="34" w:name="_Toc243598710"/>
       <w:r>
         <w:t>10.1 Elección del tema</w:t>
       </w:r>
-      <w:bookmarkEnd w:id="30"/>
+      <w:bookmarkEnd w:id="34"/>
     </w:p>
     <w:tbl>
       <w:tblPr>
@@ -13866,11 +15494,11 @@
       <w:pPr>
         <w:pStyle w:val="Ttulo2"/>
       </w:pPr>
-      <w:bookmarkStart w:id="31" w:name="_Toc243480481"/>
+      <w:bookmarkStart w:id="35" w:name="_Toc243598711"/>
       <w:r>
         <w:t>10.2 Requerimientos opcionales</w:t>
       </w:r>
-      <w:bookmarkEnd w:id="31"/>
+      <w:bookmarkEnd w:id="35"/>
     </w:p>
     <w:p>
       <w:pPr>
@@ -13943,11 +15571,11 @@
       <w:pPr>
         <w:pStyle w:val="Ttulo2"/>
       </w:pPr>
-      <w:bookmarkStart w:id="32" w:name="_Toc243480482"/>
+      <w:bookmarkStart w:id="36" w:name="_Toc243598712"/>
       <w:r>
         <w:t>10.3 Consideraciones técnicas</w:t>
       </w:r>
-      <w:bookmarkEnd w:id="32"/>
+      <w:bookmarkEnd w:id="36"/>
     </w:p>
     <w:tbl>
       <w:tblPr>
@@ -14400,11 +16028,11 @@
       <w:pPr>
         <w:pStyle w:val="Ttulo2"/>
       </w:pPr>
-      <w:bookmarkStart w:id="33" w:name="_Toc243480483"/>
+      <w:bookmarkStart w:id="37" w:name="_Toc243598713"/>
       <w:r>
         <w:t>10.4 Entrega</w:t>
       </w:r>
-      <w:bookmarkEnd w:id="33"/>
+      <w:bookmarkEnd w:id="37"/>
     </w:p>
     <w:tbl>
       <w:tblPr>
@@ -14766,11 +16394,11 @@
       <w:pPr>
         <w:pStyle w:val="Ttulo2"/>
       </w:pPr>
-      <w:bookmarkStart w:id="34" w:name="_Toc243480484"/>
+      <w:bookmarkStart w:id="38" w:name="_Toc243598714"/>
       <w:r>
         <w:t>10.5 Criterios de evaluación</w:t>
       </w:r>
-      <w:bookmarkEnd w:id="34"/>
+      <w:bookmarkEnd w:id="38"/>
     </w:p>
     <w:tbl>
       <w:tblPr>
@@ -15119,7 +16747,7 @@
           </w:tcPr>
           <w:p>
             <w:r>
-              <w:t>Arquitectura limpia con módulo de dominio, casos de uso, repositorios como interfaz, componentes reutilizados, Route/Screen con previews y 29 tests unitarios (apartados 3 y 9.1).</w:t>
+              <w:t>Arquitectura limpia con módulo de dominio, casos de uso, repositorios como interfaz, componentes reutilizados, Route/Screen con previews y 42 tests unitarios (apartados 3 y 9.1).</w:t>
             </w:r>
           </w:p>
         </w:tc>
@@ -15223,12 +16851,12 @@
         <w:pStyle w:val="Ttulo1"/>
         <w:pageBreakBefore/>
       </w:pPr>
-      <w:bookmarkStart w:id="35" w:name="_Toc243480485"/>
+      <w:bookmarkStart w:id="39" w:name="_Toc243598715"/>
       <w:r>
         <w:lastRenderedPageBreak/>
         <w:t>11. Limitaciones y mejoras futuras</w:t>
       </w:r>
-      <w:bookmarkEnd w:id="35"/>
+      <w:bookmarkEnd w:id="39"/>
     </w:p>
     <w:p>
       <w:pPr>
@@ -15459,22 +17087,22 @@
         <w:pStyle w:val="Ttulo1"/>
         <w:pageBreakBefore/>
       </w:pPr>
-      <w:bookmarkStart w:id="36" w:name="_Toc243480486"/>
+      <w:bookmarkStart w:id="40" w:name="_Toc243598716"/>
       <w:r>
         <w:lastRenderedPageBreak/>
         <w:t>12. Guion de la demo en directo</w:t>
       </w:r>
-      <w:bookmarkEnd w:id="36"/>
+      <w:bookmarkEnd w:id="40"/>
     </w:p>
     <w:p>
       <w:pPr>
         <w:pStyle w:val="Ttulo2"/>
       </w:pPr>
-      <w:bookmarkStart w:id="37" w:name="_Toc243480487"/>
+      <w:bookmarkStart w:id="41" w:name="_Toc243598717"/>
       <w:r>
         <w:t>12.1 Antes de empezar (5 minutos antes)</w:t>
       </w:r>
-      <w:bookmarkEnd w:id="37"/>
+      <w:bookmarkEnd w:id="41"/>
     </w:p>
     <w:p>
       <w:pPr>
@@ -15509,7 +17137,27 @@
         <w:spacing w:after="80"/>
       </w:pPr>
       <w:r>
-        <w:t>Comprueba que tienes internet y que el móvil o emulador tiene la ubicación activada.</w:t>
+        <w:t xml:space="preserve">Comprueba que tienes internet y que el móvil o emulador tiene la ubicación activada. En Google Cloud, la key debe tener activadas </w:t>
+      </w:r>
+      <w:r>
+        <w:rPr>
+          <w:b/>
+          <w:bCs/>
+        </w:rPr>
+        <w:t>Maps SDK for Android</w:t>
+      </w:r>
+      <w:r>
+        <w:t xml:space="preserve"> y </w:t>
+      </w:r>
+      <w:r>
+        <w:rPr>
+          <w:b/>
+          <w:bCs/>
+        </w:rPr>
+        <w:t>Routes API</w:t>
+      </w:r>
+      <w:r>
+        <w:t>.</w:t>
       </w:r>
     </w:p>
     <w:p>
@@ -15594,11 +17242,11 @@
       <w:pPr>
         <w:pStyle w:val="Ttulo2"/>
       </w:pPr>
-      <w:bookmarkStart w:id="38" w:name="_Toc243480488"/>
+      <w:bookmarkStart w:id="42" w:name="_Toc243598718"/>
       <w:r>
         <w:t>12.2 Recorrido sugerido</w:t>
       </w:r>
-      <w:bookmarkEnd w:id="38"/>
+      <w:bookmarkEnd w:id="42"/>
     </w:p>
     <w:p>
       <w:pPr>
@@ -15649,7 +17297,7 @@
         <w:spacing w:after="80"/>
       </w:pPr>
       <w:r>
-        <w:t>Pestaña Mapa: se ven las cervezas de todos agrupadas; hacer zoom para que se separen (escalado).</w:t>
+        <w:t>Pestaña Mapa: se ven las cervezas de todos con su nombre, agrupadas; hacer zoom para que se separen (escalado). Abrir los filtros y elegir «★ 4 o más» o un estilo.</w:t>
       </w:r>
     </w:p>
     <w:p>
@@ -15662,7 +17310,7 @@
         <w:spacing w:after="80"/>
       </w:pPr>
       <w:r>
-        <w:t>Notificación (RF7), apartado siguiente.</w:t>
+        <w:t>Tocar una cerveza → «Ver detalle y cómo llegar»: se dibuja la ruta desde tu ubicación con la distancia y el tiempo; pulsar «Abrir en Google Maps».</w:t>
       </w:r>
     </w:p>
     <w:p>
@@ -15675,6 +17323,19 @@
         <w:spacing w:after="80"/>
       </w:pPr>
       <w:r>
+        <w:t>Notificación (RF7), apartado siguiente.</w:t>
+      </w:r>
+    </w:p>
+    <w:p>
+      <w:pPr>
+        <w:pStyle w:val="Prrafodelista"/>
+        <w:numPr>
+          <w:ilvl w:val="0"/>
+          <w:numId w:val="4"/>
+        </w:numPr>
+        <w:spacing w:after="80"/>
+      </w:pPr>
+      <w:r>
         <w:t>Perfil y cerrar sesión; enseñar en la consola de Firebase las reglas y la estructura de datos.</w:t>
       </w:r>
     </w:p>
@@ -15682,11 +17343,11 @@
       <w:pPr>
         <w:pStyle w:val="Ttulo2"/>
       </w:pPr>
-      <w:bookmarkStart w:id="39" w:name="_Toc243480489"/>
+      <w:bookmarkStart w:id="43" w:name="_Toc243598719"/>
       <w:r>
         <w:t>12.3 Cómo hacer que llegue la notificación</w:t>
       </w:r>
-      <w:bookmarkEnd w:id="39"/>
+      <w:bookmarkEnd w:id="43"/>
     </w:p>
     <w:p>
       <w:pPr>
@@ -15842,6 +17503,7 @@
         <w:spacing w:after="120"/>
       </w:pPr>
       <w:r>
+        <w:lastRenderedPageBreak/>
         <w:t>Con el móvil o emulador preparado como en 12.1, desde la carpeta del proyecto en el ordenador ejecuta:</w:t>
       </w:r>
     </w:p>
@@ -15865,7 +17527,6 @@
         <w:spacing w:after="120"/>
       </w:pPr>
       <w:r>
-        <w:lastRenderedPageBreak/>
         <w:t xml:space="preserve">El script inicia sesión como </w:t>
       </w:r>
       <w:r>
@@ -16286,12 +17947,12 @@
         <w:pStyle w:val="Ttulo1"/>
         <w:pageBreakBefore/>
       </w:pPr>
-      <w:bookmarkStart w:id="40" w:name="_Toc243480490"/>
+      <w:bookmarkStart w:id="44" w:name="_Toc243598720"/>
       <w:r>
         <w:lastRenderedPageBreak/>
         <w:t>13. Preguntas probables del tribunal</w:t>
       </w:r>
-      <w:bookmarkEnd w:id="40"/>
+      <w:bookmarkEnd w:id="44"/>
     </w:p>
     <w:p>
       <w:pPr>
@@ -17246,7 +18907,19 @@
         <w:t>manifestPlaceholders</w:t>
       </w:r>
       <w:r>
-        <w:t>. En la consola de Google Cloud la key se puede restringir al paquete y a la huella SHA-1 de la app.</w:t>
+        <w:t xml:space="preserve"> (para el mapa) y en </w:t>
+      </w:r>
+      <w:r>
+        <w:rPr>
+          <w:rFonts w:ascii="Consolas" w:eastAsia="Consolas" w:hAnsi="Consolas" w:cs="Consolas"/>
+          <w:color w:val="5A2E00"/>
+          <w:sz w:val="19"/>
+          <w:szCs w:val="19"/>
+        </w:rPr>
+        <w:t>BuildConfig</w:t>
+      </w:r>
+      <w:r>
+        <w:t xml:space="preserve"> (para la Routes API). En la consola de Google Cloud la key se puede restringir al paquete y a la huella SHA-1 de la app.</w:t>
       </w:r>
     </w:p>
     <w:p>
@@ -17259,7 +18932,7 @@
           <w:b/>
           <w:bCs/>
         </w:rPr>
-        <w:t>P: ¿Por qué se puede elegir la ubicación en el mapa si RF5 pide la ubicación actual?</w:t>
+        <w:t>P: ¿Cómo calculas la ruta hasta una cerveza?</w:t>
       </w:r>
     </w:p>
     <w:p>
@@ -17276,7 +18949,55 @@
         <w:t xml:space="preserve">R: </w:t>
       </w:r>
       <w:r>
-        <w:t>La ubicación actual se sigue leyendo y se usa por defecto (RF5). Tocar el mapa es una corrección para cuando registras la cerveza más tarde o el GPS no es preciso: el dato que se guarda es «dónde la probaste», que no siempre coincide con dónde estás al guardarla.</w:t>
+        <w:t xml:space="preserve">Con la Routes API de Google: un POST a </w:t>
+      </w:r>
+      <w:r>
+        <w:rPr>
+          <w:rFonts w:ascii="Consolas" w:eastAsia="Consolas" w:hAnsi="Consolas" w:cs="Consolas"/>
+          <w:color w:val="5A2E00"/>
+          <w:sz w:val="19"/>
+          <w:szCs w:val="19"/>
+        </w:rPr>
+        <w:t>computeRoutes</w:t>
+      </w:r>
+      <w:r>
+        <w:t xml:space="preserve"> con mi ubicación, el destino y el medio (a pie o en coche). Devuelve los puntos del recorrido, que dibujo con una </w:t>
+      </w:r>
+      <w:r>
+        <w:rPr>
+          <w:rFonts w:ascii="Consolas" w:eastAsia="Consolas" w:hAnsi="Consolas" w:cs="Consolas"/>
+          <w:color w:val="5A2E00"/>
+          <w:sz w:val="19"/>
+          <w:szCs w:val="19"/>
+        </w:rPr>
+        <w:t>Polyline</w:t>
+      </w:r>
+      <w:r>
+        <w:t xml:space="preserve">, la distancia y la duración. La llamada está en </w:t>
+      </w:r>
+      <w:r>
+        <w:rPr>
+          <w:rFonts w:ascii="Consolas" w:eastAsia="Consolas" w:hAnsi="Consolas" w:cs="Consolas"/>
+          <w:color w:val="5A2E00"/>
+          <w:sz w:val="19"/>
+          <w:szCs w:val="19"/>
+        </w:rPr>
+        <w:t>RutaRepositoryImpl</w:t>
+      </w:r>
+      <w:r>
+        <w:t xml:space="preserve">, detrás de la interfaz </w:t>
+      </w:r>
+      <w:r>
+        <w:rPr>
+          <w:rFonts w:ascii="Consolas" w:eastAsia="Consolas" w:hAnsi="Consolas" w:cs="Consolas"/>
+          <w:color w:val="5A2E00"/>
+          <w:sz w:val="19"/>
+          <w:szCs w:val="19"/>
+        </w:rPr>
+        <w:t>RutaRepository</w:t>
+      </w:r>
+      <w:r>
+        <w:t xml:space="preserve"> del dominio.</w:t>
       </w:r>
     </w:p>
     <w:p>
@@ -17289,7 +19010,7 @@
           <w:b/>
           <w:bCs/>
         </w:rPr>
-        <w:t>P: ¿Por qué en el mapa no se ve la foto de las cervezas de otros?</w:t>
+        <w:t>P: ¿Por qué los filtros del mapa no se hacen en Firestore?</w:t>
       </w:r>
     </w:p>
     <w:p>
@@ -17306,7 +19027,19 @@
         <w:t xml:space="preserve">R: </w:t>
       </w:r>
       <w:r>
-        <w:t>Porque la foto vive en la cerveza privada del autor y las reglas no dejan leerla. Copiarla a la publicación haría que el mapa descargase cientos de imágenes de ~100 KB. Si se quisiera, se guardaría en Cloud Storage y la publicación llevaría solo la URL.</w:t>
+        <w:t xml:space="preserve">La consulta del mapa ya filtra un rango de latitud, y Firestore exigiría un índice compuesto para cada combinación de filtros. Filtro en memoria lo que ya está descargado de la zona visible (como mucho 300): es instantáneo, no gasta lecturas y la regla está en el dominio, en </w:t>
+      </w:r>
+      <w:r>
+        <w:rPr>
+          <w:rFonts w:ascii="Consolas" w:eastAsia="Consolas" w:hAnsi="Consolas" w:cs="Consolas"/>
+          <w:color w:val="5A2E00"/>
+          <w:sz w:val="19"/>
+          <w:szCs w:val="19"/>
+        </w:rPr>
+        <w:t>FiltroMapa</w:t>
+      </w:r>
+      <w:r>
+        <w:t>, con sus tests.</w:t>
       </w:r>
     </w:p>
     <w:p>
@@ -17319,7 +19052,7 @@
           <w:b/>
           <w:bCs/>
         </w:rPr>
-        <w:t>P: ¿Qué pasa con la publicación del mapa al borrar una cerveza?</w:t>
+        <w:t>P: ¿Cómo funciona el modo oscuro?</w:t>
       </w:r>
     </w:p>
     <w:p>
@@ -17336,7 +19069,43 @@
         <w:t xml:space="preserve">R: </w:t>
       </w:r>
       <w:r>
-        <w:t>Se borra en el mismo batch, de forma atómica. Las reglas solo dejan borrar la publicación a su autor, y el mapa la quita en la siguiente recarga de la zona.</w:t>
+        <w:t xml:space="preserve">Hay dos paletas de Material 3 en </w:t>
+      </w:r>
+      <w:r>
+        <w:rPr>
+          <w:rFonts w:ascii="Consolas" w:eastAsia="Consolas" w:hAnsi="Consolas" w:cs="Consolas"/>
+          <w:color w:val="5A2E00"/>
+          <w:sz w:val="19"/>
+          <w:szCs w:val="19"/>
+        </w:rPr>
+        <w:t>Theme.kt</w:t>
+      </w:r>
+      <w:r>
+        <w:t xml:space="preserve">. </w:t>
+      </w:r>
+      <w:r>
+        <w:rPr>
+          <w:rFonts w:ascii="Consolas" w:eastAsia="Consolas" w:hAnsi="Consolas" w:cs="Consolas"/>
+          <w:color w:val="5A2E00"/>
+          <w:sz w:val="19"/>
+          <w:szCs w:val="19"/>
+        </w:rPr>
+        <w:t>MainActivity</w:t>
+      </w:r>
+      <w:r>
+        <w:t xml:space="preserve"> decide cuál usar: la del sistema por defecto, o la que el usuario haya elegido en el perfil, que se guarda en SharedPreferences. Como todas las pantallas leen los colores de </w:t>
+      </w:r>
+      <w:r>
+        <w:rPr>
+          <w:rFonts w:ascii="Consolas" w:eastAsia="Consolas" w:hAnsi="Consolas" w:cs="Consolas"/>
+          <w:color w:val="5A2E00"/>
+          <w:sz w:val="19"/>
+          <w:szCs w:val="19"/>
+        </w:rPr>
+        <w:t>AppTheme.colors</w:t>
+      </w:r>
+      <w:r>
+        <w:t>, cambian todas a la vez sin tocar ninguna.</w:t>
       </w:r>
     </w:p>
     <w:p>
@@ -17349,7 +19118,7 @@
           <w:b/>
           <w:bCs/>
         </w:rPr>
-        <w:t>P: ¿Por qué los textos están en strings.xml si la app solo está en español?</w:t>
+        <w:t>P: ¿Por qué SharedPreferences y no DataStore?</w:t>
       </w:r>
     </w:p>
     <w:p>
@@ -17366,40 +19135,28 @@
         <w:t xml:space="preserve">R: </w:t>
       </w:r>
       <w:r>
-        <w:t xml:space="preserve">Porque es donde el enunciado pide los recursos y porque traducirla sería solo añadir </w:t>
-      </w:r>
-      <w:r>
-        <w:rPr>
-          <w:rFonts w:ascii="Consolas" w:eastAsia="Consolas" w:hAnsi="Consolas" w:cs="Consolas"/>
-          <w:color w:val="5A2E00"/>
-          <w:sz w:val="19"/>
-          <w:szCs w:val="19"/>
-        </w:rPr>
-        <w:t>values-en/strings.xml</w:t>
-      </w:r>
-      <w:r>
-        <w:t xml:space="preserve">. Los ViewModels no tienen textos: guardan un </w:t>
-      </w:r>
-      <w:r>
-        <w:rPr>
-          <w:rFonts w:ascii="Consolas" w:eastAsia="Consolas" w:hAnsi="Consolas" w:cs="Consolas"/>
-          <w:color w:val="5A2E00"/>
-          <w:sz w:val="19"/>
-          <w:szCs w:val="19"/>
-        </w:rPr>
-        <w:t>DomainError</w:t>
-      </w:r>
-      <w:r>
-        <w:t xml:space="preserve"> y la pantalla elige el texto con </w:t>
-      </w:r>
-      <w:r>
-        <w:rPr>
-          <w:rFonts w:ascii="Consolas" w:eastAsia="Consolas" w:hAnsi="Consolas" w:cs="Consolas"/>
-          <w:color w:val="5A2E00"/>
-          <w:sz w:val="19"/>
-          <w:szCs w:val="19"/>
-        </w:rPr>
-        <w:t>stringResource()</w:t>
+        <w:t xml:space="preserve">Solo guardo un valor. SharedPreferences viene con Android y se lee en una línea; DataStore sería otra dependencia para lo mismo. Está detrás de </w:t>
+      </w:r>
+      <w:r>
+        <w:rPr>
+          <w:rFonts w:ascii="Consolas" w:eastAsia="Consolas" w:hAnsi="Consolas" w:cs="Consolas"/>
+          <w:color w:val="5A2E00"/>
+          <w:sz w:val="19"/>
+          <w:szCs w:val="19"/>
+        </w:rPr>
+        <w:t>PreferenciasRepository</w:t>
+      </w:r>
+      <w:r>
+        <w:t xml:space="preserve">, así que cambiarlo solo afectaría a </w:t>
+      </w:r>
+      <w:r>
+        <w:rPr>
+          <w:rFonts w:ascii="Consolas" w:eastAsia="Consolas" w:hAnsi="Consolas" w:cs="Consolas"/>
+          <w:color w:val="5A2E00"/>
+          <w:sz w:val="19"/>
+          <w:szCs w:val="19"/>
+        </w:rPr>
+        <w:t>PreferenciasRepositoryImpl</w:t>
       </w:r>
       <w:r>
         <w:t>.</w:t>
@@ -17415,6 +19172,259 @@
           <w:b/>
           <w:bCs/>
         </w:rPr>
+        <w:t>P: ¿Por qué no Retrofit para la Routes API?</w:t>
+      </w:r>
+    </w:p>
+    <w:p>
+      <w:pPr>
+        <w:spacing w:after="120"/>
+        <w:ind w:left="240"/>
+      </w:pPr>
+      <w:r>
+        <w:rPr>
+          <w:b/>
+          <w:bCs/>
+          <w:color w:val="8A4B08"/>
+        </w:rPr>
+        <w:t xml:space="preserve">R: </w:t>
+      </w:r>
+      <w:r>
+        <w:t xml:space="preserve">Es una sola petición. </w:t>
+      </w:r>
+      <w:r>
+        <w:rPr>
+          <w:rFonts w:ascii="Consolas" w:eastAsia="Consolas" w:hAnsi="Consolas" w:cs="Consolas"/>
+          <w:color w:val="5A2E00"/>
+          <w:sz w:val="19"/>
+          <w:szCs w:val="19"/>
+        </w:rPr>
+        <w:t>HttpURLConnection</w:t>
+      </w:r>
+      <w:r>
+        <w:t xml:space="preserve"> y </w:t>
+      </w:r>
+      <w:r>
+        <w:rPr>
+          <w:rFonts w:ascii="Consolas" w:eastAsia="Consolas" w:hAnsi="Consolas" w:cs="Consolas"/>
+          <w:color w:val="5A2E00"/>
+          <w:sz w:val="19"/>
+          <w:szCs w:val="19"/>
+        </w:rPr>
+        <w:t>org.json</w:t>
+      </w:r>
+      <w:r>
+        <w:t xml:space="preserve"> vienen con Android y se leen en un fichero. Si la app consumiera más endpoints, pasaría a Retrofit cambiando solo </w:t>
+      </w:r>
+      <w:r>
+        <w:rPr>
+          <w:rFonts w:ascii="Consolas" w:eastAsia="Consolas" w:hAnsi="Consolas" w:cs="Consolas"/>
+          <w:color w:val="5A2E00"/>
+          <w:sz w:val="19"/>
+          <w:szCs w:val="19"/>
+        </w:rPr>
+        <w:t>RutaRepositoryImpl</w:t>
+      </w:r>
+      <w:r>
+        <w:t>, porque el resto de la app solo conoce la interfaz.</w:t>
+      </w:r>
+    </w:p>
+    <w:p>
+      <w:pPr>
+        <w:keepNext/>
+        <w:spacing w:before="120" w:after="40"/>
+      </w:pPr>
+      <w:r>
+        <w:rPr>
+          <w:b/>
+          <w:bCs/>
+        </w:rPr>
+        <w:t>P: ¿Por qué abrir Google Maps si ya dibujas la ruta?</w:t>
+      </w:r>
+    </w:p>
+    <w:p>
+      <w:pPr>
+        <w:spacing w:after="120"/>
+        <w:ind w:left="240"/>
+      </w:pPr>
+      <w:r>
+        <w:rPr>
+          <w:b/>
+          <w:bCs/>
+          <w:color w:val="8A4B08"/>
+        </w:rPr>
+        <w:t xml:space="preserve">R: </w:t>
+      </w:r>
+      <w:r>
+        <w:t>La ruta en la app sirve para ver de un vistazo dónde está y cuánto se tarda. Para ir de verdad hace falta navegación paso a paso con voz, y eso ya lo hace Google Maps: lo abro con un Intent, sin permisos ni coste.</w:t>
+      </w:r>
+    </w:p>
+    <w:p>
+      <w:pPr>
+        <w:keepNext/>
+        <w:spacing w:before="120" w:after="40"/>
+      </w:pPr>
+      <w:r>
+        <w:rPr>
+          <w:b/>
+          <w:bCs/>
+        </w:rPr>
+        <w:t>P: ¿Por qué se puede elegir la ubicación en el mapa si RF5 pide la ubicación actual?</w:t>
+      </w:r>
+    </w:p>
+    <w:p>
+      <w:pPr>
+        <w:spacing w:after="120"/>
+        <w:ind w:left="240"/>
+      </w:pPr>
+      <w:r>
+        <w:rPr>
+          <w:b/>
+          <w:bCs/>
+          <w:color w:val="8A4B08"/>
+        </w:rPr>
+        <w:t xml:space="preserve">R: </w:t>
+      </w:r>
+      <w:r>
+        <w:t>La ubicación actual se sigue leyendo y se usa por defecto (RF5). Tocar el mapa es una corrección para cuando registras la cerveza más tarde o el GPS no es preciso: el dato que se guarda es «dónde la probaste», que no siempre coincide con dónde estás al guardarla.</w:t>
+      </w:r>
+    </w:p>
+    <w:p>
+      <w:pPr>
+        <w:keepNext/>
+        <w:spacing w:before="120" w:after="40"/>
+      </w:pPr>
+      <w:r>
+        <w:rPr>
+          <w:b/>
+          <w:bCs/>
+        </w:rPr>
+        <w:t>P: ¿Por qué en el mapa no se ve la foto de las cervezas de otros?</w:t>
+      </w:r>
+    </w:p>
+    <w:p>
+      <w:pPr>
+        <w:spacing w:after="120"/>
+        <w:ind w:left="240"/>
+      </w:pPr>
+      <w:r>
+        <w:rPr>
+          <w:b/>
+          <w:bCs/>
+          <w:color w:val="8A4B08"/>
+        </w:rPr>
+        <w:t xml:space="preserve">R: </w:t>
+      </w:r>
+      <w:r>
+        <w:t>Porque la foto vive en la cerveza privada del autor y las reglas no dejan leerla. Copiarla a la publicación haría que el mapa descargase cientos de imágenes de ~100 KB. Si se quisiera, se guardaría en Cloud Storage y la publicación llevaría solo la URL.</w:t>
+      </w:r>
+    </w:p>
+    <w:p>
+      <w:pPr>
+        <w:keepNext/>
+        <w:spacing w:before="120" w:after="40"/>
+      </w:pPr>
+      <w:r>
+        <w:rPr>
+          <w:b/>
+          <w:bCs/>
+        </w:rPr>
+        <w:t>P: ¿Qué pasa con la publicación del mapa al borrar una cerveza?</w:t>
+      </w:r>
+    </w:p>
+    <w:p>
+      <w:pPr>
+        <w:spacing w:after="120"/>
+        <w:ind w:left="240"/>
+      </w:pPr>
+      <w:r>
+        <w:rPr>
+          <w:b/>
+          <w:bCs/>
+          <w:color w:val="8A4B08"/>
+        </w:rPr>
+        <w:t xml:space="preserve">R: </w:t>
+      </w:r>
+      <w:r>
+        <w:t>Se borra en el mismo batch, de forma atómica. Las reglas solo dejan borrar la publicación a su autor, y el mapa la quita en la siguiente recarga de la zona.</w:t>
+      </w:r>
+    </w:p>
+    <w:p>
+      <w:pPr>
+        <w:keepNext/>
+        <w:spacing w:before="120" w:after="40"/>
+      </w:pPr>
+      <w:r>
+        <w:rPr>
+          <w:b/>
+          <w:bCs/>
+        </w:rPr>
+        <w:t>P: ¿Por qué los textos están en strings.xml si la app solo está en español?</w:t>
+      </w:r>
+    </w:p>
+    <w:p>
+      <w:pPr>
+        <w:spacing w:after="120"/>
+        <w:ind w:left="240"/>
+      </w:pPr>
+      <w:r>
+        <w:rPr>
+          <w:b/>
+          <w:bCs/>
+          <w:color w:val="8A4B08"/>
+        </w:rPr>
+        <w:t xml:space="preserve">R: </w:t>
+      </w:r>
+      <w:r>
+        <w:t xml:space="preserve">Porque es donde el enunciado pide los recursos y porque traducirla sería solo añadir </w:t>
+      </w:r>
+      <w:r>
+        <w:rPr>
+          <w:rFonts w:ascii="Consolas" w:eastAsia="Consolas" w:hAnsi="Consolas" w:cs="Consolas"/>
+          <w:color w:val="5A2E00"/>
+          <w:sz w:val="19"/>
+          <w:szCs w:val="19"/>
+        </w:rPr>
+        <w:t>values-en/strings.xml</w:t>
+      </w:r>
+      <w:r>
+        <w:t xml:space="preserve">. Los ViewModels no tienen textos: guardan un </w:t>
+      </w:r>
+      <w:r>
+        <w:rPr>
+          <w:rFonts w:ascii="Consolas" w:eastAsia="Consolas" w:hAnsi="Consolas" w:cs="Consolas"/>
+          <w:color w:val="5A2E00"/>
+          <w:sz w:val="19"/>
+          <w:szCs w:val="19"/>
+        </w:rPr>
+        <w:t>DomainError</w:t>
+      </w:r>
+      <w:r>
+        <w:t xml:space="preserve"> y la pantalla elige el texto con </w:t>
+      </w:r>
+      <w:r>
+        <w:rPr>
+          <w:rFonts w:ascii="Consolas" w:eastAsia="Consolas" w:hAnsi="Consolas" w:cs="Consolas"/>
+          <w:color w:val="5A2E00"/>
+          <w:sz w:val="19"/>
+          <w:szCs w:val="19"/>
+        </w:rPr>
+        <w:t>stringResource()</w:t>
+      </w:r>
+      <w:r>
+        <w:t>.</w:t>
+      </w:r>
+    </w:p>
+    <w:p>
+      <w:pPr>
+        <w:keepNext/>
+        <w:spacing w:before="120" w:after="40"/>
+      </w:pPr>
+      <w:r>
+        <w:rPr>
+          <w:b/>
+          <w:bCs/>
+        </w:rPr>
+        <w:lastRenderedPageBreak/>
         <w:t>P: ¿Qué requerimiento opcional habéis hecho?</w:t>
       </w:r>
     </w:p>
@@ -17576,10 +19586,10 @@
 <file path=word/numbering.xml><?xml version="1.0" encoding="utf-8"?>
 <w:numbering xmlns:wpc="http://schemas.microsoft.com/office/word/2010/wordprocessingCanvas" xmlns:cx="http://schemas.microsoft.com/office/drawing/2014/chartex" xmlns:cx1="http://schemas.microsoft.com/office/drawing/2015/9/8/chartex" xmlns:cx2="http://schemas.microsoft.com/office/drawing/2015/10/21/chartex" xmlns:cx3="http://schemas.microsoft.com/office/drawing/2016/5/9/chartex" xmlns:cx4="http://schemas.microsoft.com/office/drawing/2016/5/10/chartex" xmlns:cx5="http://schemas.microsoft.com/office/drawing/2016/5/11/chartex" xmlns:cx6="http://schemas.microsoft.com/office/drawing/2016/5/12/chartex" xmlns:cx7="http://schemas.microsoft.com/office/drawing/2016/5/13/chartex" xmlns:cx8="http://schemas.microsoft.com/office/drawing/2016/5/14/chartex" xmlns:mc="http://schemas.openxmlformats.org/markup-compatibility/2006" xmlns:aink="http://schemas.microsoft.com/office/drawing/2016/ink" xmlns:am3d="http://schemas.microsoft.com/office/drawing/2017/model3d" xmlns:o="urn:schemas-microsoft-com:office:office" xmlns:oel="http://schemas.microsoft.com/office/2019/extlst" xmlns:r="http://schemas.openxmlformats.org/officeDocument/2006/relationships" xmlns:m="http://schemas.openxmlformats.org/officeDocument/2006/math" xmlns:v="urn:schemas-microsoft-com:vml" xmlns:wp14="http://schemas.microsoft.com/office/word/2010/wordprocessingDrawing" xmlns:wp="http://schemas.openxmlformats.org/drawingml/2006/wordprocessingDrawing" xmlns:w10="urn:schemas-microsoft-com:office:word" xmlns:w="http://schemas.openxmlformats.org/wordprocessingml/2006/main" xmlns:w14="http://schemas.microsoft.com/office/word/2010/wordml" xmlns:w15="http://schemas.microsoft.com/office/word/2012/wordml" xmlns:w16cex="http://schemas.microsoft.com/office/word/2018/wordml/cex" xmlns:w16cid="http://schemas.microsoft.com/office/word/2016/wordml/cid" xmlns:w16="http://schemas.microsoft.com/office/word/2018/wordml" xmlns:w16du="http://schemas.microsoft.com/office/word/2023/wordml/word16du" xmlns:w16sdtdh="http://schemas.microsoft.com/office/word/2020/wordml/sdtdatahash" xmlns:w16sdtfl="http://schemas.microsoft.com/office/word/2024/wordml/sdtformatlock" xmlns:w16se="http://schemas.microsoft.com/office/word/2015/wordml/symex" xmlns:wpg="http://schemas.microsoft.com/office/word/2010/wordprocessingGroup" xmlns:wpi="http://schemas.microsoft.com/office/word/2010/wordprocessingInk" xmlns:wne="http://schemas.microsoft.com/office/word/2006/wordml" xmlns:wps="http://schemas.microsoft.com/office/word/2010/wordprocessingShape" mc:Ignorable="w14 w15 w16se w16cid w16 w16cex w16sdtdh w16sdtfl w16du wp14">
   <w:abstractNum w:abstractNumId="0" w15:restartNumberingAfterBreak="0">
-    <w:nsid w:val="0C3A35BB"/>
+    <w:nsid w:val="04F72BEE"/>
     <w:multiLevelType w:val="hybridMultilevel"/>
-    <w:tmpl w:val="EC90E300"/>
-    <w:lvl w:ilvl="0" w:tplc="0DA49966">
+    <w:tmpl w:val="29424B08"/>
+    <w:lvl w:ilvl="0" w:tplc="0584FF98">
       <w:start w:val="1"/>
       <w:numFmt w:val="decimal"/>
       <w:lvlText w:val="%1."/>
@@ -17588,138 +19598,52 @@
         <w:ind w:left="540" w:hanging="300"/>
       </w:pPr>
     </w:lvl>
-    <w:lvl w:ilvl="1" w:tplc="85882B18">
+    <w:lvl w:ilvl="1" w:tplc="368618BC">
       <w:numFmt w:val="decimal"/>
       <w:lvlText w:val=""/>
       <w:lvlJc w:val="left"/>
     </w:lvl>
-    <w:lvl w:ilvl="2" w:tplc="C1E4BC56">
+    <w:lvl w:ilvl="2" w:tplc="2E9A1328">
       <w:numFmt w:val="decimal"/>
       <w:lvlText w:val=""/>
       <w:lvlJc w:val="left"/>
     </w:lvl>
-    <w:lvl w:ilvl="3" w:tplc="BD70EB54">
+    <w:lvl w:ilvl="3" w:tplc="4C4687D8">
       <w:numFmt w:val="decimal"/>
       <w:lvlText w:val=""/>
       <w:lvlJc w:val="left"/>
     </w:lvl>
-    <w:lvl w:ilvl="4" w:tplc="BD02945C">
+    <w:lvl w:ilvl="4" w:tplc="E676FC94">
       <w:numFmt w:val="decimal"/>
       <w:lvlText w:val=""/>
       <w:lvlJc w:val="left"/>
     </w:lvl>
-    <w:lvl w:ilvl="5" w:tplc="2C201FAA">
+    <w:lvl w:ilvl="5" w:tplc="4CC0B218">
       <w:numFmt w:val="decimal"/>
       <w:lvlText w:val=""/>
       <w:lvlJc w:val="left"/>
     </w:lvl>
-    <w:lvl w:ilvl="6" w:tplc="49048A54">
+    <w:lvl w:ilvl="6" w:tplc="F880F90E">
       <w:numFmt w:val="decimal"/>
       <w:lvlText w:val=""/>
       <w:lvlJc w:val="left"/>
     </w:lvl>
-    <w:lvl w:ilvl="7" w:tplc="61D45E1E">
+    <w:lvl w:ilvl="7" w:tplc="10A63604">
       <w:numFmt w:val="decimal"/>
       <w:lvlText w:val=""/>
       <w:lvlJc w:val="left"/>
     </w:lvl>
-    <w:lvl w:ilvl="8" w:tplc="0B564154">
+    <w:lvl w:ilvl="8" w:tplc="8134068A">
       <w:numFmt w:val="decimal"/>
       <w:lvlText w:val=""/>
       <w:lvlJc w:val="left"/>
     </w:lvl>
   </w:abstractNum>
   <w:abstractNum w:abstractNumId="1" w15:restartNumberingAfterBreak="0">
-    <w:nsid w:val="1507695B"/>
+    <w:nsid w:val="0D7A2C84"/>
     <w:multiLevelType w:val="hybridMultilevel"/>
-    <w:tmpl w:val="6478AFDC"/>
-    <w:lvl w:ilvl="0" w:tplc="1DDE433C" w:tentative="1">
-      <w:start w:val="1"/>
-      <w:numFmt w:val="bullet"/>
-      <w:lvlText w:val="●"/>
-      <w:lvlJc w:val="left"/>
-      <w:pPr>
-        <w:ind w:left="720" w:hanging="360"/>
-      </w:pPr>
-    </w:lvl>
-    <w:lvl w:ilvl="1" w:tplc="B77EFFF0" w:tentative="1">
-      <w:start w:val="1"/>
-      <w:numFmt w:val="bullet"/>
-      <w:lvlText w:val="○"/>
-      <w:lvlJc w:val="left"/>
-      <w:pPr>
-        <w:ind w:left="1440" w:hanging="360"/>
-      </w:pPr>
-    </w:lvl>
-    <w:lvl w:ilvl="2" w:tplc="21147778" w:tentative="1">
-      <w:start w:val="1"/>
-      <w:numFmt w:val="bullet"/>
-      <w:lvlText w:val="■"/>
-      <w:lvlJc w:val="left"/>
-      <w:pPr>
-        <w:ind w:left="2160" w:hanging="360"/>
-      </w:pPr>
-    </w:lvl>
-    <w:lvl w:ilvl="3" w:tplc="C62AEF96" w:tentative="1">
-      <w:start w:val="1"/>
-      <w:numFmt w:val="bullet"/>
-      <w:lvlText w:val="●"/>
-      <w:lvlJc w:val="left"/>
-      <w:pPr>
-        <w:ind w:left="2880" w:hanging="360"/>
-      </w:pPr>
-    </w:lvl>
-    <w:lvl w:ilvl="4" w:tplc="0A3A8EC6" w:tentative="1">
-      <w:start w:val="1"/>
-      <w:numFmt w:val="bullet"/>
-      <w:lvlText w:val="○"/>
-      <w:lvlJc w:val="left"/>
-      <w:pPr>
-        <w:ind w:left="3600" w:hanging="360"/>
-      </w:pPr>
-    </w:lvl>
-    <w:lvl w:ilvl="5" w:tplc="DA928AEC" w:tentative="1">
-      <w:start w:val="1"/>
-      <w:numFmt w:val="bullet"/>
-      <w:lvlText w:val="■"/>
-      <w:lvlJc w:val="left"/>
-      <w:pPr>
-        <w:ind w:left="4320" w:hanging="360"/>
-      </w:pPr>
-    </w:lvl>
-    <w:lvl w:ilvl="6" w:tplc="F19A2E5A" w:tentative="1">
-      <w:start w:val="1"/>
-      <w:numFmt w:val="bullet"/>
-      <w:lvlText w:val="●"/>
-      <w:lvlJc w:val="left"/>
-      <w:pPr>
-        <w:ind w:left="5040" w:hanging="360"/>
-      </w:pPr>
-    </w:lvl>
-    <w:lvl w:ilvl="7" w:tplc="B82ADC22" w:tentative="1">
-      <w:start w:val="1"/>
-      <w:numFmt w:val="bullet"/>
-      <w:lvlText w:val="●"/>
-      <w:lvlJc w:val="left"/>
-      <w:pPr>
-        <w:ind w:left="5760" w:hanging="360"/>
-      </w:pPr>
-    </w:lvl>
-    <w:lvl w:ilvl="8" w:tplc="9CFE6C02" w:tentative="1">
-      <w:start w:val="1"/>
-      <w:numFmt w:val="bullet"/>
-      <w:lvlText w:val="●"/>
-      <w:lvlJc w:val="left"/>
-      <w:pPr>
-        <w:ind w:left="6480" w:hanging="360"/>
-      </w:pPr>
-    </w:lvl>
-  </w:abstractNum>
-  <w:abstractNum w:abstractNumId="2" w15:restartNumberingAfterBreak="0">
-    <w:nsid w:val="693264FD"/>
-    <w:multiLevelType w:val="hybridMultilevel"/>
-    <w:tmpl w:val="39A87490"/>
-    <w:lvl w:ilvl="0" w:tplc="421A6A4A" w:tentative="1">
+    <w:tmpl w:val="EC2E2FD8"/>
+    <w:lvl w:ilvl="0" w:tplc="B9081CC6">
       <w:start w:val="1"/>
       <w:numFmt w:val="decimal"/>
       <w:lvlText w:val="%1."/>
@@ -17728,52 +19652,192 @@
         <w:ind w:left="540" w:hanging="300"/>
       </w:pPr>
     </w:lvl>
-    <w:lvl w:ilvl="1" w:tplc="FC9A29B2">
+    <w:lvl w:ilvl="1" w:tplc="1A6E6DA0">
       <w:numFmt w:val="decimal"/>
       <w:lvlText w:val=""/>
       <w:lvlJc w:val="left"/>
     </w:lvl>
-    <w:lvl w:ilvl="2" w:tplc="1F903630">
+    <w:lvl w:ilvl="2" w:tplc="F3AEE1B2">
       <w:numFmt w:val="decimal"/>
       <w:lvlText w:val=""/>
       <w:lvlJc w:val="left"/>
     </w:lvl>
-    <w:lvl w:ilvl="3" w:tplc="4F34E2E0">
+    <w:lvl w:ilvl="3" w:tplc="FD9E60DC">
       <w:numFmt w:val="decimal"/>
       <w:lvlText w:val=""/>
       <w:lvlJc w:val="left"/>
     </w:lvl>
-    <w:lvl w:ilvl="4" w:tplc="2664392C">
+    <w:lvl w:ilvl="4" w:tplc="529A5A92">
       <w:numFmt w:val="decimal"/>
       <w:lvlText w:val=""/>
       <w:lvlJc w:val="left"/>
     </w:lvl>
-    <w:lvl w:ilvl="5" w:tplc="C2E8D60C">
+    <w:lvl w:ilvl="5" w:tplc="283A9886">
       <w:numFmt w:val="decimal"/>
       <w:lvlText w:val=""/>
       <w:lvlJc w:val="left"/>
     </w:lvl>
-    <w:lvl w:ilvl="6" w:tplc="2AB8225A">
+    <w:lvl w:ilvl="6" w:tplc="E9DAD12A">
       <w:numFmt w:val="decimal"/>
       <w:lvlText w:val=""/>
       <w:lvlJc w:val="left"/>
     </w:lvl>
-    <w:lvl w:ilvl="7" w:tplc="1C10FCA4">
+    <w:lvl w:ilvl="7" w:tplc="D7A43D6E">
       <w:numFmt w:val="decimal"/>
       <w:lvlText w:val=""/>
       <w:lvlJc w:val="left"/>
     </w:lvl>
-    <w:lvl w:ilvl="8" w:tplc="EBCA603E">
+    <w:lvl w:ilvl="8" w:tplc="2FB6DE08">
+      <w:numFmt w:val="decimal"/>
+      <w:lvlText w:val=""/>
+      <w:lvlJc w:val="left"/>
+    </w:lvl>
+  </w:abstractNum>
+  <w:abstractNum w:abstractNumId="2" w15:restartNumberingAfterBreak="0">
+    <w:nsid w:val="20D30920"/>
+    <w:multiLevelType w:val="hybridMultilevel"/>
+    <w:tmpl w:val="5F70D600"/>
+    <w:lvl w:ilvl="0" w:tplc="4F421E4C">
+      <w:start w:val="1"/>
+      <w:numFmt w:val="decimal"/>
+      <w:lvlText w:val="%1."/>
+      <w:lvlJc w:val="left"/>
+      <w:pPr>
+        <w:ind w:left="540" w:hanging="300"/>
+      </w:pPr>
+    </w:lvl>
+    <w:lvl w:ilvl="1" w:tplc="A5EA75F2">
+      <w:numFmt w:val="decimal"/>
+      <w:lvlText w:val=""/>
+      <w:lvlJc w:val="left"/>
+    </w:lvl>
+    <w:lvl w:ilvl="2" w:tplc="595A2D38">
+      <w:numFmt w:val="decimal"/>
+      <w:lvlText w:val=""/>
+      <w:lvlJc w:val="left"/>
+    </w:lvl>
+    <w:lvl w:ilvl="3" w:tplc="06D20EFA">
+      <w:numFmt w:val="decimal"/>
+      <w:lvlText w:val=""/>
+      <w:lvlJc w:val="left"/>
+    </w:lvl>
+    <w:lvl w:ilvl="4" w:tplc="F35CB606">
+      <w:numFmt w:val="decimal"/>
+      <w:lvlText w:val=""/>
+      <w:lvlJc w:val="left"/>
+    </w:lvl>
+    <w:lvl w:ilvl="5" w:tplc="9EAA8514">
+      <w:numFmt w:val="decimal"/>
+      <w:lvlText w:val=""/>
+      <w:lvlJc w:val="left"/>
+    </w:lvl>
+    <w:lvl w:ilvl="6" w:tplc="C382028A">
+      <w:numFmt w:val="decimal"/>
+      <w:lvlText w:val=""/>
+      <w:lvlJc w:val="left"/>
+    </w:lvl>
+    <w:lvl w:ilvl="7" w:tplc="E8F82004">
+      <w:numFmt w:val="decimal"/>
+      <w:lvlText w:val=""/>
+      <w:lvlJc w:val="left"/>
+    </w:lvl>
+    <w:lvl w:ilvl="8" w:tplc="99748D26">
       <w:numFmt w:val="decimal"/>
       <w:lvlText w:val=""/>
       <w:lvlJc w:val="left"/>
     </w:lvl>
   </w:abstractNum>
   <w:abstractNum w:abstractNumId="3" w15:restartNumberingAfterBreak="0">
-    <w:nsid w:val="6CBE71DA"/>
+    <w:nsid w:val="36AA4DF7"/>
     <w:multiLevelType w:val="hybridMultilevel"/>
-    <w:tmpl w:val="26D28970"/>
-    <w:lvl w:ilvl="0" w:tplc="19C04BAE">
+    <w:tmpl w:val="E0024DDE"/>
+    <w:lvl w:ilvl="0" w:tplc="BFF22C96" w:tentative="1">
+      <w:start w:val="1"/>
+      <w:numFmt w:val="bullet"/>
+      <w:lvlText w:val="●"/>
+      <w:lvlJc w:val="left"/>
+      <w:pPr>
+        <w:ind w:left="720" w:hanging="360"/>
+      </w:pPr>
+    </w:lvl>
+    <w:lvl w:ilvl="1" w:tplc="E190E9E8" w:tentative="1">
+      <w:start w:val="1"/>
+      <w:numFmt w:val="bullet"/>
+      <w:lvlText w:val="○"/>
+      <w:lvlJc w:val="left"/>
+      <w:pPr>
+        <w:ind w:left="1440" w:hanging="360"/>
+      </w:pPr>
+    </w:lvl>
+    <w:lvl w:ilvl="2" w:tplc="0AB4F40E" w:tentative="1">
+      <w:start w:val="1"/>
+      <w:numFmt w:val="bullet"/>
+      <w:lvlText w:val="■"/>
+      <w:lvlJc w:val="left"/>
+      <w:pPr>
+        <w:ind w:left="2160" w:hanging="360"/>
+      </w:pPr>
+    </w:lvl>
+    <w:lvl w:ilvl="3" w:tplc="802EF218" w:tentative="1">
+      <w:start w:val="1"/>
+      <w:numFmt w:val="bullet"/>
+      <w:lvlText w:val="●"/>
+      <w:lvlJc w:val="left"/>
+      <w:pPr>
+        <w:ind w:left="2880" w:hanging="360"/>
+      </w:pPr>
+    </w:lvl>
+    <w:lvl w:ilvl="4" w:tplc="3E1C2B3E" w:tentative="1">
+      <w:start w:val="1"/>
+      <w:numFmt w:val="bullet"/>
+      <w:lvlText w:val="○"/>
+      <w:lvlJc w:val="left"/>
+      <w:pPr>
+        <w:ind w:left="3600" w:hanging="360"/>
+      </w:pPr>
+    </w:lvl>
+    <w:lvl w:ilvl="5" w:tplc="52506148" w:tentative="1">
+      <w:start w:val="1"/>
+      <w:numFmt w:val="bullet"/>
+      <w:lvlText w:val="■"/>
+      <w:lvlJc w:val="left"/>
+      <w:pPr>
+        <w:ind w:left="4320" w:hanging="360"/>
+      </w:pPr>
+    </w:lvl>
+    <w:lvl w:ilvl="6" w:tplc="9B768966" w:tentative="1">
+      <w:start w:val="1"/>
+      <w:numFmt w:val="bullet"/>
+      <w:lvlText w:val="●"/>
+      <w:lvlJc w:val="left"/>
+      <w:pPr>
+        <w:ind w:left="5040" w:hanging="360"/>
+      </w:pPr>
+    </w:lvl>
+    <w:lvl w:ilvl="7" w:tplc="B8565082" w:tentative="1">
+      <w:start w:val="1"/>
+      <w:numFmt w:val="bullet"/>
+      <w:lvlText w:val="●"/>
+      <w:lvlJc w:val="left"/>
+      <w:pPr>
+        <w:ind w:left="5760" w:hanging="360"/>
+      </w:pPr>
+    </w:lvl>
+    <w:lvl w:ilvl="8" w:tplc="004A7AD2" w:tentative="1">
+      <w:start w:val="1"/>
+      <w:numFmt w:val="bullet"/>
+      <w:lvlText w:val="●"/>
+      <w:lvlJc w:val="left"/>
+      <w:pPr>
+        <w:ind w:left="6480" w:hanging="360"/>
+      </w:pPr>
+    </w:lvl>
+  </w:abstractNum>
+  <w:abstractNum w:abstractNumId="4" w15:restartNumberingAfterBreak="0">
+    <w:nsid w:val="65180E07"/>
+    <w:multiLevelType w:val="hybridMultilevel"/>
+    <w:tmpl w:val="B978C686"/>
+    <w:lvl w:ilvl="0" w:tplc="A7D29740">
       <w:start w:val="1"/>
       <w:numFmt w:val="bullet"/>
       <w:lvlText w:val="•"/>
@@ -17782,7 +19846,7 @@
         <w:ind w:left="540" w:hanging="270"/>
       </w:pPr>
     </w:lvl>
-    <w:lvl w:ilvl="1" w:tplc="EB1C58B0" w:tentative="1">
+    <w:lvl w:ilvl="1" w:tplc="F6F60444" w:tentative="1">
       <w:start w:val="1"/>
       <w:numFmt w:val="bullet"/>
       <w:lvlText w:val="◦"/>
@@ -17791,101 +19855,47 @@
         <w:ind w:left="1080" w:hanging="270"/>
       </w:pPr>
     </w:lvl>
-    <w:lvl w:ilvl="2" w:tplc="F03839F6">
+    <w:lvl w:ilvl="2" w:tplc="FEE8BB0C">
       <w:numFmt w:val="decimal"/>
       <w:lvlText w:val=""/>
       <w:lvlJc w:val="left"/>
     </w:lvl>
-    <w:lvl w:ilvl="3" w:tplc="16CE1C12">
+    <w:lvl w:ilvl="3" w:tplc="2D3A83C2">
       <w:numFmt w:val="decimal"/>
       <w:lvlText w:val=""/>
       <w:lvlJc w:val="left"/>
     </w:lvl>
-    <w:lvl w:ilvl="4" w:tplc="5606AD02">
+    <w:lvl w:ilvl="4" w:tplc="3DCE66CC">
       <w:numFmt w:val="decimal"/>
       <w:lvlText w:val=""/>
       <w:lvlJc w:val="left"/>
     </w:lvl>
-    <w:lvl w:ilvl="5" w:tplc="DA2C7964">
+    <w:lvl w:ilvl="5" w:tplc="335A81AE">
       <w:numFmt w:val="decimal"/>
       <w:lvlText w:val=""/>
       <w:lvlJc w:val="left"/>
     </w:lvl>
-    <w:lvl w:ilvl="6" w:tplc="5484DDB6">
+    <w:lvl w:ilvl="6" w:tplc="80CED3C8">
       <w:numFmt w:val="decimal"/>
       <w:lvlText w:val=""/>
       <w:lvlJc w:val="left"/>
     </w:lvl>
-    <w:lvl w:ilvl="7" w:tplc="51C2EB38">
+    <w:lvl w:ilvl="7" w:tplc="354CFBDE">
       <w:numFmt w:val="decimal"/>
       <w:lvlText w:val=""/>
       <w:lvlJc w:val="left"/>
     </w:lvl>
-    <w:lvl w:ilvl="8" w:tplc="578C1D70">
-      <w:numFmt w:val="decimal"/>
-      <w:lvlText w:val=""/>
-      <w:lvlJc w:val="left"/>
-    </w:lvl>
-  </w:abstractNum>
-  <w:abstractNum w:abstractNumId="4" w15:restartNumberingAfterBreak="0">
-    <w:nsid w:val="767B0F0A"/>
-    <w:multiLevelType w:val="hybridMultilevel"/>
-    <w:tmpl w:val="5E04142A"/>
-    <w:lvl w:ilvl="0" w:tplc="D554880E">
-      <w:start w:val="1"/>
-      <w:numFmt w:val="decimal"/>
-      <w:lvlText w:val="%1."/>
-      <w:lvlJc w:val="left"/>
-      <w:pPr>
-        <w:ind w:left="540" w:hanging="300"/>
-      </w:pPr>
-    </w:lvl>
-    <w:lvl w:ilvl="1" w:tplc="0EF2C140">
-      <w:numFmt w:val="decimal"/>
-      <w:lvlText w:val=""/>
-      <w:lvlJc w:val="left"/>
-    </w:lvl>
-    <w:lvl w:ilvl="2" w:tplc="68EC7BE8">
-      <w:numFmt w:val="decimal"/>
-      <w:lvlText w:val=""/>
-      <w:lvlJc w:val="left"/>
-    </w:lvl>
-    <w:lvl w:ilvl="3" w:tplc="F942ED72">
-      <w:numFmt w:val="decimal"/>
-      <w:lvlText w:val=""/>
-      <w:lvlJc w:val="left"/>
-    </w:lvl>
-    <w:lvl w:ilvl="4" w:tplc="E4264778">
-      <w:numFmt w:val="decimal"/>
-      <w:lvlText w:val=""/>
-      <w:lvlJc w:val="left"/>
-    </w:lvl>
-    <w:lvl w:ilvl="5" w:tplc="1A78DE3A">
-      <w:numFmt w:val="decimal"/>
-      <w:lvlText w:val=""/>
-      <w:lvlJc w:val="left"/>
-    </w:lvl>
-    <w:lvl w:ilvl="6" w:tplc="DC0692E8">
-      <w:numFmt w:val="decimal"/>
-      <w:lvlText w:val=""/>
-      <w:lvlJc w:val="left"/>
-    </w:lvl>
-    <w:lvl w:ilvl="7" w:tplc="661CCAF2">
-      <w:numFmt w:val="decimal"/>
-      <w:lvlText w:val=""/>
-      <w:lvlJc w:val="left"/>
-    </w:lvl>
-    <w:lvl w:ilvl="8" w:tplc="4DC26EFC">
+    <w:lvl w:ilvl="8" w:tplc="29E20AF2">
       <w:numFmt w:val="decimal"/>
       <w:lvlText w:val=""/>
       <w:lvlJc w:val="left"/>
     </w:lvl>
   </w:abstractNum>
   <w:abstractNum w:abstractNumId="5" w15:restartNumberingAfterBreak="0">
-    <w:nsid w:val="7EDD2696"/>
+    <w:nsid w:val="6F3D4624"/>
     <w:multiLevelType w:val="hybridMultilevel"/>
-    <w:tmpl w:val="002E1CF2"/>
-    <w:lvl w:ilvl="0" w:tplc="F20A05D6">
+    <w:tmpl w:val="4894B5A6"/>
+    <w:lvl w:ilvl="0" w:tplc="23F6D56A" w:tentative="1">
       <w:start w:val="1"/>
       <w:numFmt w:val="decimal"/>
       <w:lvlText w:val="%1."/>
@@ -17894,73 +19904,73 @@
         <w:ind w:left="540" w:hanging="300"/>
       </w:pPr>
     </w:lvl>
-    <w:lvl w:ilvl="1" w:tplc="3C0C254E">
+    <w:lvl w:ilvl="1" w:tplc="E048EB02">
       <w:numFmt w:val="decimal"/>
       <w:lvlText w:val=""/>
       <w:lvlJc w:val="left"/>
     </w:lvl>
-    <w:lvl w:ilvl="2" w:tplc="A9DA9798">
+    <w:lvl w:ilvl="2" w:tplc="3EBC4612">
       <w:numFmt w:val="decimal"/>
       <w:lvlText w:val=""/>
       <w:lvlJc w:val="left"/>
     </w:lvl>
-    <w:lvl w:ilvl="3" w:tplc="42867F94">
+    <w:lvl w:ilvl="3" w:tplc="7AAA57AC">
       <w:numFmt w:val="decimal"/>
       <w:lvlText w:val=""/>
       <w:lvlJc w:val="left"/>
     </w:lvl>
-    <w:lvl w:ilvl="4" w:tplc="D26AB4E4">
+    <w:lvl w:ilvl="4" w:tplc="D09479FA">
       <w:numFmt w:val="decimal"/>
       <w:lvlText w:val=""/>
       <w:lvlJc w:val="left"/>
     </w:lvl>
-    <w:lvl w:ilvl="5" w:tplc="12940F1E">
+    <w:lvl w:ilvl="5" w:tplc="E1FC157A">
       <w:numFmt w:val="decimal"/>
       <w:lvlText w:val=""/>
       <w:lvlJc w:val="left"/>
     </w:lvl>
-    <w:lvl w:ilvl="6" w:tplc="53E88444">
+    <w:lvl w:ilvl="6" w:tplc="4168B318">
       <w:numFmt w:val="decimal"/>
       <w:lvlText w:val=""/>
       <w:lvlJc w:val="left"/>
     </w:lvl>
-    <w:lvl w:ilvl="7" w:tplc="C7B6398A">
+    <w:lvl w:ilvl="7" w:tplc="519E9B2C">
       <w:numFmt w:val="decimal"/>
       <w:lvlText w:val=""/>
       <w:lvlJc w:val="left"/>
     </w:lvl>
-    <w:lvl w:ilvl="8" w:tplc="C2C46A86">
+    <w:lvl w:ilvl="8" w:tplc="81AC45E4">
       <w:numFmt w:val="decimal"/>
       <w:lvlText w:val=""/>
       <w:lvlJc w:val="left"/>
     </w:lvl>
   </w:abstractNum>
-  <w:num w:numId="1" w16cid:durableId="2109882713">
+  <w:num w:numId="1" w16cid:durableId="1610967299">
+    <w:abstractNumId w:val="3"/>
+    <w:lvlOverride w:ilvl="0">
+      <w:startOverride w:val="1"/>
+    </w:lvlOverride>
+  </w:num>
+  <w:num w:numId="2" w16cid:durableId="1175462706">
+    <w:abstractNumId w:val="4"/>
+    <w:lvlOverride w:ilvl="0">
+      <w:startOverride w:val="1"/>
+    </w:lvlOverride>
+  </w:num>
+  <w:num w:numId="3" w16cid:durableId="1530947579">
+    <w:abstractNumId w:val="2"/>
+    <w:lvlOverride w:ilvl="0">
+      <w:startOverride w:val="1"/>
+    </w:lvlOverride>
+  </w:num>
+  <w:num w:numId="4" w16cid:durableId="1584215827">
     <w:abstractNumId w:val="1"/>
     <w:lvlOverride w:ilvl="0">
       <w:startOverride w:val="1"/>
     </w:lvlOverride>
   </w:num>
-  <w:num w:numId="2" w16cid:durableId="1553495854">
-    <w:abstractNumId w:val="3"/>
-    <w:lvlOverride w:ilvl="0">
-      <w:startOverride w:val="1"/>
-    </w:lvlOverride>
-  </w:num>
-  <w:num w:numId="3" w16cid:durableId="422721459">
+  <w:num w:numId="5" w16cid:durableId="1294405293">
     <w:abstractNumId w:val="0"/>
-    <w:lvlOverride w:ilvl="0">
-      <w:startOverride w:val="1"/>
-    </w:lvlOverride>
-  </w:num>
-  <w:num w:numId="4" w16cid:durableId="1041367703">
-    <w:abstractNumId w:val="5"/>
-    <w:lvlOverride w:ilvl="0">
-      <w:startOverride w:val="1"/>
-    </w:lvlOverride>
-  </w:num>
-  <w:num w:numId="5" w16cid:durableId="1866359637">
-    <w:abstractNumId w:val="4"/>
     <w:lvlOverride w:ilvl="0">
       <w:startOverride w:val="1"/>
     </w:lvlOverride>
@@ -18599,7 +20609,7 @@
     <w:autoRedefine/>
     <w:uiPriority w:val="39"/>
     <w:unhideWhenUsed/>
-    <w:rsid w:val="0039396E"/>
+    <w:rsid w:val="008256D6"/>
     <w:pPr>
       <w:spacing w:after="100"/>
     </w:pPr>
@@ -18611,7 +20621,7 @@
     <w:autoRedefine/>
     <w:uiPriority w:val="39"/>
     <w:unhideWhenUsed/>
-    <w:rsid w:val="0039396E"/>
+    <w:rsid w:val="008256D6"/>
     <w:pPr>
       <w:spacing w:after="100"/>
       <w:ind w:left="220"/>
